--- a/3-能力管理/流程制度规范类文件/030101-运维服务能力管理制度.docx
+++ b/3-能力管理/流程制度规范类文件/030101-运维服务能力管理制度.docx
@@ -1,14 +1,13 @@
 
 <file path=word/document.xml><?xml version="1.0" encoding="utf-8"?>
-<w:document xmlns:wpc="http://schemas.microsoft.com/office/word/2010/wordprocessingCanvas" xmlns:mc="http://schemas.openxmlformats.org/markup-compatibility/2006" xmlns:o="urn:schemas-microsoft-com:office:office" xmlns:r="http://schemas.openxmlformats.org/officeDocument/2006/relationships" xmlns:m="http://schemas.openxmlformats.org/officeDocument/2006/math" xmlns:v="urn:schemas-microsoft-com:vml" xmlns:wp14="http://schemas.microsoft.com/office/word/2010/wordprocessingDrawing" xmlns:wp="http://schemas.openxmlformats.org/drawingml/2006/wordprocessingDrawing" xmlns:w10="urn:schemas-microsoft-com:office:word" xmlns:w="http://schemas.openxmlformats.org/wordprocessingml/2006/main" xmlns:w14="http://schemas.microsoft.com/office/word/2010/wordml" xmlns:w15="http://schemas.microsoft.com/office/word/2012/wordml" xmlns:wne="http://schemas.microsoft.com/office/word/2006/wordml" xmlns:wpg="http://schemas.microsoft.com/office/word/2010/wordprocessingGroup" xmlns:wpi="http://schemas.microsoft.com/office/word/2010/wordprocessingInk" xmlns:wps="http://schemas.microsoft.com/office/word/2010/wordprocessingShape" mc:Ignorable="w14 w15 wp14">
-  <!-- Generated by Aspose.Words for .NET 13.3.0.1 -->
+<w:document xmlns:wpc="http://schemas.microsoft.com/office/word/2010/wordprocessingCanvas" xmlns:mc="http://schemas.openxmlformats.org/markup-compatibility/2006" xmlns:o="urn:schemas-microsoft-com:office:office" xmlns:r="http://schemas.openxmlformats.org/officeDocument/2006/relationships" xmlns:m="http://schemas.openxmlformats.org/officeDocument/2006/math" xmlns:v="urn:schemas-microsoft-com:vml" xmlns:wp14="http://schemas.microsoft.com/office/word/2010/wordprocessingDrawing" xmlns:wp="http://schemas.openxmlformats.org/drawingml/2006/wordprocessingDrawing" xmlns:w="http://schemas.openxmlformats.org/wordprocessingml/2006/main" xmlns:w14="http://schemas.microsoft.com/office/word/2010/wordml" xmlns:w10="urn:schemas-microsoft-com:office:word" xmlns:w15="http://schemas.microsoft.com/office/word/2012/wordml" xmlns:wpg="http://schemas.microsoft.com/office/word/2010/wordprocessingGroup" xmlns:wpi="http://schemas.microsoft.com/office/word/2010/wordprocessingInk" xmlns:wne="http://schemas.microsoft.com/office/word/2006/wordml" xmlns:wps="http://schemas.microsoft.com/office/word/2010/wordprocessingShape" xmlns:wpsCustomData="http://www.wps.cn/officeDocument/2013/wpsCustomData" mc:Ignorable="w14 w15 wp14">
   <w:body>
     <w:p>
       <w:pPr>
         <w:spacing w:before="78" w:line="219" w:lineRule="auto"/>
         <w:ind w:left="25"/>
         <w:rPr>
-          <w:rFonts w:ascii="宋体" w:eastAsia="宋体" w:hAnsi="宋体" w:cs="宋体" w:hint="default"/>
+          <w:rFonts w:hint="default" w:ascii="宋体" w:hAnsi="宋体" w:eastAsia="宋体" w:cs="宋体"/>
           <w:sz w:val="24"/>
           <w:szCs w:val="24"/>
           <w:lang w:val="en-US" w:eastAsia="zh-CN"/>
@@ -16,7 +15,7 @@
       </w:pPr>
       <w:r>
         <w:rPr>
-          <w:rFonts w:ascii="宋体" w:eastAsia="宋体" w:hAnsi="宋体" w:cs="宋体"/>
+          <w:rFonts w:ascii="宋体" w:hAnsi="宋体" w:eastAsia="宋体" w:cs="宋体"/>
           <w:b/>
           <w:bCs/>
           <w:spacing w:val="-3"/>
@@ -27,7 +26,7 @@
       </w:r>
       <w:r>
         <w:rPr>
-          <w:rFonts w:ascii="宋体" w:eastAsia="宋体" w:hAnsi="宋体" w:cs="宋体" w:hint="eastAsia"/>
+          <w:rFonts w:hint="eastAsia" w:ascii="宋体" w:hAnsi="宋体" w:eastAsia="宋体" w:cs="宋体"/>
           <w:b/>
           <w:bCs/>
           <w:spacing w:val="-3"/>
@@ -39,7 +38,7 @@
       </w:r>
       <w:r>
         <w:rPr>
-          <w:rFonts w:ascii="宋体" w:eastAsia="宋体" w:hAnsi="宋体" w:cs="宋体"/>
+          <w:rFonts w:ascii="宋体" w:hAnsi="宋体" w:eastAsia="宋体" w:cs="宋体"/>
           <w:b/>
           <w:bCs/>
           <w:spacing w:val="-3"/>
@@ -50,7 +49,7 @@
       </w:r>
       <w:r>
         <w:rPr>
-          <w:rFonts w:ascii="宋体" w:eastAsia="宋体" w:hAnsi="宋体" w:cs="宋体" w:hint="eastAsia"/>
+          <w:rFonts w:hint="eastAsia" w:ascii="宋体" w:hAnsi="宋体" w:eastAsia="宋体" w:cs="宋体"/>
           <w:b/>
           <w:bCs/>
           <w:spacing w:val="-3"/>
@@ -80,14 +79,14 @@
         <w:ind w:left="23"/>
         <w:textAlignment w:val="auto"/>
         <w:rPr>
-          <w:rFonts w:ascii="宋体" w:eastAsia="宋体" w:hAnsi="宋体" w:cs="宋体"/>
-          <w:sz w:val="24"/>
-          <w:szCs w:val="24"/>
-        </w:rPr>
-      </w:pPr>
-      <w:r>
-        <w:rPr>
-          <w:rFonts w:ascii="宋体" w:eastAsia="宋体" w:hAnsi="宋体" w:cs="宋体"/>
+          <w:rFonts w:ascii="宋体" w:hAnsi="宋体" w:eastAsia="宋体" w:cs="宋体"/>
+          <w:sz w:val="24"/>
+          <w:szCs w:val="24"/>
+        </w:rPr>
+      </w:pPr>
+      <w:r>
+        <w:rPr>
+          <w:rFonts w:ascii="宋体" w:hAnsi="宋体" w:eastAsia="宋体" w:cs="宋体"/>
           <w:b/>
           <w:bCs/>
           <w:spacing w:val="240"/>
@@ -99,7 +98,7 @@
       </w:r>
       <w:r>
         <w:rPr>
-          <w:rFonts w:ascii="宋体" w:eastAsia="宋体" w:hAnsi="宋体" w:cs="宋体"/>
+          <w:rFonts w:ascii="宋体" w:hAnsi="宋体" w:eastAsia="宋体" w:cs="宋体"/>
           <w:b/>
           <w:bCs/>
           <w:spacing w:val="0"/>
@@ -111,7 +110,7 @@
       </w:r>
       <w:r>
         <w:rPr>
-          <w:rFonts w:ascii="宋体" w:eastAsia="宋体" w:hAnsi="宋体" w:cs="宋体"/>
+          <w:rFonts w:ascii="宋体" w:hAnsi="宋体" w:eastAsia="宋体" w:cs="宋体"/>
           <w:b/>
           <w:bCs/>
           <w:spacing w:val="-5"/>
@@ -123,7 +122,7 @@
     </w:p>
     <w:p>
       <w:pPr>
-        <w:pStyle w:val="a"/>
+        <w:pStyle w:val="24"/>
         <w:bidi w:val="0"/>
       </w:pPr>
       <w:bookmarkStart w:id="0" w:name="_Toc24264"/>
@@ -138,7 +137,7 @@
     </w:p>
     <w:p>
       <w:pPr>
-        <w:pStyle w:val="a0"/>
+        <w:pStyle w:val="25"/>
         <w:bidi w:val="0"/>
         <w:rPr>
           <w:rFonts w:hint="default"/>
@@ -157,17 +156,18 @@
     </w:p>
     <w:tbl>
       <w:tblPr>
-        <w:tblStyle w:val="TableGrid"/>
+        <w:tblStyle w:val="21"/>
         <w:tblW w:w="0" w:type="auto"/>
         <w:tblInd w:w="2443" w:type="dxa"/>
         <w:tblBorders>
-          <w:top w:val="nil"/>
-          <w:left w:val="nil"/>
-          <w:bottom w:val="nil"/>
-          <w:right w:val="nil"/>
-          <w:insideH w:val="nil"/>
-          <w:insideV w:val="nil"/>
+          <w:top w:val="none" w:color="auto" w:sz="0" w:space="0"/>
+          <w:left w:val="none" w:color="auto" w:sz="0" w:space="0"/>
+          <w:bottom w:val="none" w:color="auto" w:sz="0" w:space="0"/>
+          <w:right w:val="none" w:color="auto" w:sz="0" w:space="0"/>
+          <w:insideH w:val="none" w:color="auto" w:sz="0" w:space="0"/>
+          <w:insideV w:val="none" w:color="auto" w:sz="0" w:space="0"/>
         </w:tblBorders>
+        <w:tblLayout w:type="autofit"/>
         <w:tblCellMar>
           <w:top w:w="0" w:type="dxa"/>
           <w:left w:w="108" w:type="dxa"/>
@@ -181,15 +181,13 @@
       </w:tblGrid>
       <w:tr>
         <w:tblPrEx>
-          <w:tblW w:w="0" w:type="auto"/>
-          <w:tblInd w:w="2443" w:type="dxa"/>
           <w:tblBorders>
-            <w:top w:val="nil"/>
-            <w:left w:val="nil"/>
-            <w:bottom w:val="nil"/>
-            <w:right w:val="nil"/>
-            <w:insideH w:val="nil"/>
-            <w:insideV w:val="nil"/>
+            <w:top w:val="none" w:color="auto" w:sz="0" w:space="0"/>
+            <w:left w:val="none" w:color="auto" w:sz="0" w:space="0"/>
+            <w:bottom w:val="none" w:color="auto" w:sz="0" w:space="0"/>
+            <w:right w:val="none" w:color="auto" w:sz="0" w:space="0"/>
+            <w:insideH w:val="none" w:color="auto" w:sz="0" w:space="0"/>
+            <w:insideV w:val="none" w:color="auto" w:sz="0" w:space="0"/>
           </w:tblBorders>
           <w:tblCellMar>
             <w:top w:w="0" w:type="dxa"/>
@@ -199,7 +197,7 @@
           </w:tblCellMar>
         </w:tblPrEx>
         <w:trPr>
-          <w:trHeight w:val="810"/>
+          <w:trHeight w:val="810" w:hRule="atLeast"/>
         </w:trPr>
         <w:tc>
           <w:tcPr>
@@ -224,7 +222,7 @@
             </w:r>
             <w:r>
               <w:rPr>
-                <w:rFonts w:asciiTheme="minorAscii" w:eastAsiaTheme="minorEastAsia" w:hAnsiTheme="minorAscii" w:hint="default"/>
+                <w:rFonts w:hint="default" w:asciiTheme="minorAscii" w:hAnsiTheme="minorAscii" w:eastAsiaTheme="minorEastAsia"/>
                 <w:spacing w:val="227"/>
                 <w:sz w:val="21"/>
                 <w:vertAlign w:val="baseline"/>
@@ -268,7 +266,7 @@
             </w:r>
             <w:r>
               <w:rPr>
-                <w:rFonts w:asciiTheme="minorAscii" w:eastAsiaTheme="minorEastAsia" w:hAnsiTheme="minorAscii" w:hint="eastAsia"/>
+                <w:rFonts w:hint="eastAsia" w:asciiTheme="minorAscii" w:hAnsiTheme="minorAscii" w:eastAsiaTheme="minorEastAsia"/>
                 <w:spacing w:val="227"/>
                 <w:sz w:val="21"/>
                 <w:vertAlign w:val="baseline"/>
@@ -290,8 +288,14 @@
       </w:tr>
       <w:tr>
         <w:tblPrEx>
-          <w:tblW w:w="0" w:type="auto"/>
-          <w:tblInd w:w="2443" w:type="dxa"/>
+          <w:tblBorders>
+            <w:top w:val="none" w:color="auto" w:sz="0" w:space="0"/>
+            <w:left w:val="none" w:color="auto" w:sz="0" w:space="0"/>
+            <w:bottom w:val="none" w:color="auto" w:sz="0" w:space="0"/>
+            <w:right w:val="none" w:color="auto" w:sz="0" w:space="0"/>
+            <w:insideH w:val="none" w:color="auto" w:sz="0" w:space="0"/>
+            <w:insideV w:val="none" w:color="auto" w:sz="0" w:space="0"/>
+          </w:tblBorders>
           <w:tblCellMar>
             <w:top w:w="0" w:type="dxa"/>
             <w:left w:w="108" w:type="dxa"/>
@@ -300,7 +304,7 @@
           </w:tblCellMar>
         </w:tblPrEx>
         <w:trPr>
-          <w:trHeight w:val="810"/>
+          <w:trHeight w:val="810" w:hRule="atLeast"/>
         </w:trPr>
         <w:tc>
           <w:tcPr>
@@ -311,7 +315,7 @@
             <w:pPr>
               <w:widowControl w:val="0"/>
               <w:rPr>
-                <w:rFonts w:ascii="Arial" w:eastAsia="Arial" w:hAnsi="Arial" w:cs="Arial" w:hint="eastAsia"/>
+                <w:rFonts w:hint="eastAsia" w:ascii="Arial" w:hAnsi="Arial" w:eastAsia="Arial" w:cs="Arial"/>
                 <w:snapToGrid w:val="0"/>
                 <w:color w:val="000000"/>
                 <w:kern w:val="0"/>
@@ -331,7 +335,7 @@
             </w:r>
             <w:r>
               <w:rPr>
-                <w:rFonts w:asciiTheme="minorAscii" w:eastAsiaTheme="minorEastAsia" w:hAnsiTheme="minorAscii" w:hint="default"/>
+                <w:rFonts w:hint="default" w:asciiTheme="minorAscii" w:hAnsiTheme="minorAscii" w:eastAsiaTheme="minorEastAsia"/>
                 <w:spacing w:val="227"/>
                 <w:sz w:val="21"/>
                 <w:vertAlign w:val="baseline"/>
@@ -372,7 +376,7 @@
             <w:pPr>
               <w:widowControl w:val="0"/>
               <w:rPr>
-                <w:rFonts w:ascii="Arial" w:eastAsia="Arial" w:hAnsi="Arial" w:cs="Arial" w:hint="eastAsia"/>
+                <w:rFonts w:hint="eastAsia" w:ascii="Arial" w:hAnsi="Arial" w:eastAsia="Arial" w:cs="Arial"/>
                 <w:snapToGrid w:val="0"/>
                 <w:color w:val="000000"/>
                 <w:kern w:val="0"/>
@@ -392,7 +396,7 @@
             </w:r>
             <w:r>
               <w:rPr>
-                <w:rFonts w:asciiTheme="minorAscii" w:eastAsiaTheme="minorEastAsia" w:hAnsiTheme="minorAscii" w:hint="eastAsia"/>
+                <w:rFonts w:hint="eastAsia" w:asciiTheme="minorAscii" w:hAnsiTheme="minorAscii" w:eastAsiaTheme="minorEastAsia"/>
                 <w:spacing w:val="227"/>
                 <w:sz w:val="21"/>
                 <w:vertAlign w:val="baseline"/>
@@ -414,8 +418,14 @@
       </w:tr>
       <w:tr>
         <w:tblPrEx>
-          <w:tblW w:w="0" w:type="auto"/>
-          <w:tblInd w:w="2443" w:type="dxa"/>
+          <w:tblBorders>
+            <w:top w:val="none" w:color="auto" w:sz="0" w:space="0"/>
+            <w:left w:val="none" w:color="auto" w:sz="0" w:space="0"/>
+            <w:bottom w:val="none" w:color="auto" w:sz="0" w:space="0"/>
+            <w:right w:val="none" w:color="auto" w:sz="0" w:space="0"/>
+            <w:insideH w:val="none" w:color="auto" w:sz="0" w:space="0"/>
+            <w:insideV w:val="none" w:color="auto" w:sz="0" w:space="0"/>
+          </w:tblBorders>
           <w:tblCellMar>
             <w:top w:w="0" w:type="dxa"/>
             <w:left w:w="108" w:type="dxa"/>
@@ -424,7 +434,7 @@
           </w:tblCellMar>
         </w:tblPrEx>
         <w:trPr>
-          <w:trHeight w:val="635"/>
+          <w:trHeight w:val="635" w:hRule="atLeast"/>
         </w:trPr>
         <w:tc>
           <w:tcPr>
@@ -449,7 +459,7 @@
             </w:r>
             <w:r>
               <w:rPr>
-                <w:rFonts w:asciiTheme="minorAscii" w:eastAsiaTheme="minorEastAsia" w:hAnsiTheme="minorAscii" w:hint="eastAsia"/>
+                <w:rFonts w:hint="eastAsia" w:asciiTheme="minorAscii" w:hAnsiTheme="minorAscii" w:eastAsiaTheme="minorEastAsia"/>
                 <w:spacing w:val="227"/>
                 <w:sz w:val="21"/>
                 <w:vertAlign w:val="baseline"/>
@@ -490,7 +500,7 @@
             </w:r>
             <w:r>
               <w:rPr>
-                <w:rFonts w:asciiTheme="minorAscii" w:eastAsiaTheme="minorEastAsia" w:hAnsiTheme="minorAscii" w:hint="eastAsia"/>
+                <w:rFonts w:hint="eastAsia" w:asciiTheme="minorAscii" w:hAnsiTheme="minorAscii" w:eastAsiaTheme="minorEastAsia"/>
                 <w:spacing w:val="227"/>
                 <w:sz w:val="21"/>
                 <w:vertAlign w:val="baseline"/>
@@ -521,14 +531,14 @@
         <w:spacing w:before="153" w:line="225" w:lineRule="auto"/>
         <w:ind w:left="3634"/>
         <w:rPr>
-          <w:rFonts w:ascii="宋体" w:eastAsia="宋体" w:hAnsi="宋体" w:cs="宋体"/>
+          <w:rFonts w:ascii="宋体" w:hAnsi="宋体" w:eastAsia="宋体" w:cs="宋体"/>
           <w:sz w:val="31"/>
           <w:szCs w:val="31"/>
         </w:rPr>
       </w:pPr>
       <w:r>
         <w:rPr>
-          <w:rFonts w:ascii="宋体" w:eastAsia="宋体" w:hAnsi="宋体" w:cs="宋体"/>
+          <w:rFonts w:ascii="宋体" w:hAnsi="宋体" w:eastAsia="宋体" w:cs="宋体"/>
           <w:b/>
           <w:bCs/>
           <w:spacing w:val="4"/>
@@ -540,16 +550,16 @@
     </w:p>
     <w:tbl>
       <w:tblPr>
-        <w:tblStyle w:val="TableNormal0"/>
+        <w:tblStyle w:val="26"/>
         <w:tblW w:w="8301" w:type="dxa"/>
         <w:tblInd w:w="2" w:type="dxa"/>
         <w:tblBorders>
-          <w:top w:val="single" w:sz="2" w:space="0" w:color="000000"/>
-          <w:left w:val="single" w:sz="2" w:space="0" w:color="000000"/>
-          <w:bottom w:val="single" w:sz="2" w:space="0" w:color="000000"/>
-          <w:right w:val="single" w:sz="2" w:space="0" w:color="000000"/>
-          <w:insideH w:val="single" w:sz="2" w:space="0" w:color="000000"/>
-          <w:insideV w:val="single" w:sz="2" w:space="0" w:color="000000"/>
+          <w:top w:val="single" w:color="000000" w:sz="2" w:space="0"/>
+          <w:left w:val="single" w:color="000000" w:sz="2" w:space="0"/>
+          <w:bottom w:val="single" w:color="000000" w:sz="2" w:space="0"/>
+          <w:right w:val="single" w:color="000000" w:sz="2" w:space="0"/>
+          <w:insideH w:val="single" w:color="000000" w:sz="2" w:space="0"/>
+          <w:insideV w:val="single" w:color="000000" w:sz="2" w:space="0"/>
         </w:tblBorders>
         <w:tblLayout w:type="fixed"/>
         <w:tblCellMar>
@@ -569,17 +579,14 @@
       </w:tblGrid>
       <w:tr>
         <w:tblPrEx>
-          <w:tblW w:w="8301" w:type="dxa"/>
-          <w:tblInd w:w="2" w:type="dxa"/>
           <w:tblBorders>
-            <w:top w:val="single" w:sz="2" w:space="0" w:color="000000"/>
-            <w:left w:val="single" w:sz="2" w:space="0" w:color="000000"/>
-            <w:bottom w:val="single" w:sz="2" w:space="0" w:color="000000"/>
-            <w:right w:val="single" w:sz="2" w:space="0" w:color="000000"/>
-            <w:insideH w:val="single" w:sz="2" w:space="0" w:color="000000"/>
-            <w:insideV w:val="single" w:sz="2" w:space="0" w:color="000000"/>
+            <w:top w:val="single" w:color="000000" w:sz="2" w:space="0"/>
+            <w:left w:val="single" w:color="000000" w:sz="2" w:space="0"/>
+            <w:bottom w:val="single" w:color="000000" w:sz="2" w:space="0"/>
+            <w:right w:val="single" w:color="000000" w:sz="2" w:space="0"/>
+            <w:insideH w:val="single" w:color="000000" w:sz="2" w:space="0"/>
+            <w:insideV w:val="single" w:color="000000" w:sz="2" w:space="0"/>
           </w:tblBorders>
-          <w:tblLayout w:type="fixed"/>
           <w:tblCellMar>
             <w:top w:w="0" w:type="dxa"/>
             <w:left w:w="0" w:type="dxa"/>
@@ -588,7 +595,7 @@
           </w:tblCellMar>
         </w:tblPrEx>
         <w:trPr>
-          <w:trHeight w:val="593"/>
+          <w:trHeight w:val="593" w:hRule="atLeast"/>
         </w:trPr>
         <w:tc>
           <w:tcPr>
@@ -599,14 +606,14 @@
               <w:spacing w:before="176" w:line="228" w:lineRule="auto"/>
               <w:ind w:left="607"/>
               <w:rPr>
-                <w:rFonts w:ascii="宋体" w:eastAsia="宋体" w:hAnsi="宋体" w:cs="宋体"/>
+                <w:rFonts w:ascii="宋体" w:hAnsi="宋体" w:eastAsia="宋体" w:cs="宋体"/>
                 <w:sz w:val="20"/>
                 <w:szCs w:val="20"/>
               </w:rPr>
             </w:pPr>
             <w:r>
               <w:rPr>
-                <w:rFonts w:ascii="宋体" w:eastAsia="宋体" w:hAnsi="宋体" w:cs="宋体"/>
+                <w:rFonts w:ascii="宋体" w:hAnsi="宋体" w:eastAsia="宋体" w:cs="宋体"/>
                 <w:spacing w:val="-14"/>
                 <w:sz w:val="20"/>
                 <w:szCs w:val="20"/>
@@ -624,14 +631,14 @@
               <w:spacing w:before="175" w:line="227" w:lineRule="auto"/>
               <w:ind w:left="253"/>
               <w:rPr>
-                <w:rFonts w:ascii="宋体" w:eastAsia="宋体" w:hAnsi="宋体" w:cs="宋体"/>
+                <w:rFonts w:ascii="宋体" w:hAnsi="宋体" w:eastAsia="宋体" w:cs="宋体"/>
                 <w:sz w:val="20"/>
                 <w:szCs w:val="20"/>
               </w:rPr>
             </w:pPr>
             <w:r>
               <w:rPr>
-                <w:rFonts w:ascii="宋体" w:eastAsia="宋体" w:hAnsi="宋体" w:cs="宋体"/>
+                <w:rFonts w:ascii="宋体" w:hAnsi="宋体" w:eastAsia="宋体" w:cs="宋体"/>
                 <w:spacing w:val="4"/>
                 <w:sz w:val="20"/>
                 <w:szCs w:val="20"/>
@@ -649,14 +656,14 @@
               <w:spacing w:before="175" w:line="228" w:lineRule="auto"/>
               <w:ind w:left="730"/>
               <w:rPr>
-                <w:rFonts w:ascii="宋体" w:eastAsia="宋体" w:hAnsi="宋体" w:cs="宋体"/>
+                <w:rFonts w:ascii="宋体" w:hAnsi="宋体" w:eastAsia="宋体" w:cs="宋体"/>
                 <w:sz w:val="20"/>
                 <w:szCs w:val="20"/>
               </w:rPr>
             </w:pPr>
             <w:r>
               <w:rPr>
-                <w:rFonts w:ascii="宋体" w:eastAsia="宋体" w:hAnsi="宋体" w:cs="宋体"/>
+                <w:rFonts w:ascii="宋体" w:hAnsi="宋体" w:eastAsia="宋体" w:cs="宋体"/>
                 <w:spacing w:val="7"/>
                 <w:sz w:val="20"/>
                 <w:szCs w:val="20"/>
@@ -674,14 +681,14 @@
               <w:spacing w:before="175" w:line="228" w:lineRule="auto"/>
               <w:ind w:left="310"/>
               <w:rPr>
-                <w:rFonts w:ascii="宋体" w:eastAsia="宋体" w:hAnsi="宋体" w:cs="宋体"/>
+                <w:rFonts w:ascii="宋体" w:hAnsi="宋体" w:eastAsia="宋体" w:cs="宋体"/>
                 <w:sz w:val="20"/>
                 <w:szCs w:val="20"/>
               </w:rPr>
             </w:pPr>
             <w:r>
               <w:rPr>
-                <w:rFonts w:ascii="宋体" w:eastAsia="宋体" w:hAnsi="宋体" w:cs="宋体"/>
+                <w:rFonts w:ascii="宋体" w:hAnsi="宋体" w:eastAsia="宋体" w:cs="宋体"/>
                 <w:spacing w:val="6"/>
                 <w:sz w:val="20"/>
                 <w:szCs w:val="20"/>
@@ -699,7 +706,7 @@
               <w:spacing w:before="175" w:line="228" w:lineRule="auto"/>
               <w:ind w:left="310"/>
               <w:rPr>
-                <w:rFonts w:ascii="宋体" w:eastAsia="宋体" w:hAnsi="宋体" w:cs="宋体" w:hint="eastAsia"/>
+                <w:rFonts w:hint="eastAsia" w:ascii="宋体" w:hAnsi="宋体" w:eastAsia="宋体" w:cs="宋体"/>
                 <w:spacing w:val="6"/>
                 <w:sz w:val="20"/>
                 <w:szCs w:val="20"/>
@@ -708,7 +715,7 @@
             </w:pPr>
             <w:r>
               <w:rPr>
-                <w:rFonts w:ascii="宋体" w:eastAsia="宋体" w:hAnsi="宋体" w:cs="宋体" w:hint="eastAsia"/>
+                <w:rFonts w:hint="eastAsia" w:ascii="宋体" w:hAnsi="宋体" w:eastAsia="宋体" w:cs="宋体"/>
                 <w:spacing w:val="6"/>
                 <w:sz w:val="20"/>
                 <w:szCs w:val="20"/>
@@ -727,14 +734,14 @@
               <w:spacing w:before="176" w:line="229" w:lineRule="auto"/>
               <w:ind w:left="311"/>
               <w:rPr>
-                <w:rFonts w:ascii="宋体" w:eastAsia="宋体" w:hAnsi="宋体" w:cs="宋体"/>
+                <w:rFonts w:ascii="宋体" w:hAnsi="宋体" w:eastAsia="宋体" w:cs="宋体"/>
                 <w:sz w:val="20"/>
                 <w:szCs w:val="20"/>
               </w:rPr>
             </w:pPr>
             <w:r>
               <w:rPr>
-                <w:rFonts w:ascii="宋体" w:eastAsia="宋体" w:hAnsi="宋体" w:cs="宋体"/>
+                <w:rFonts w:ascii="宋体" w:hAnsi="宋体" w:eastAsia="宋体" w:cs="宋体"/>
                 <w:spacing w:val="7"/>
                 <w:sz w:val="20"/>
                 <w:szCs w:val="20"/>
@@ -746,9 +753,14 @@
       </w:tr>
       <w:tr>
         <w:tblPrEx>
-          <w:tblW w:w="8301" w:type="dxa"/>
-          <w:tblInd w:w="2" w:type="dxa"/>
-          <w:tblLayout w:type="fixed"/>
+          <w:tblBorders>
+            <w:top w:val="single" w:color="000000" w:sz="2" w:space="0"/>
+            <w:left w:val="single" w:color="000000" w:sz="2" w:space="0"/>
+            <w:bottom w:val="single" w:color="000000" w:sz="2" w:space="0"/>
+            <w:right w:val="single" w:color="000000" w:sz="2" w:space="0"/>
+            <w:insideH w:val="single" w:color="000000" w:sz="2" w:space="0"/>
+            <w:insideV w:val="single" w:color="000000" w:sz="2" w:space="0"/>
+          </w:tblBorders>
           <w:tblCellMar>
             <w:top w:w="0" w:type="dxa"/>
             <w:left w:w="0" w:type="dxa"/>
@@ -757,7 +769,7 @@
           </w:tblCellMar>
         </w:tblPrEx>
         <w:trPr>
-          <w:trHeight w:val="556"/>
+          <w:trHeight w:val="556" w:hRule="atLeast"/>
         </w:trPr>
         <w:tc>
           <w:tcPr>
@@ -768,14 +780,14 @@
               <w:spacing w:before="173" w:line="267" w:lineRule="exact"/>
               <w:ind w:left="260"/>
               <w:rPr>
-                <w:rFonts w:ascii="宋体" w:eastAsia="宋体" w:hAnsi="宋体" w:cs="宋体"/>
+                <w:rFonts w:ascii="宋体" w:hAnsi="宋体" w:eastAsia="宋体" w:cs="宋体"/>
                 <w:sz w:val="20"/>
                 <w:szCs w:val="20"/>
               </w:rPr>
             </w:pPr>
             <w:r>
               <w:rPr>
-                <w:rFonts w:ascii="宋体" w:eastAsia="宋体" w:hAnsi="宋体" w:cs="宋体"/>
+                <w:rFonts w:ascii="宋体" w:hAnsi="宋体" w:eastAsia="宋体" w:cs="宋体"/>
                 <w:spacing w:val="3"/>
                 <w:position w:val="1"/>
                 <w:sz w:val="20"/>
@@ -794,14 +806,14 @@
               <w:spacing w:before="173" w:line="267" w:lineRule="exact"/>
               <w:ind w:left="248"/>
               <w:rPr>
-                <w:rFonts w:ascii="宋体" w:eastAsia="宋体" w:hAnsi="宋体" w:cs="宋体"/>
+                <w:rFonts w:ascii="宋体" w:hAnsi="宋体" w:eastAsia="宋体" w:cs="宋体"/>
                 <w:sz w:val="20"/>
                 <w:szCs w:val="20"/>
               </w:rPr>
             </w:pPr>
             <w:r>
               <w:rPr>
-                <w:rFonts w:ascii="宋体" w:eastAsia="宋体" w:hAnsi="宋体" w:cs="宋体"/>
+                <w:rFonts w:ascii="宋体" w:hAnsi="宋体" w:eastAsia="宋体" w:cs="宋体"/>
                 <w:spacing w:val="4"/>
                 <w:position w:val="1"/>
                 <w:sz w:val="20"/>
@@ -821,14 +833,14 @@
               <w:ind w:left="114"/>
               <w:jc w:val="center"/>
               <w:rPr>
-                <w:rFonts w:ascii="宋体" w:eastAsia="宋体" w:hAnsi="宋体" w:cs="宋体"/>
+                <w:rFonts w:ascii="宋体" w:hAnsi="宋体" w:eastAsia="宋体" w:cs="宋体"/>
                 <w:sz w:val="20"/>
                 <w:szCs w:val="20"/>
               </w:rPr>
             </w:pPr>
             <w:r>
               <w:rPr>
-                <w:rFonts w:ascii="宋体" w:eastAsia="宋体" w:hAnsi="宋体" w:cs="宋体"/>
+                <w:rFonts w:ascii="宋体" w:hAnsi="宋体" w:eastAsia="宋体" w:cs="宋体"/>
                 <w:spacing w:val="7"/>
                 <w:sz w:val="20"/>
                 <w:szCs w:val="20"/>
@@ -846,7 +858,7 @@
               <w:spacing w:before="172" w:line="228" w:lineRule="auto"/>
               <w:ind w:left="313"/>
               <w:rPr>
-                <w:rFonts w:ascii="宋体" w:eastAsia="宋体" w:hAnsi="宋体" w:cs="宋体" w:hint="eastAsia"/>
+                <w:rFonts w:hint="eastAsia" w:ascii="宋体" w:hAnsi="宋体" w:eastAsia="宋体" w:cs="宋体"/>
                 <w:sz w:val="20"/>
                 <w:szCs w:val="20"/>
                 <w:lang w:val="en-US" w:eastAsia="zh-CN"/>
@@ -874,7 +886,7 @@
               <w:spacing w:before="172" w:line="228" w:lineRule="auto"/>
               <w:ind w:left="313"/>
               <w:rPr>
-                <w:rFonts w:ascii="宋体" w:eastAsia="宋体" w:hAnsi="宋体" w:cs="宋体" w:hint="eastAsia"/>
+                <w:rFonts w:hint="eastAsia" w:ascii="宋体" w:hAnsi="宋体" w:eastAsia="宋体" w:cs="宋体"/>
                 <w:spacing w:val="5"/>
                 <w:sz w:val="20"/>
                 <w:szCs w:val="20"/>
@@ -882,7 +894,7 @@
             </w:pPr>
             <w:r>
               <w:rPr>
-                <w:rFonts w:ascii="宋体" w:eastAsia="宋体" w:hAnsi="宋体" w:cs="宋体" w:hint="eastAsia"/>
+                <w:rFonts w:hint="eastAsia" w:ascii="宋体" w:hAnsi="宋体" w:eastAsia="宋体" w:cs="宋体"/>
                 <w:spacing w:val="5"/>
                 <w:sz w:val="20"/>
                 <w:szCs w:val="20"/>
@@ -901,14 +913,14 @@
               <w:spacing w:before="173" w:line="229" w:lineRule="auto"/>
               <w:ind w:left="314"/>
               <w:rPr>
-                <w:rFonts w:ascii="宋体" w:eastAsia="宋体" w:hAnsi="宋体" w:cs="宋体"/>
+                <w:rFonts w:ascii="宋体" w:hAnsi="宋体" w:eastAsia="宋体" w:cs="宋体"/>
                 <w:sz w:val="20"/>
                 <w:szCs w:val="20"/>
               </w:rPr>
             </w:pPr>
             <w:r>
               <w:rPr>
-                <w:rFonts w:ascii="宋体" w:eastAsia="宋体" w:hAnsi="宋体" w:cs="宋体" w:hint="eastAsia"/>
+                <w:rFonts w:hint="eastAsia" w:ascii="宋体" w:hAnsi="宋体" w:eastAsia="宋体" w:cs="宋体"/>
                 <w:spacing w:val="6"/>
                 <w:sz w:val="20"/>
                 <w:szCs w:val="20"/>
@@ -921,9 +933,14 @@
       </w:tr>
       <w:tr>
         <w:tblPrEx>
-          <w:tblW w:w="8301" w:type="dxa"/>
-          <w:tblInd w:w="2" w:type="dxa"/>
-          <w:tblLayout w:type="fixed"/>
+          <w:tblBorders>
+            <w:top w:val="single" w:color="000000" w:sz="2" w:space="0"/>
+            <w:left w:val="single" w:color="000000" w:sz="2" w:space="0"/>
+            <w:bottom w:val="single" w:color="000000" w:sz="2" w:space="0"/>
+            <w:right w:val="single" w:color="000000" w:sz="2" w:space="0"/>
+            <w:insideH w:val="single" w:color="000000" w:sz="2" w:space="0"/>
+            <w:insideV w:val="single" w:color="000000" w:sz="2" w:space="0"/>
+          </w:tblBorders>
           <w:tblCellMar>
             <w:top w:w="0" w:type="dxa"/>
             <w:left w:w="0" w:type="dxa"/>
@@ -932,7 +949,7 @@
           </w:tblCellMar>
         </w:tblPrEx>
         <w:trPr>
-          <w:trHeight w:val="556"/>
+          <w:trHeight w:val="556" w:hRule="atLeast"/>
         </w:trPr>
         <w:tc>
           <w:tcPr>
@@ -940,7 +957,7 @@
           </w:tcPr>
           <w:p>
             <w:pPr>
-              <w:pStyle w:val="TableText"/>
+              <w:pStyle w:val="27"/>
             </w:pPr>
           </w:p>
         </w:tc>
@@ -950,7 +967,7 @@
           </w:tcPr>
           <w:p>
             <w:pPr>
-              <w:pStyle w:val="TableText"/>
+              <w:pStyle w:val="27"/>
             </w:pPr>
           </w:p>
         </w:tc>
@@ -960,7 +977,7 @@
           </w:tcPr>
           <w:p>
             <w:pPr>
-              <w:pStyle w:val="TableText"/>
+              <w:pStyle w:val="27"/>
             </w:pPr>
           </w:p>
         </w:tc>
@@ -992,16 +1009,21 @@
           </w:tcPr>
           <w:p>
             <w:pPr>
-              <w:pStyle w:val="TableText"/>
+              <w:pStyle w:val="27"/>
             </w:pPr>
           </w:p>
         </w:tc>
       </w:tr>
       <w:tr>
         <w:tblPrEx>
-          <w:tblW w:w="8301" w:type="dxa"/>
-          <w:tblInd w:w="2" w:type="dxa"/>
-          <w:tblLayout w:type="fixed"/>
+          <w:tblBorders>
+            <w:top w:val="single" w:color="000000" w:sz="2" w:space="0"/>
+            <w:left w:val="single" w:color="000000" w:sz="2" w:space="0"/>
+            <w:bottom w:val="single" w:color="000000" w:sz="2" w:space="0"/>
+            <w:right w:val="single" w:color="000000" w:sz="2" w:space="0"/>
+            <w:insideH w:val="single" w:color="000000" w:sz="2" w:space="0"/>
+            <w:insideV w:val="single" w:color="000000" w:sz="2" w:space="0"/>
+          </w:tblBorders>
           <w:tblCellMar>
             <w:top w:w="0" w:type="dxa"/>
             <w:left w:w="0" w:type="dxa"/>
@@ -1010,7 +1032,7 @@
           </w:tblCellMar>
         </w:tblPrEx>
         <w:trPr>
-          <w:trHeight w:val="556"/>
+          <w:trHeight w:val="556" w:hRule="atLeast"/>
         </w:trPr>
         <w:tc>
           <w:tcPr>
@@ -1018,7 +1040,7 @@
           </w:tcPr>
           <w:p>
             <w:pPr>
-              <w:pStyle w:val="TableText"/>
+              <w:pStyle w:val="27"/>
             </w:pPr>
           </w:p>
         </w:tc>
@@ -1028,7 +1050,7 @@
           </w:tcPr>
           <w:p>
             <w:pPr>
-              <w:pStyle w:val="TableText"/>
+              <w:pStyle w:val="27"/>
             </w:pPr>
           </w:p>
         </w:tc>
@@ -1038,7 +1060,7 @@
           </w:tcPr>
           <w:p>
             <w:pPr>
-              <w:pStyle w:val="TableText"/>
+              <w:pStyle w:val="27"/>
             </w:pPr>
           </w:p>
         </w:tc>
@@ -1070,16 +1092,21 @@
           </w:tcPr>
           <w:p>
             <w:pPr>
-              <w:pStyle w:val="TableText"/>
+              <w:pStyle w:val="27"/>
             </w:pPr>
           </w:p>
         </w:tc>
       </w:tr>
       <w:tr>
         <w:tblPrEx>
-          <w:tblW w:w="8301" w:type="dxa"/>
-          <w:tblInd w:w="2" w:type="dxa"/>
-          <w:tblLayout w:type="fixed"/>
+          <w:tblBorders>
+            <w:top w:val="single" w:color="000000" w:sz="2" w:space="0"/>
+            <w:left w:val="single" w:color="000000" w:sz="2" w:space="0"/>
+            <w:bottom w:val="single" w:color="000000" w:sz="2" w:space="0"/>
+            <w:right w:val="single" w:color="000000" w:sz="2" w:space="0"/>
+            <w:insideH w:val="single" w:color="000000" w:sz="2" w:space="0"/>
+            <w:insideV w:val="single" w:color="000000" w:sz="2" w:space="0"/>
+          </w:tblBorders>
           <w:tblCellMar>
             <w:top w:w="0" w:type="dxa"/>
             <w:left w:w="0" w:type="dxa"/>
@@ -1088,7 +1115,7 @@
           </w:tblCellMar>
         </w:tblPrEx>
         <w:trPr>
-          <w:trHeight w:val="557"/>
+          <w:trHeight w:val="557" w:hRule="atLeast"/>
         </w:trPr>
         <w:tc>
           <w:tcPr>
@@ -1096,7 +1123,7 @@
           </w:tcPr>
           <w:p>
             <w:pPr>
-              <w:pStyle w:val="TableText"/>
+              <w:pStyle w:val="27"/>
             </w:pPr>
           </w:p>
         </w:tc>
@@ -1106,7 +1133,7 @@
           </w:tcPr>
           <w:p>
             <w:pPr>
-              <w:pStyle w:val="TableText"/>
+              <w:pStyle w:val="27"/>
             </w:pPr>
           </w:p>
         </w:tc>
@@ -1116,7 +1143,7 @@
           </w:tcPr>
           <w:p>
             <w:pPr>
-              <w:pStyle w:val="TableText"/>
+              <w:pStyle w:val="27"/>
             </w:pPr>
           </w:p>
         </w:tc>
@@ -1126,7 +1153,7 @@
           </w:tcPr>
           <w:p>
             <w:pPr>
-              <w:pStyle w:val="TableText"/>
+              <w:pStyle w:val="27"/>
             </w:pPr>
           </w:p>
         </w:tc>
@@ -1136,7 +1163,7 @@
           </w:tcPr>
           <w:p>
             <w:pPr>
-              <w:pStyle w:val="TableText"/>
+              <w:pStyle w:val="27"/>
             </w:pPr>
           </w:p>
         </w:tc>
@@ -1146,16 +1173,21 @@
           </w:tcPr>
           <w:p>
             <w:pPr>
-              <w:pStyle w:val="TableText"/>
+              <w:pStyle w:val="27"/>
             </w:pPr>
           </w:p>
         </w:tc>
       </w:tr>
       <w:tr>
         <w:tblPrEx>
-          <w:tblW w:w="8301" w:type="dxa"/>
-          <w:tblInd w:w="2" w:type="dxa"/>
-          <w:tblLayout w:type="fixed"/>
+          <w:tblBorders>
+            <w:top w:val="single" w:color="000000" w:sz="2" w:space="0"/>
+            <w:left w:val="single" w:color="000000" w:sz="2" w:space="0"/>
+            <w:bottom w:val="single" w:color="000000" w:sz="2" w:space="0"/>
+            <w:right w:val="single" w:color="000000" w:sz="2" w:space="0"/>
+            <w:insideH w:val="single" w:color="000000" w:sz="2" w:space="0"/>
+            <w:insideV w:val="single" w:color="000000" w:sz="2" w:space="0"/>
+          </w:tblBorders>
           <w:tblCellMar>
             <w:top w:w="0" w:type="dxa"/>
             <w:left w:w="0" w:type="dxa"/>
@@ -1164,7 +1196,7 @@
           </w:tblCellMar>
         </w:tblPrEx>
         <w:trPr>
-          <w:trHeight w:val="556"/>
+          <w:trHeight w:val="556" w:hRule="atLeast"/>
         </w:trPr>
         <w:tc>
           <w:tcPr>
@@ -1172,7 +1204,7 @@
           </w:tcPr>
           <w:p>
             <w:pPr>
-              <w:pStyle w:val="TableText"/>
+              <w:pStyle w:val="27"/>
             </w:pPr>
           </w:p>
         </w:tc>
@@ -1182,7 +1214,7 @@
           </w:tcPr>
           <w:p>
             <w:pPr>
-              <w:pStyle w:val="TableText"/>
+              <w:pStyle w:val="27"/>
             </w:pPr>
           </w:p>
         </w:tc>
@@ -1192,7 +1224,7 @@
           </w:tcPr>
           <w:p>
             <w:pPr>
-              <w:pStyle w:val="TableText"/>
+              <w:pStyle w:val="27"/>
             </w:pPr>
           </w:p>
         </w:tc>
@@ -1202,7 +1234,7 @@
           </w:tcPr>
           <w:p>
             <w:pPr>
-              <w:pStyle w:val="TableText"/>
+              <w:pStyle w:val="27"/>
             </w:pPr>
           </w:p>
         </w:tc>
@@ -1212,7 +1244,7 @@
           </w:tcPr>
           <w:p>
             <w:pPr>
-              <w:pStyle w:val="TableText"/>
+              <w:pStyle w:val="27"/>
             </w:pPr>
           </w:p>
         </w:tc>
@@ -1222,16 +1254,21 @@
           </w:tcPr>
           <w:p>
             <w:pPr>
-              <w:pStyle w:val="TableText"/>
+              <w:pStyle w:val="27"/>
             </w:pPr>
           </w:p>
         </w:tc>
       </w:tr>
       <w:tr>
         <w:tblPrEx>
-          <w:tblW w:w="8301" w:type="dxa"/>
-          <w:tblInd w:w="2" w:type="dxa"/>
-          <w:tblLayout w:type="fixed"/>
+          <w:tblBorders>
+            <w:top w:val="single" w:color="000000" w:sz="2" w:space="0"/>
+            <w:left w:val="single" w:color="000000" w:sz="2" w:space="0"/>
+            <w:bottom w:val="single" w:color="000000" w:sz="2" w:space="0"/>
+            <w:right w:val="single" w:color="000000" w:sz="2" w:space="0"/>
+            <w:insideH w:val="single" w:color="000000" w:sz="2" w:space="0"/>
+            <w:insideV w:val="single" w:color="000000" w:sz="2" w:space="0"/>
+          </w:tblBorders>
           <w:tblCellMar>
             <w:top w:w="0" w:type="dxa"/>
             <w:left w:w="0" w:type="dxa"/>
@@ -1240,7 +1277,7 @@
           </w:tblCellMar>
         </w:tblPrEx>
         <w:trPr>
-          <w:trHeight w:val="561"/>
+          <w:trHeight w:val="561" w:hRule="atLeast"/>
         </w:trPr>
         <w:tc>
           <w:tcPr>
@@ -1248,7 +1285,7 @@
           </w:tcPr>
           <w:p>
             <w:pPr>
-              <w:pStyle w:val="TableText"/>
+              <w:pStyle w:val="27"/>
             </w:pPr>
           </w:p>
         </w:tc>
@@ -1258,7 +1295,7 @@
           </w:tcPr>
           <w:p>
             <w:pPr>
-              <w:pStyle w:val="TableText"/>
+              <w:pStyle w:val="27"/>
             </w:pPr>
           </w:p>
         </w:tc>
@@ -1268,7 +1305,7 @@
           </w:tcPr>
           <w:p>
             <w:pPr>
-              <w:pStyle w:val="TableText"/>
+              <w:pStyle w:val="27"/>
             </w:pPr>
           </w:p>
         </w:tc>
@@ -1278,7 +1315,7 @@
           </w:tcPr>
           <w:p>
             <w:pPr>
-              <w:pStyle w:val="TableText"/>
+              <w:pStyle w:val="27"/>
             </w:pPr>
           </w:p>
         </w:tc>
@@ -1288,7 +1325,7 @@
           </w:tcPr>
           <w:p>
             <w:pPr>
-              <w:pStyle w:val="TableText"/>
+              <w:pStyle w:val="27"/>
             </w:pPr>
           </w:p>
         </w:tc>
@@ -1298,7 +1335,7 @@
           </w:tcPr>
           <w:p>
             <w:pPr>
-              <w:pStyle w:val="TableText"/>
+              <w:pStyle w:val="27"/>
             </w:pPr>
           </w:p>
         </w:tc>
@@ -1312,7 +1349,7 @@
     <w:sdt>
       <w:sdtPr>
         <w:rPr>
-          <w:rFonts w:ascii="宋体" w:eastAsia="宋体" w:hAnsi="宋体" w:cs="Arial"/>
+          <w:rFonts w:ascii="宋体" w:hAnsi="宋体" w:eastAsia="宋体" w:cs="Arial"/>
           <w:snapToGrid w:val="0"/>
           <w:color w:val="000000"/>
           <w:kern w:val="0"/>
@@ -1328,7 +1365,7 @@
       </w:sdtPr>
       <w:sdtEndPr>
         <w:rPr>
-          <w:rFonts w:ascii="宋体" w:eastAsia="宋体" w:hAnsi="宋体" w:cs="宋体" w:hint="eastAsia"/>
+          <w:rFonts w:hint="eastAsia" w:ascii="宋体" w:hAnsi="宋体" w:eastAsia="宋体" w:cs="宋体"/>
           <w:snapToGrid w:val="0"/>
           <w:color w:val="000000"/>
           <w:kern w:val="0"/>
@@ -1341,17 +1378,17 @@
         <w:p>
           <w:pPr>
             <w:spacing w:before="0" w:beforeLines="0" w:after="0" w:afterLines="0" w:line="240" w:lineRule="auto"/>
-            <w:ind w:left="0" w:right="0" w:firstLine="0" w:leftChars="0" w:rightChars="0" w:firstLineChars="0"/>
+            <w:ind w:left="0" w:leftChars="0" w:right="0" w:rightChars="0" w:firstLine="0" w:firstLineChars="0"/>
             <w:jc w:val="center"/>
             <w:rPr>
-              <w:rFonts w:ascii="宋体" w:eastAsia="宋体" w:hAnsi="宋体" w:cs="宋体" w:hint="eastAsia"/>
+              <w:rFonts w:hint="eastAsia" w:ascii="宋体" w:hAnsi="宋体" w:eastAsia="宋体" w:cs="宋体"/>
               <w:sz w:val="24"/>
               <w:szCs w:val="24"/>
             </w:rPr>
           </w:pPr>
           <w:r>
             <w:rPr>
-              <w:rFonts w:ascii="宋体" w:eastAsia="宋体" w:hAnsi="宋体" w:cs="宋体" w:hint="eastAsia"/>
+              <w:rFonts w:hint="eastAsia" w:ascii="宋体" w:hAnsi="宋体" w:eastAsia="宋体" w:cs="宋体"/>
               <w:sz w:val="24"/>
               <w:szCs w:val="24"/>
             </w:rPr>
@@ -1360,14 +1397,14 @@
         </w:p>
         <w:p>
           <w:pPr>
-            <w:pStyle w:val="TOC1"/>
+            <w:pStyle w:val="16"/>
             <w:tabs>
               <w:tab w:val="right" w:leader="dot" w:pos="8306"/>
             </w:tabs>
           </w:pPr>
           <w:r>
             <w:rPr>
-              <w:rFonts w:ascii="宋体" w:eastAsia="宋体" w:hAnsi="宋体" w:cs="宋体" w:hint="eastAsia"/>
+              <w:rFonts w:hint="eastAsia" w:ascii="宋体" w:hAnsi="宋体" w:eastAsia="宋体" w:cs="宋体"/>
               <w:sz w:val="24"/>
               <w:szCs w:val="24"/>
             </w:rPr>
@@ -1375,7 +1412,7 @@
           </w:r>
           <w:r>
             <w:rPr>
-              <w:rFonts w:ascii="宋体" w:eastAsia="宋体" w:hAnsi="宋体" w:cs="宋体" w:hint="eastAsia"/>
+              <w:rFonts w:hint="eastAsia" w:ascii="宋体" w:hAnsi="宋体" w:eastAsia="宋体" w:cs="宋体"/>
               <w:sz w:val="24"/>
               <w:szCs w:val="24"/>
             </w:rPr>
@@ -1383,7 +1420,7 @@
           </w:r>
           <w:r>
             <w:rPr>
-              <w:rFonts w:ascii="宋体" w:eastAsia="宋体" w:hAnsi="宋体" w:cs="宋体" w:hint="eastAsia"/>
+              <w:rFonts w:hint="eastAsia" w:ascii="宋体" w:hAnsi="宋体" w:eastAsia="宋体" w:cs="宋体"/>
               <w:sz w:val="24"/>
               <w:szCs w:val="24"/>
             </w:rPr>
@@ -1391,21 +1428,21 @@
           </w:r>
           <w:r>
             <w:rPr>
-              <w:rFonts w:ascii="宋体" w:eastAsia="宋体" w:hAnsi="宋体" w:cs="宋体" w:hint="eastAsia"/>
+              <w:rFonts w:hint="eastAsia" w:ascii="宋体" w:hAnsi="宋体" w:eastAsia="宋体" w:cs="宋体"/>
               <w:szCs w:val="24"/>
             </w:rPr>
             <w:fldChar w:fldCharType="begin"/>
           </w:r>
           <w:r>
             <w:rPr>
-              <w:rFonts w:ascii="宋体" w:eastAsia="宋体" w:hAnsi="宋体" w:cs="宋体" w:hint="eastAsia"/>
+              <w:rFonts w:hint="eastAsia" w:ascii="宋体" w:hAnsi="宋体" w:eastAsia="宋体" w:cs="宋体"/>
               <w:szCs w:val="24"/>
             </w:rPr>
             <w:instrText xml:space="preserve"> HYPERLINK \l _Toc24264 </w:instrText>
           </w:r>
           <w:r>
             <w:rPr>
-              <w:rFonts w:ascii="宋体" w:eastAsia="宋体" w:hAnsi="宋体" w:cs="宋体" w:hint="eastAsia"/>
+              <w:rFonts w:hint="eastAsia" w:ascii="宋体" w:hAnsi="宋体" w:eastAsia="宋体" w:cs="宋体"/>
               <w:szCs w:val="24"/>
             </w:rPr>
             <w:fldChar w:fldCharType="separate"/>
@@ -1437,7 +1474,7 @@
           </w:r>
           <w:r>
             <w:rPr>
-              <w:rFonts w:ascii="宋体" w:eastAsia="宋体" w:hAnsi="宋体" w:cs="宋体" w:hint="eastAsia"/>
+              <w:rFonts w:hint="eastAsia" w:ascii="宋体" w:hAnsi="宋体" w:eastAsia="宋体" w:cs="宋体"/>
               <w:szCs w:val="24"/>
             </w:rPr>
             <w:fldChar w:fldCharType="end"/>
@@ -1445,28 +1482,28 @@
         </w:p>
         <w:p>
           <w:pPr>
-            <w:pStyle w:val="TOC1"/>
+            <w:pStyle w:val="16"/>
             <w:tabs>
               <w:tab w:val="right" w:leader="dot" w:pos="8306"/>
             </w:tabs>
           </w:pPr>
           <w:r>
             <w:rPr>
-              <w:rFonts w:ascii="宋体" w:eastAsia="宋体" w:hAnsi="宋体" w:cs="宋体" w:hint="eastAsia"/>
+              <w:rFonts w:hint="eastAsia" w:ascii="宋体" w:hAnsi="宋体" w:eastAsia="宋体" w:cs="宋体"/>
               <w:szCs w:val="24"/>
             </w:rPr>
             <w:fldChar w:fldCharType="begin"/>
           </w:r>
           <w:r>
             <w:rPr>
-              <w:rFonts w:ascii="宋体" w:eastAsia="宋体" w:hAnsi="宋体" w:cs="宋体" w:hint="eastAsia"/>
+              <w:rFonts w:hint="eastAsia" w:ascii="宋体" w:hAnsi="宋体" w:eastAsia="宋体" w:cs="宋体"/>
               <w:szCs w:val="24"/>
             </w:rPr>
             <w:instrText xml:space="preserve"> HYPERLINK \l _Toc15907 </w:instrText>
           </w:r>
           <w:r>
             <w:rPr>
-              <w:rFonts w:ascii="宋体" w:eastAsia="宋体" w:hAnsi="宋体" w:cs="宋体" w:hint="eastAsia"/>
+              <w:rFonts w:hint="eastAsia" w:ascii="宋体" w:hAnsi="宋体" w:eastAsia="宋体" w:cs="宋体"/>
               <w:szCs w:val="24"/>
             </w:rPr>
             <w:fldChar w:fldCharType="separate"/>
@@ -1498,7 +1535,7 @@
           </w:r>
           <w:r>
             <w:rPr>
-              <w:rFonts w:ascii="宋体" w:eastAsia="宋体" w:hAnsi="宋体" w:cs="宋体" w:hint="eastAsia"/>
+              <w:rFonts w:hint="eastAsia" w:ascii="宋体" w:hAnsi="宋体" w:eastAsia="宋体" w:cs="宋体"/>
               <w:szCs w:val="24"/>
             </w:rPr>
             <w:fldChar w:fldCharType="end"/>
@@ -1506,28 +1543,28 @@
         </w:p>
         <w:p>
           <w:pPr>
-            <w:pStyle w:val="TOC1"/>
+            <w:pStyle w:val="16"/>
             <w:tabs>
               <w:tab w:val="right" w:leader="dot" w:pos="8306"/>
             </w:tabs>
           </w:pPr>
           <w:r>
             <w:rPr>
-              <w:rFonts w:ascii="宋体" w:eastAsia="宋体" w:hAnsi="宋体" w:cs="宋体" w:hint="eastAsia"/>
+              <w:rFonts w:hint="eastAsia" w:ascii="宋体" w:hAnsi="宋体" w:eastAsia="宋体" w:cs="宋体"/>
               <w:szCs w:val="24"/>
             </w:rPr>
             <w:fldChar w:fldCharType="begin"/>
           </w:r>
           <w:r>
             <w:rPr>
-              <w:rFonts w:ascii="宋体" w:eastAsia="宋体" w:hAnsi="宋体" w:cs="宋体" w:hint="eastAsia"/>
+              <w:rFonts w:hint="eastAsia" w:ascii="宋体" w:hAnsi="宋体" w:eastAsia="宋体" w:cs="宋体"/>
               <w:szCs w:val="24"/>
             </w:rPr>
             <w:instrText xml:space="preserve"> HYPERLINK \l _Toc21611 </w:instrText>
           </w:r>
           <w:r>
             <w:rPr>
-              <w:rFonts w:ascii="宋体" w:eastAsia="宋体" w:hAnsi="宋体" w:cs="宋体" w:hint="eastAsia"/>
+              <w:rFonts w:hint="eastAsia" w:ascii="宋体" w:hAnsi="宋体" w:eastAsia="宋体" w:cs="宋体"/>
               <w:szCs w:val="24"/>
             </w:rPr>
             <w:fldChar w:fldCharType="separate"/>
@@ -1561,7 +1598,7 @@
           </w:r>
           <w:r>
             <w:rPr>
-              <w:rFonts w:ascii="宋体" w:eastAsia="宋体" w:hAnsi="宋体" w:cs="宋体" w:hint="eastAsia"/>
+              <w:rFonts w:hint="eastAsia" w:ascii="宋体" w:hAnsi="宋体" w:eastAsia="宋体" w:cs="宋体"/>
               <w:szCs w:val="24"/>
             </w:rPr>
             <w:fldChar w:fldCharType="end"/>
@@ -1569,28 +1606,28 @@
         </w:p>
         <w:p>
           <w:pPr>
-            <w:pStyle w:val="TOC1"/>
+            <w:pStyle w:val="16"/>
             <w:tabs>
               <w:tab w:val="right" w:leader="dot" w:pos="8306"/>
             </w:tabs>
           </w:pPr>
           <w:r>
             <w:rPr>
-              <w:rFonts w:ascii="宋体" w:eastAsia="宋体" w:hAnsi="宋体" w:cs="宋体" w:hint="eastAsia"/>
+              <w:rFonts w:hint="eastAsia" w:ascii="宋体" w:hAnsi="宋体" w:eastAsia="宋体" w:cs="宋体"/>
               <w:szCs w:val="24"/>
             </w:rPr>
             <w:fldChar w:fldCharType="begin"/>
           </w:r>
           <w:r>
             <w:rPr>
-              <w:rFonts w:ascii="宋体" w:eastAsia="宋体" w:hAnsi="宋体" w:cs="宋体" w:hint="eastAsia"/>
+              <w:rFonts w:hint="eastAsia" w:ascii="宋体" w:hAnsi="宋体" w:eastAsia="宋体" w:cs="宋体"/>
               <w:szCs w:val="24"/>
             </w:rPr>
             <w:instrText xml:space="preserve"> HYPERLINK \l _Toc25016 </w:instrText>
           </w:r>
           <w:r>
             <w:rPr>
-              <w:rFonts w:ascii="宋体" w:eastAsia="宋体" w:hAnsi="宋体" w:cs="宋体" w:hint="eastAsia"/>
+              <w:rFonts w:hint="eastAsia" w:ascii="宋体" w:hAnsi="宋体" w:eastAsia="宋体" w:cs="宋体"/>
               <w:szCs w:val="24"/>
             </w:rPr>
             <w:fldChar w:fldCharType="separate"/>
@@ -1629,7 +1666,7 @@
           </w:r>
           <w:r>
             <w:rPr>
-              <w:rFonts w:ascii="宋体" w:eastAsia="宋体" w:hAnsi="宋体" w:cs="宋体" w:hint="eastAsia"/>
+              <w:rFonts w:hint="eastAsia" w:ascii="宋体" w:hAnsi="宋体" w:eastAsia="宋体" w:cs="宋体"/>
               <w:szCs w:val="24"/>
             </w:rPr>
             <w:fldChar w:fldCharType="end"/>
@@ -1637,28 +1674,28 @@
         </w:p>
         <w:p>
           <w:pPr>
-            <w:pStyle w:val="TOC1"/>
+            <w:pStyle w:val="16"/>
             <w:tabs>
               <w:tab w:val="right" w:leader="dot" w:pos="8306"/>
             </w:tabs>
           </w:pPr>
           <w:r>
             <w:rPr>
-              <w:rFonts w:ascii="宋体" w:eastAsia="宋体" w:hAnsi="宋体" w:cs="宋体" w:hint="eastAsia"/>
+              <w:rFonts w:hint="eastAsia" w:ascii="宋体" w:hAnsi="宋体" w:eastAsia="宋体" w:cs="宋体"/>
               <w:szCs w:val="24"/>
             </w:rPr>
             <w:fldChar w:fldCharType="begin"/>
           </w:r>
           <w:r>
             <w:rPr>
-              <w:rFonts w:ascii="宋体" w:eastAsia="宋体" w:hAnsi="宋体" w:cs="宋体" w:hint="eastAsia"/>
+              <w:rFonts w:hint="eastAsia" w:ascii="宋体" w:hAnsi="宋体" w:eastAsia="宋体" w:cs="宋体"/>
               <w:szCs w:val="24"/>
             </w:rPr>
             <w:instrText xml:space="preserve"> HYPERLINK \l _Toc16856 </w:instrText>
           </w:r>
           <w:r>
             <w:rPr>
-              <w:rFonts w:ascii="宋体" w:eastAsia="宋体" w:hAnsi="宋体" w:cs="宋体" w:hint="eastAsia"/>
+              <w:rFonts w:hint="eastAsia" w:ascii="宋体" w:hAnsi="宋体" w:eastAsia="宋体" w:cs="宋体"/>
               <w:szCs w:val="24"/>
             </w:rPr>
             <w:fldChar w:fldCharType="separate"/>
@@ -1699,7 +1736,7 @@
           </w:r>
           <w:r>
             <w:rPr>
-              <w:rFonts w:ascii="宋体" w:eastAsia="宋体" w:hAnsi="宋体" w:cs="宋体" w:hint="eastAsia"/>
+              <w:rFonts w:hint="eastAsia" w:ascii="宋体" w:hAnsi="宋体" w:eastAsia="宋体" w:cs="宋体"/>
               <w:szCs w:val="24"/>
             </w:rPr>
             <w:fldChar w:fldCharType="end"/>
@@ -1707,28 +1744,28 @@
         </w:p>
         <w:p>
           <w:pPr>
-            <w:pStyle w:val="TOC1"/>
+            <w:pStyle w:val="16"/>
             <w:tabs>
               <w:tab w:val="right" w:leader="dot" w:pos="8306"/>
             </w:tabs>
           </w:pPr>
           <w:r>
             <w:rPr>
-              <w:rFonts w:ascii="宋体" w:eastAsia="宋体" w:hAnsi="宋体" w:cs="宋体" w:hint="eastAsia"/>
+              <w:rFonts w:hint="eastAsia" w:ascii="宋体" w:hAnsi="宋体" w:eastAsia="宋体" w:cs="宋体"/>
               <w:szCs w:val="24"/>
             </w:rPr>
             <w:fldChar w:fldCharType="begin"/>
           </w:r>
           <w:r>
             <w:rPr>
-              <w:rFonts w:ascii="宋体" w:eastAsia="宋体" w:hAnsi="宋体" w:cs="宋体" w:hint="eastAsia"/>
+              <w:rFonts w:hint="eastAsia" w:ascii="宋体" w:hAnsi="宋体" w:eastAsia="宋体" w:cs="宋体"/>
               <w:szCs w:val="24"/>
             </w:rPr>
             <w:instrText xml:space="preserve"> HYPERLINK \l _Toc24597 </w:instrText>
           </w:r>
           <w:r>
             <w:rPr>
-              <w:rFonts w:ascii="宋体" w:eastAsia="宋体" w:hAnsi="宋体" w:cs="宋体" w:hint="eastAsia"/>
+              <w:rFonts w:hint="eastAsia" w:ascii="宋体" w:hAnsi="宋体" w:eastAsia="宋体" w:cs="宋体"/>
               <w:szCs w:val="24"/>
             </w:rPr>
             <w:fldChar w:fldCharType="separate"/>
@@ -1767,7 +1804,7 @@
           </w:r>
           <w:r>
             <w:rPr>
-              <w:rFonts w:ascii="宋体" w:eastAsia="宋体" w:hAnsi="宋体" w:cs="宋体" w:hint="eastAsia"/>
+              <w:rFonts w:hint="eastAsia" w:ascii="宋体" w:hAnsi="宋体" w:eastAsia="宋体" w:cs="宋体"/>
               <w:szCs w:val="24"/>
             </w:rPr>
             <w:fldChar w:fldCharType="end"/>
@@ -1775,28 +1812,28 @@
         </w:p>
         <w:p>
           <w:pPr>
-            <w:pStyle w:val="TOC2"/>
+            <w:pStyle w:val="17"/>
             <w:tabs>
               <w:tab w:val="right" w:leader="dot" w:pos="8306"/>
             </w:tabs>
           </w:pPr>
           <w:r>
             <w:rPr>
-              <w:rFonts w:ascii="宋体" w:eastAsia="宋体" w:hAnsi="宋体" w:cs="宋体" w:hint="eastAsia"/>
+              <w:rFonts w:hint="eastAsia" w:ascii="宋体" w:hAnsi="宋体" w:eastAsia="宋体" w:cs="宋体"/>
               <w:szCs w:val="24"/>
             </w:rPr>
             <w:fldChar w:fldCharType="begin"/>
           </w:r>
           <w:r>
             <w:rPr>
-              <w:rFonts w:ascii="宋体" w:eastAsia="宋体" w:hAnsi="宋体" w:cs="宋体" w:hint="eastAsia"/>
+              <w:rFonts w:hint="eastAsia" w:ascii="宋体" w:hAnsi="宋体" w:eastAsia="宋体" w:cs="宋体"/>
               <w:szCs w:val="24"/>
             </w:rPr>
             <w:instrText xml:space="preserve"> HYPERLINK \l _Toc1394 </w:instrText>
           </w:r>
           <w:r>
             <w:rPr>
-              <w:rFonts w:ascii="宋体" w:eastAsia="宋体" w:hAnsi="宋体" w:cs="宋体" w:hint="eastAsia"/>
+              <w:rFonts w:hint="eastAsia" w:ascii="宋体" w:hAnsi="宋体" w:eastAsia="宋体" w:cs="宋体"/>
               <w:szCs w:val="24"/>
             </w:rPr>
             <w:fldChar w:fldCharType="separate"/>
@@ -1830,7 +1867,7 @@
           </w:r>
           <w:r>
             <w:rPr>
-              <w:rFonts w:ascii="宋体" w:eastAsia="宋体" w:hAnsi="宋体" w:cs="宋体" w:hint="eastAsia"/>
+              <w:rFonts w:hint="eastAsia" w:ascii="宋体" w:hAnsi="宋体" w:eastAsia="宋体" w:cs="宋体"/>
               <w:szCs w:val="24"/>
             </w:rPr>
             <w:fldChar w:fldCharType="end"/>
@@ -1838,28 +1875,28 @@
         </w:p>
         <w:p>
           <w:pPr>
-            <w:pStyle w:val="TOC2"/>
+            <w:pStyle w:val="17"/>
             <w:tabs>
               <w:tab w:val="right" w:leader="dot" w:pos="8306"/>
             </w:tabs>
           </w:pPr>
           <w:r>
             <w:rPr>
-              <w:rFonts w:ascii="宋体" w:eastAsia="宋体" w:hAnsi="宋体" w:cs="宋体" w:hint="eastAsia"/>
+              <w:rFonts w:hint="eastAsia" w:ascii="宋体" w:hAnsi="宋体" w:eastAsia="宋体" w:cs="宋体"/>
               <w:szCs w:val="24"/>
             </w:rPr>
             <w:fldChar w:fldCharType="begin"/>
           </w:r>
           <w:r>
             <w:rPr>
-              <w:rFonts w:ascii="宋体" w:eastAsia="宋体" w:hAnsi="宋体" w:cs="宋体" w:hint="eastAsia"/>
+              <w:rFonts w:hint="eastAsia" w:ascii="宋体" w:hAnsi="宋体" w:eastAsia="宋体" w:cs="宋体"/>
               <w:szCs w:val="24"/>
             </w:rPr>
             <w:instrText xml:space="preserve"> HYPERLINK \l _Toc8524 </w:instrText>
           </w:r>
           <w:r>
             <w:rPr>
-              <w:rFonts w:ascii="宋体" w:eastAsia="宋体" w:hAnsi="宋体" w:cs="宋体" w:hint="eastAsia"/>
+              <w:rFonts w:hint="eastAsia" w:ascii="宋体" w:hAnsi="宋体" w:eastAsia="宋体" w:cs="宋体"/>
               <w:szCs w:val="24"/>
             </w:rPr>
             <w:fldChar w:fldCharType="separate"/>
@@ -1893,7 +1930,7 @@
           </w:r>
           <w:r>
             <w:rPr>
-              <w:rFonts w:ascii="宋体" w:eastAsia="宋体" w:hAnsi="宋体" w:cs="宋体" w:hint="eastAsia"/>
+              <w:rFonts w:hint="eastAsia" w:ascii="宋体" w:hAnsi="宋体" w:eastAsia="宋体" w:cs="宋体"/>
               <w:szCs w:val="24"/>
             </w:rPr>
             <w:fldChar w:fldCharType="end"/>
@@ -1901,28 +1938,28 @@
         </w:p>
         <w:p>
           <w:pPr>
-            <w:pStyle w:val="TOC2"/>
+            <w:pStyle w:val="17"/>
             <w:tabs>
               <w:tab w:val="right" w:leader="dot" w:pos="8306"/>
             </w:tabs>
           </w:pPr>
           <w:r>
             <w:rPr>
-              <w:rFonts w:ascii="宋体" w:eastAsia="宋体" w:hAnsi="宋体" w:cs="宋体" w:hint="eastAsia"/>
+              <w:rFonts w:hint="eastAsia" w:ascii="宋体" w:hAnsi="宋体" w:eastAsia="宋体" w:cs="宋体"/>
               <w:szCs w:val="24"/>
             </w:rPr>
             <w:fldChar w:fldCharType="begin"/>
           </w:r>
           <w:r>
             <w:rPr>
-              <w:rFonts w:ascii="宋体" w:eastAsia="宋体" w:hAnsi="宋体" w:cs="宋体" w:hint="eastAsia"/>
+              <w:rFonts w:hint="eastAsia" w:ascii="宋体" w:hAnsi="宋体" w:eastAsia="宋体" w:cs="宋体"/>
               <w:szCs w:val="24"/>
             </w:rPr>
             <w:instrText xml:space="preserve"> HYPERLINK \l _Toc17757 </w:instrText>
           </w:r>
           <w:r>
             <w:rPr>
-              <w:rFonts w:ascii="宋体" w:eastAsia="宋体" w:hAnsi="宋体" w:cs="宋体" w:hint="eastAsia"/>
+              <w:rFonts w:hint="eastAsia" w:ascii="宋体" w:hAnsi="宋体" w:eastAsia="宋体" w:cs="宋体"/>
               <w:szCs w:val="24"/>
             </w:rPr>
             <w:fldChar w:fldCharType="separate"/>
@@ -1960,7 +1997,7 @@
           </w:r>
           <w:r>
             <w:rPr>
-              <w:rFonts w:ascii="宋体" w:eastAsia="宋体" w:hAnsi="宋体" w:cs="宋体" w:hint="eastAsia"/>
+              <w:rFonts w:hint="eastAsia" w:ascii="宋体" w:hAnsi="宋体" w:eastAsia="宋体" w:cs="宋体"/>
               <w:szCs w:val="24"/>
             </w:rPr>
             <w:fldChar w:fldCharType="end"/>
@@ -1968,28 +2005,28 @@
         </w:p>
         <w:p>
           <w:pPr>
-            <w:pStyle w:val="TOC2"/>
+            <w:pStyle w:val="17"/>
             <w:tabs>
               <w:tab w:val="right" w:leader="dot" w:pos="8306"/>
             </w:tabs>
           </w:pPr>
           <w:r>
             <w:rPr>
-              <w:rFonts w:ascii="宋体" w:eastAsia="宋体" w:hAnsi="宋体" w:cs="宋体" w:hint="eastAsia"/>
+              <w:rFonts w:hint="eastAsia" w:ascii="宋体" w:hAnsi="宋体" w:eastAsia="宋体" w:cs="宋体"/>
               <w:szCs w:val="24"/>
             </w:rPr>
             <w:fldChar w:fldCharType="begin"/>
           </w:r>
           <w:r>
             <w:rPr>
-              <w:rFonts w:ascii="宋体" w:eastAsia="宋体" w:hAnsi="宋体" w:cs="宋体" w:hint="eastAsia"/>
+              <w:rFonts w:hint="eastAsia" w:ascii="宋体" w:hAnsi="宋体" w:eastAsia="宋体" w:cs="宋体"/>
               <w:szCs w:val="24"/>
             </w:rPr>
             <w:instrText xml:space="preserve"> HYPERLINK \l _Toc24571 </w:instrText>
           </w:r>
           <w:r>
             <w:rPr>
-              <w:rFonts w:ascii="宋体" w:eastAsia="宋体" w:hAnsi="宋体" w:cs="宋体" w:hint="eastAsia"/>
+              <w:rFonts w:hint="eastAsia" w:ascii="宋体" w:hAnsi="宋体" w:eastAsia="宋体" w:cs="宋体"/>
               <w:szCs w:val="24"/>
             </w:rPr>
             <w:fldChar w:fldCharType="separate"/>
@@ -2027,7 +2064,7 @@
           </w:r>
           <w:r>
             <w:rPr>
-              <w:rFonts w:ascii="宋体" w:eastAsia="宋体" w:hAnsi="宋体" w:cs="宋体" w:hint="eastAsia"/>
+              <w:rFonts w:hint="eastAsia" w:ascii="宋体" w:hAnsi="宋体" w:eastAsia="宋体" w:cs="宋体"/>
               <w:szCs w:val="24"/>
             </w:rPr>
             <w:fldChar w:fldCharType="end"/>
@@ -2035,28 +2072,28 @@
         </w:p>
         <w:p>
           <w:pPr>
-            <w:pStyle w:val="TOC2"/>
+            <w:pStyle w:val="17"/>
             <w:tabs>
               <w:tab w:val="right" w:leader="dot" w:pos="8306"/>
             </w:tabs>
           </w:pPr>
           <w:r>
             <w:rPr>
-              <w:rFonts w:ascii="宋体" w:eastAsia="宋体" w:hAnsi="宋体" w:cs="宋体" w:hint="eastAsia"/>
+              <w:rFonts w:hint="eastAsia" w:ascii="宋体" w:hAnsi="宋体" w:eastAsia="宋体" w:cs="宋体"/>
               <w:szCs w:val="24"/>
             </w:rPr>
             <w:fldChar w:fldCharType="begin"/>
           </w:r>
           <w:r>
             <w:rPr>
-              <w:rFonts w:ascii="宋体" w:eastAsia="宋体" w:hAnsi="宋体" w:cs="宋体" w:hint="eastAsia"/>
+              <w:rFonts w:hint="eastAsia" w:ascii="宋体" w:hAnsi="宋体" w:eastAsia="宋体" w:cs="宋体"/>
               <w:szCs w:val="24"/>
             </w:rPr>
             <w:instrText xml:space="preserve"> HYPERLINK \l _Toc29343 </w:instrText>
           </w:r>
           <w:r>
             <w:rPr>
-              <w:rFonts w:ascii="宋体" w:eastAsia="宋体" w:hAnsi="宋体" w:cs="宋体" w:hint="eastAsia"/>
+              <w:rFonts w:hint="eastAsia" w:ascii="宋体" w:hAnsi="宋体" w:eastAsia="宋体" w:cs="宋体"/>
               <w:szCs w:val="24"/>
             </w:rPr>
             <w:fldChar w:fldCharType="separate"/>
@@ -2094,7 +2131,7 @@
           </w:r>
           <w:r>
             <w:rPr>
-              <w:rFonts w:ascii="宋体" w:eastAsia="宋体" w:hAnsi="宋体" w:cs="宋体" w:hint="eastAsia"/>
+              <w:rFonts w:hint="eastAsia" w:ascii="宋体" w:hAnsi="宋体" w:eastAsia="宋体" w:cs="宋体"/>
               <w:szCs w:val="24"/>
             </w:rPr>
             <w:fldChar w:fldCharType="end"/>
@@ -2102,28 +2139,28 @@
         </w:p>
         <w:p>
           <w:pPr>
-            <w:pStyle w:val="TOC2"/>
+            <w:pStyle w:val="17"/>
             <w:tabs>
               <w:tab w:val="right" w:leader="dot" w:pos="8306"/>
             </w:tabs>
           </w:pPr>
           <w:r>
             <w:rPr>
-              <w:rFonts w:ascii="宋体" w:eastAsia="宋体" w:hAnsi="宋体" w:cs="宋体" w:hint="eastAsia"/>
+              <w:rFonts w:hint="eastAsia" w:ascii="宋体" w:hAnsi="宋体" w:eastAsia="宋体" w:cs="宋体"/>
               <w:szCs w:val="24"/>
             </w:rPr>
             <w:fldChar w:fldCharType="begin"/>
           </w:r>
           <w:r>
             <w:rPr>
-              <w:rFonts w:ascii="宋体" w:eastAsia="宋体" w:hAnsi="宋体" w:cs="宋体" w:hint="eastAsia"/>
+              <w:rFonts w:hint="eastAsia" w:ascii="宋体" w:hAnsi="宋体" w:eastAsia="宋体" w:cs="宋体"/>
               <w:szCs w:val="24"/>
             </w:rPr>
             <w:instrText xml:space="preserve"> HYPERLINK \l _Toc28267 </w:instrText>
           </w:r>
           <w:r>
             <w:rPr>
-              <w:rFonts w:ascii="宋体" w:eastAsia="宋体" w:hAnsi="宋体" w:cs="宋体" w:hint="eastAsia"/>
+              <w:rFonts w:hint="eastAsia" w:ascii="宋体" w:hAnsi="宋体" w:eastAsia="宋体" w:cs="宋体"/>
               <w:szCs w:val="24"/>
             </w:rPr>
             <w:fldChar w:fldCharType="separate"/>
@@ -2162,7 +2199,7 @@
           </w:r>
           <w:r>
             <w:rPr>
-              <w:rFonts w:ascii="宋体" w:eastAsia="宋体" w:hAnsi="宋体" w:cs="宋体" w:hint="eastAsia"/>
+              <w:rFonts w:hint="eastAsia" w:ascii="宋体" w:hAnsi="宋体" w:eastAsia="宋体" w:cs="宋体"/>
               <w:szCs w:val="24"/>
             </w:rPr>
             <w:fldChar w:fldCharType="end"/>
@@ -2170,28 +2207,28 @@
         </w:p>
         <w:p>
           <w:pPr>
-            <w:pStyle w:val="TOC1"/>
+            <w:pStyle w:val="16"/>
             <w:tabs>
               <w:tab w:val="right" w:leader="dot" w:pos="8306"/>
             </w:tabs>
           </w:pPr>
           <w:r>
             <w:rPr>
-              <w:rFonts w:ascii="宋体" w:eastAsia="宋体" w:hAnsi="宋体" w:cs="宋体" w:hint="eastAsia"/>
+              <w:rFonts w:hint="eastAsia" w:ascii="宋体" w:hAnsi="宋体" w:eastAsia="宋体" w:cs="宋体"/>
               <w:szCs w:val="24"/>
             </w:rPr>
             <w:fldChar w:fldCharType="begin"/>
           </w:r>
           <w:r>
             <w:rPr>
-              <w:rFonts w:ascii="宋体" w:eastAsia="宋体" w:hAnsi="宋体" w:cs="宋体" w:hint="eastAsia"/>
+              <w:rFonts w:hint="eastAsia" w:ascii="宋体" w:hAnsi="宋体" w:eastAsia="宋体" w:cs="宋体"/>
               <w:szCs w:val="24"/>
             </w:rPr>
             <w:instrText xml:space="preserve"> HYPERLINK \l _Toc3662 </w:instrText>
           </w:r>
           <w:r>
             <w:rPr>
-              <w:rFonts w:ascii="宋体" w:eastAsia="宋体" w:hAnsi="宋体" w:cs="宋体" w:hint="eastAsia"/>
+              <w:rFonts w:hint="eastAsia" w:ascii="宋体" w:hAnsi="宋体" w:eastAsia="宋体" w:cs="宋体"/>
               <w:szCs w:val="24"/>
             </w:rPr>
             <w:fldChar w:fldCharType="separate"/>
@@ -2230,7 +2267,7 @@
           </w:r>
           <w:r>
             <w:rPr>
-              <w:rFonts w:ascii="宋体" w:eastAsia="宋体" w:hAnsi="宋体" w:cs="宋体" w:hint="eastAsia"/>
+              <w:rFonts w:hint="eastAsia" w:ascii="宋体" w:hAnsi="宋体" w:eastAsia="宋体" w:cs="宋体"/>
               <w:szCs w:val="24"/>
             </w:rPr>
             <w:fldChar w:fldCharType="end"/>
@@ -2238,28 +2275,28 @@
         </w:p>
         <w:p>
           <w:pPr>
-            <w:pStyle w:val="TOC2"/>
+            <w:pStyle w:val="17"/>
             <w:tabs>
               <w:tab w:val="right" w:leader="dot" w:pos="8306"/>
             </w:tabs>
           </w:pPr>
           <w:r>
             <w:rPr>
-              <w:rFonts w:ascii="宋体" w:eastAsia="宋体" w:hAnsi="宋体" w:cs="宋体" w:hint="eastAsia"/>
+              <w:rFonts w:hint="eastAsia" w:ascii="宋体" w:hAnsi="宋体" w:eastAsia="宋体" w:cs="宋体"/>
               <w:szCs w:val="24"/>
             </w:rPr>
             <w:fldChar w:fldCharType="begin"/>
           </w:r>
           <w:r>
             <w:rPr>
-              <w:rFonts w:ascii="宋体" w:eastAsia="宋体" w:hAnsi="宋体" w:cs="宋体" w:hint="eastAsia"/>
+              <w:rFonts w:hint="eastAsia" w:ascii="宋体" w:hAnsi="宋体" w:eastAsia="宋体" w:cs="宋体"/>
               <w:szCs w:val="24"/>
             </w:rPr>
             <w:instrText xml:space="preserve"> HYPERLINK \l _Toc10628 </w:instrText>
           </w:r>
           <w:r>
             <w:rPr>
-              <w:rFonts w:ascii="宋体" w:eastAsia="宋体" w:hAnsi="宋体" w:cs="宋体" w:hint="eastAsia"/>
+              <w:rFonts w:hint="eastAsia" w:ascii="宋体" w:hAnsi="宋体" w:eastAsia="宋体" w:cs="宋体"/>
               <w:szCs w:val="24"/>
             </w:rPr>
             <w:fldChar w:fldCharType="separate"/>
@@ -2293,7 +2330,7 @@
           </w:r>
           <w:r>
             <w:rPr>
-              <w:rFonts w:ascii="宋体" w:eastAsia="宋体" w:hAnsi="宋体" w:cs="宋体" w:hint="eastAsia"/>
+              <w:rFonts w:hint="eastAsia" w:ascii="宋体" w:hAnsi="宋体" w:eastAsia="宋体" w:cs="宋体"/>
               <w:szCs w:val="24"/>
             </w:rPr>
             <w:fldChar w:fldCharType="end"/>
@@ -2301,28 +2338,28 @@
         </w:p>
         <w:p>
           <w:pPr>
-            <w:pStyle w:val="TOC2"/>
+            <w:pStyle w:val="17"/>
             <w:tabs>
               <w:tab w:val="right" w:leader="dot" w:pos="8306"/>
             </w:tabs>
           </w:pPr>
           <w:r>
             <w:rPr>
-              <w:rFonts w:ascii="宋体" w:eastAsia="宋体" w:hAnsi="宋体" w:cs="宋体" w:hint="eastAsia"/>
+              <w:rFonts w:hint="eastAsia" w:ascii="宋体" w:hAnsi="宋体" w:eastAsia="宋体" w:cs="宋体"/>
               <w:szCs w:val="24"/>
             </w:rPr>
             <w:fldChar w:fldCharType="begin"/>
           </w:r>
           <w:r>
             <w:rPr>
-              <w:rFonts w:ascii="宋体" w:eastAsia="宋体" w:hAnsi="宋体" w:cs="宋体" w:hint="eastAsia"/>
+              <w:rFonts w:hint="eastAsia" w:ascii="宋体" w:hAnsi="宋体" w:eastAsia="宋体" w:cs="宋体"/>
               <w:szCs w:val="24"/>
             </w:rPr>
             <w:instrText xml:space="preserve"> HYPERLINK \l _Toc2355 </w:instrText>
           </w:r>
           <w:r>
             <w:rPr>
-              <w:rFonts w:ascii="宋体" w:eastAsia="宋体" w:hAnsi="宋体" w:cs="宋体" w:hint="eastAsia"/>
+              <w:rFonts w:hint="eastAsia" w:ascii="宋体" w:hAnsi="宋体" w:eastAsia="宋体" w:cs="宋体"/>
               <w:szCs w:val="24"/>
             </w:rPr>
             <w:fldChar w:fldCharType="separate"/>
@@ -2356,7 +2393,7 @@
           </w:r>
           <w:r>
             <w:rPr>
-              <w:rFonts w:ascii="宋体" w:eastAsia="宋体" w:hAnsi="宋体" w:cs="宋体" w:hint="eastAsia"/>
+              <w:rFonts w:hint="eastAsia" w:ascii="宋体" w:hAnsi="宋体" w:eastAsia="宋体" w:cs="宋体"/>
               <w:szCs w:val="24"/>
             </w:rPr>
             <w:fldChar w:fldCharType="end"/>
@@ -2364,28 +2401,28 @@
         </w:p>
         <w:p>
           <w:pPr>
-            <w:pStyle w:val="TOC2"/>
+            <w:pStyle w:val="17"/>
             <w:tabs>
               <w:tab w:val="right" w:leader="dot" w:pos="8306"/>
             </w:tabs>
           </w:pPr>
           <w:r>
             <w:rPr>
-              <w:rFonts w:ascii="宋体" w:eastAsia="宋体" w:hAnsi="宋体" w:cs="宋体" w:hint="eastAsia"/>
+              <w:rFonts w:hint="eastAsia" w:ascii="宋体" w:hAnsi="宋体" w:eastAsia="宋体" w:cs="宋体"/>
               <w:szCs w:val="24"/>
             </w:rPr>
             <w:fldChar w:fldCharType="begin"/>
           </w:r>
           <w:r>
             <w:rPr>
-              <w:rFonts w:ascii="宋体" w:eastAsia="宋体" w:hAnsi="宋体" w:cs="宋体" w:hint="eastAsia"/>
+              <w:rFonts w:hint="eastAsia" w:ascii="宋体" w:hAnsi="宋体" w:eastAsia="宋体" w:cs="宋体"/>
               <w:szCs w:val="24"/>
             </w:rPr>
             <w:instrText xml:space="preserve"> HYPERLINK \l _Toc12386 </w:instrText>
           </w:r>
           <w:r>
             <w:rPr>
-              <w:rFonts w:ascii="宋体" w:eastAsia="宋体" w:hAnsi="宋体" w:cs="宋体" w:hint="eastAsia"/>
+              <w:rFonts w:hint="eastAsia" w:ascii="宋体" w:hAnsi="宋体" w:eastAsia="宋体" w:cs="宋体"/>
               <w:szCs w:val="24"/>
             </w:rPr>
             <w:fldChar w:fldCharType="separate"/>
@@ -2419,7 +2456,7 @@
           </w:r>
           <w:r>
             <w:rPr>
-              <w:rFonts w:ascii="宋体" w:eastAsia="宋体" w:hAnsi="宋体" w:cs="宋体" w:hint="eastAsia"/>
+              <w:rFonts w:hint="eastAsia" w:ascii="宋体" w:hAnsi="宋体" w:eastAsia="宋体" w:cs="宋体"/>
               <w:szCs w:val="24"/>
             </w:rPr>
             <w:fldChar w:fldCharType="end"/>
@@ -2427,28 +2464,28 @@
         </w:p>
         <w:p>
           <w:pPr>
-            <w:pStyle w:val="TOC2"/>
+            <w:pStyle w:val="17"/>
             <w:tabs>
               <w:tab w:val="right" w:leader="dot" w:pos="8306"/>
             </w:tabs>
           </w:pPr>
           <w:r>
             <w:rPr>
-              <w:rFonts w:ascii="宋体" w:eastAsia="宋体" w:hAnsi="宋体" w:cs="宋体" w:hint="eastAsia"/>
+              <w:rFonts w:hint="eastAsia" w:ascii="宋体" w:hAnsi="宋体" w:eastAsia="宋体" w:cs="宋体"/>
               <w:szCs w:val="24"/>
             </w:rPr>
             <w:fldChar w:fldCharType="begin"/>
           </w:r>
           <w:r>
             <w:rPr>
-              <w:rFonts w:ascii="宋体" w:eastAsia="宋体" w:hAnsi="宋体" w:cs="宋体" w:hint="eastAsia"/>
+              <w:rFonts w:hint="eastAsia" w:ascii="宋体" w:hAnsi="宋体" w:eastAsia="宋体" w:cs="宋体"/>
               <w:szCs w:val="24"/>
             </w:rPr>
             <w:instrText xml:space="preserve"> HYPERLINK \l _Toc6543 </w:instrText>
           </w:r>
           <w:r>
             <w:rPr>
-              <w:rFonts w:ascii="宋体" w:eastAsia="宋体" w:hAnsi="宋体" w:cs="宋体" w:hint="eastAsia"/>
+              <w:rFonts w:hint="eastAsia" w:ascii="宋体" w:hAnsi="宋体" w:eastAsia="宋体" w:cs="宋体"/>
               <w:szCs w:val="24"/>
             </w:rPr>
             <w:fldChar w:fldCharType="separate"/>
@@ -2482,7 +2519,7 @@
           </w:r>
           <w:r>
             <w:rPr>
-              <w:rFonts w:ascii="宋体" w:eastAsia="宋体" w:hAnsi="宋体" w:cs="宋体" w:hint="eastAsia"/>
+              <w:rFonts w:hint="eastAsia" w:ascii="宋体" w:hAnsi="宋体" w:eastAsia="宋体" w:cs="宋体"/>
               <w:szCs w:val="24"/>
             </w:rPr>
             <w:fldChar w:fldCharType="end"/>
@@ -2490,28 +2527,28 @@
         </w:p>
         <w:p>
           <w:pPr>
-            <w:pStyle w:val="TOC2"/>
+            <w:pStyle w:val="17"/>
             <w:tabs>
               <w:tab w:val="right" w:leader="dot" w:pos="8306"/>
             </w:tabs>
           </w:pPr>
           <w:r>
             <w:rPr>
-              <w:rFonts w:ascii="宋体" w:eastAsia="宋体" w:hAnsi="宋体" w:cs="宋体" w:hint="eastAsia"/>
+              <w:rFonts w:hint="eastAsia" w:ascii="宋体" w:hAnsi="宋体" w:eastAsia="宋体" w:cs="宋体"/>
               <w:szCs w:val="24"/>
             </w:rPr>
             <w:fldChar w:fldCharType="begin"/>
           </w:r>
           <w:r>
             <w:rPr>
-              <w:rFonts w:ascii="宋体" w:eastAsia="宋体" w:hAnsi="宋体" w:cs="宋体" w:hint="eastAsia"/>
+              <w:rFonts w:hint="eastAsia" w:ascii="宋体" w:hAnsi="宋体" w:eastAsia="宋体" w:cs="宋体"/>
               <w:szCs w:val="24"/>
             </w:rPr>
             <w:instrText xml:space="preserve"> HYPERLINK \l _Toc28050 </w:instrText>
           </w:r>
           <w:r>
             <w:rPr>
-              <w:rFonts w:ascii="宋体" w:eastAsia="宋体" w:hAnsi="宋体" w:cs="宋体" w:hint="eastAsia"/>
+              <w:rFonts w:hint="eastAsia" w:ascii="宋体" w:hAnsi="宋体" w:eastAsia="宋体" w:cs="宋体"/>
               <w:szCs w:val="24"/>
             </w:rPr>
             <w:fldChar w:fldCharType="separate"/>
@@ -2545,7 +2582,7 @@
           </w:r>
           <w:r>
             <w:rPr>
-              <w:rFonts w:ascii="宋体" w:eastAsia="宋体" w:hAnsi="宋体" w:cs="宋体" w:hint="eastAsia"/>
+              <w:rFonts w:hint="eastAsia" w:ascii="宋体" w:hAnsi="宋体" w:eastAsia="宋体" w:cs="宋体"/>
               <w:szCs w:val="24"/>
             </w:rPr>
             <w:fldChar w:fldCharType="end"/>
@@ -2553,28 +2590,28 @@
         </w:p>
         <w:p>
           <w:pPr>
-            <w:pStyle w:val="TOC2"/>
+            <w:pStyle w:val="17"/>
             <w:tabs>
               <w:tab w:val="right" w:leader="dot" w:pos="8306"/>
             </w:tabs>
           </w:pPr>
           <w:r>
             <w:rPr>
-              <w:rFonts w:ascii="宋体" w:eastAsia="宋体" w:hAnsi="宋体" w:cs="宋体" w:hint="eastAsia"/>
+              <w:rFonts w:hint="eastAsia" w:ascii="宋体" w:hAnsi="宋体" w:eastAsia="宋体" w:cs="宋体"/>
               <w:szCs w:val="24"/>
             </w:rPr>
             <w:fldChar w:fldCharType="begin"/>
           </w:r>
           <w:r>
             <w:rPr>
-              <w:rFonts w:ascii="宋体" w:eastAsia="宋体" w:hAnsi="宋体" w:cs="宋体" w:hint="eastAsia"/>
+              <w:rFonts w:hint="eastAsia" w:ascii="宋体" w:hAnsi="宋体" w:eastAsia="宋体" w:cs="宋体"/>
               <w:szCs w:val="24"/>
             </w:rPr>
             <w:instrText xml:space="preserve"> HYPERLINK \l _Toc32728 </w:instrText>
           </w:r>
           <w:r>
             <w:rPr>
-              <w:rFonts w:ascii="宋体" w:eastAsia="宋体" w:hAnsi="宋体" w:cs="宋体" w:hint="eastAsia"/>
+              <w:rFonts w:hint="eastAsia" w:ascii="宋体" w:hAnsi="宋体" w:eastAsia="宋体" w:cs="宋体"/>
               <w:szCs w:val="24"/>
             </w:rPr>
             <w:fldChar w:fldCharType="separate"/>
@@ -2608,7 +2645,7 @@
           </w:r>
           <w:r>
             <w:rPr>
-              <w:rFonts w:ascii="宋体" w:eastAsia="宋体" w:hAnsi="宋体" w:cs="宋体" w:hint="eastAsia"/>
+              <w:rFonts w:hint="eastAsia" w:ascii="宋体" w:hAnsi="宋体" w:eastAsia="宋体" w:cs="宋体"/>
               <w:szCs w:val="24"/>
             </w:rPr>
             <w:fldChar w:fldCharType="end"/>
@@ -2616,42 +2653,42 @@
         </w:p>
         <w:p>
           <w:pPr>
-            <w:pStyle w:val="TOC1"/>
+            <w:pStyle w:val="16"/>
             <w:tabs>
               <w:tab w:val="right" w:leader="dot" w:pos="8306"/>
             </w:tabs>
           </w:pPr>
           <w:r>
             <w:rPr>
-              <w:rFonts w:ascii="宋体" w:eastAsia="宋体" w:hAnsi="宋体" w:cs="宋体" w:hint="eastAsia"/>
+              <w:rFonts w:hint="eastAsia" w:ascii="宋体" w:hAnsi="宋体" w:eastAsia="宋体" w:cs="宋体"/>
               <w:szCs w:val="24"/>
             </w:rPr>
             <w:fldChar w:fldCharType="begin"/>
           </w:r>
           <w:r>
             <w:rPr>
-              <w:rFonts w:ascii="宋体" w:eastAsia="宋体" w:hAnsi="宋体" w:cs="宋体" w:hint="eastAsia"/>
+              <w:rFonts w:hint="eastAsia" w:ascii="宋体" w:hAnsi="宋体" w:eastAsia="宋体" w:cs="宋体"/>
               <w:szCs w:val="24"/>
             </w:rPr>
             <w:instrText xml:space="preserve"> HYPERLINK \l _Toc10052 </w:instrText>
           </w:r>
           <w:r>
             <w:rPr>
-              <w:rFonts w:ascii="宋体" w:eastAsia="宋体" w:hAnsi="宋体" w:cs="宋体" w:hint="eastAsia"/>
+              <w:rFonts w:hint="eastAsia" w:ascii="宋体" w:hAnsi="宋体" w:eastAsia="宋体" w:cs="宋体"/>
               <w:szCs w:val="24"/>
             </w:rPr>
             <w:fldChar w:fldCharType="separate"/>
           </w:r>
           <w:r>
             <w:rPr>
-              <w:rFonts w:eastAsia="宋体" w:hint="default"/>
+              <w:rFonts w:hint="default" w:eastAsia="宋体"/>
               <w:lang w:val="en-US" w:eastAsia="zh-CN"/>
             </w:rPr>
             <w:t xml:space="preserve">6. </w:t>
           </w:r>
           <w:r>
             <w:rPr>
-              <w:rFonts w:eastAsia="宋体" w:hint="eastAsia"/>
+              <w:rFonts w:hint="eastAsia" w:eastAsia="宋体"/>
               <w:lang w:val="en-US" w:eastAsia="zh-CN"/>
             </w:rPr>
             <w:t>附则</w:t>
@@ -2676,7 +2713,7 @@
           </w:r>
           <w:r>
             <w:rPr>
-              <w:rFonts w:ascii="宋体" w:eastAsia="宋体" w:hAnsi="宋体" w:cs="宋体" w:hint="eastAsia"/>
+              <w:rFonts w:hint="eastAsia" w:ascii="宋体" w:hAnsi="宋体" w:eastAsia="宋体" w:cs="宋体"/>
               <w:szCs w:val="24"/>
             </w:rPr>
             <w:fldChar w:fldCharType="end"/>
@@ -2684,28 +2721,28 @@
         </w:p>
         <w:p>
           <w:pPr>
-            <w:pStyle w:val="TOC1"/>
+            <w:pStyle w:val="16"/>
             <w:tabs>
               <w:tab w:val="right" w:leader="dot" w:pos="8306"/>
             </w:tabs>
           </w:pPr>
           <w:r>
             <w:rPr>
-              <w:rFonts w:ascii="宋体" w:eastAsia="宋体" w:hAnsi="宋体" w:cs="宋体" w:hint="eastAsia"/>
+              <w:rFonts w:hint="eastAsia" w:ascii="宋体" w:hAnsi="宋体" w:eastAsia="宋体" w:cs="宋体"/>
               <w:szCs w:val="24"/>
             </w:rPr>
             <w:fldChar w:fldCharType="begin"/>
           </w:r>
           <w:r>
             <w:rPr>
-              <w:rFonts w:ascii="宋体" w:eastAsia="宋体" w:hAnsi="宋体" w:cs="宋体" w:hint="eastAsia"/>
+              <w:rFonts w:hint="eastAsia" w:ascii="宋体" w:hAnsi="宋体" w:eastAsia="宋体" w:cs="宋体"/>
               <w:szCs w:val="24"/>
             </w:rPr>
             <w:instrText xml:space="preserve"> HYPERLINK \l _Toc15031 </w:instrText>
           </w:r>
           <w:r>
             <w:rPr>
-              <w:rFonts w:ascii="宋体" w:eastAsia="宋体" w:hAnsi="宋体" w:cs="宋体" w:hint="eastAsia"/>
+              <w:rFonts w:hint="eastAsia" w:ascii="宋体" w:hAnsi="宋体" w:eastAsia="宋体" w:cs="宋体"/>
               <w:szCs w:val="24"/>
             </w:rPr>
             <w:fldChar w:fldCharType="separate"/>
@@ -2744,7 +2781,7 @@
           </w:r>
           <w:r>
             <w:rPr>
-              <w:rFonts w:ascii="宋体" w:eastAsia="宋体" w:hAnsi="宋体" w:cs="宋体" w:hint="eastAsia"/>
+              <w:rFonts w:hint="eastAsia" w:ascii="宋体" w:hAnsi="宋体" w:eastAsia="宋体" w:cs="宋体"/>
               <w:szCs w:val="24"/>
             </w:rPr>
             <w:fldChar w:fldCharType="end"/>
@@ -2752,28 +2789,28 @@
         </w:p>
         <w:p>
           <w:pPr>
-            <w:pStyle w:val="TOC1"/>
+            <w:pStyle w:val="16"/>
             <w:tabs>
               <w:tab w:val="right" w:leader="dot" w:pos="8306"/>
             </w:tabs>
           </w:pPr>
           <w:r>
             <w:rPr>
-              <w:rFonts w:ascii="宋体" w:eastAsia="宋体" w:hAnsi="宋体" w:cs="宋体" w:hint="eastAsia"/>
+              <w:rFonts w:hint="eastAsia" w:ascii="宋体" w:hAnsi="宋体" w:eastAsia="宋体" w:cs="宋体"/>
               <w:szCs w:val="24"/>
             </w:rPr>
             <w:fldChar w:fldCharType="begin"/>
           </w:r>
           <w:r>
             <w:rPr>
-              <w:rFonts w:ascii="宋体" w:eastAsia="宋体" w:hAnsi="宋体" w:cs="宋体" w:hint="eastAsia"/>
+              <w:rFonts w:hint="eastAsia" w:ascii="宋体" w:hAnsi="宋体" w:eastAsia="宋体" w:cs="宋体"/>
               <w:szCs w:val="24"/>
             </w:rPr>
             <w:instrText xml:space="preserve"> HYPERLINK \l _Toc13806 </w:instrText>
           </w:r>
           <w:r>
             <w:rPr>
-              <w:rFonts w:ascii="宋体" w:eastAsia="宋体" w:hAnsi="宋体" w:cs="宋体" w:hint="eastAsia"/>
+              <w:rFonts w:hint="eastAsia" w:ascii="宋体" w:hAnsi="宋体" w:eastAsia="宋体" w:cs="宋体"/>
               <w:szCs w:val="24"/>
             </w:rPr>
             <w:fldChar w:fldCharType="separate"/>
@@ -2812,7 +2849,7 @@
           </w:r>
           <w:r>
             <w:rPr>
-              <w:rFonts w:ascii="宋体" w:eastAsia="宋体" w:hAnsi="宋体" w:cs="宋体" w:hint="eastAsia"/>
+              <w:rFonts w:hint="eastAsia" w:ascii="宋体" w:hAnsi="宋体" w:eastAsia="宋体" w:cs="宋体"/>
               <w:szCs w:val="24"/>
             </w:rPr>
             <w:fldChar w:fldCharType="end"/>
@@ -2822,7 +2859,7 @@
           <w:pPr>
             <w:bidi w:val="0"/>
             <w:rPr>
-              <w:rFonts w:ascii="宋体" w:eastAsia="宋体" w:hAnsi="宋体" w:cs="宋体" w:hint="eastAsia"/>
+              <w:rFonts w:hint="eastAsia" w:ascii="宋体" w:hAnsi="宋体" w:eastAsia="宋体" w:cs="宋体"/>
               <w:snapToGrid w:val="0"/>
               <w:color w:val="000000"/>
               <w:kern w:val="0"/>
@@ -2833,7 +2870,7 @@
           </w:pPr>
           <w:r>
             <w:rPr>
-              <w:rFonts w:ascii="宋体" w:eastAsia="宋体" w:hAnsi="宋体" w:cs="宋体" w:hint="eastAsia"/>
+              <w:rFonts w:hint="eastAsia" w:ascii="宋体" w:hAnsi="宋体" w:eastAsia="宋体" w:cs="宋体"/>
               <w:szCs w:val="24"/>
             </w:rPr>
             <w:fldChar w:fldCharType="end"/>
@@ -2844,7 +2881,7 @@
     <w:p>
       <w:pPr>
         <w:rPr>
-          <w:rFonts w:ascii="Arial" w:eastAsia="Arial" w:hAnsi="Arial" w:cs="Arial"/>
+          <w:rFonts w:ascii="Arial" w:hAnsi="Arial" w:eastAsia="Arial" w:cs="Arial"/>
           <w:snapToGrid w:val="0"/>
           <w:color w:val="000000"/>
           <w:kern w:val="0"/>
@@ -2855,7 +2892,7 @@
       </w:pPr>
       <w:r>
         <w:rPr>
-          <w:rFonts w:ascii="Arial" w:eastAsia="Arial" w:hAnsi="Arial" w:cs="Arial"/>
+          <w:rFonts w:ascii="Arial" w:hAnsi="Arial" w:eastAsia="Arial" w:cs="Arial"/>
           <w:snapToGrid w:val="0"/>
           <w:color w:val="000000"/>
           <w:kern w:val="0"/>
@@ -2868,7 +2905,7 @@
     </w:p>
     <w:p>
       <w:pPr>
-        <w:pStyle w:val="1"/>
+        <w:pStyle w:val="28"/>
         <w:bidi w:val="0"/>
       </w:pPr>
       <w:bookmarkStart w:id="2" w:name="_Toc21611"/>
@@ -2879,12 +2916,12 @@
     </w:p>
     <w:p>
       <w:pPr>
-        <w:pStyle w:val="BodyText"/>
+        <w:pStyle w:val="12"/>
         <w:spacing w:before="229" w:line="361" w:lineRule="auto"/>
         <w:ind w:left="161" w:right="10" w:firstLine="423"/>
         <w:jc w:val="both"/>
         <w:rPr>
-          <w:rFonts w:eastAsia="宋体" w:hint="default"/>
+          <w:rFonts w:hint="default" w:eastAsia="宋体"/>
           <w:sz w:val="24"/>
           <w:szCs w:val="24"/>
           <w:lang w:val="en-US" w:eastAsia="zh-CN"/>
@@ -2892,7 +2929,7 @@
       </w:pPr>
       <w:r>
         <w:rPr>
-          <w:rFonts w:eastAsia="宋体" w:hint="eastAsia"/>
+          <w:rFonts w:hint="eastAsia" w:eastAsia="宋体"/>
           <w:spacing w:val="-1"/>
           <w:sz w:val="24"/>
           <w:szCs w:val="24"/>
@@ -2918,7 +2955,7 @@
       </w:r>
       <w:r>
         <w:rPr>
-          <w:rFonts w:eastAsia="宋体" w:hint="eastAsia"/>
+          <w:rFonts w:hint="eastAsia" w:eastAsia="宋体"/>
           <w:spacing w:val="-2"/>
           <w:sz w:val="24"/>
           <w:szCs w:val="24"/>
@@ -2928,7 +2965,7 @@
       </w:r>
       <w:r>
         <w:rPr>
-          <w:rFonts w:eastAsia="宋体" w:hint="eastAsia"/>
+          <w:rFonts w:hint="eastAsia" w:eastAsia="宋体"/>
           <w:spacing w:val="-2"/>
           <w:sz w:val="24"/>
           <w:szCs w:val="24"/>
@@ -2962,7 +2999,7 @@
       </w:r>
       <w:r>
         <w:rPr>
-          <w:rFonts w:eastAsia="宋体" w:hint="eastAsia"/>
+          <w:rFonts w:hint="eastAsia" w:eastAsia="宋体"/>
           <w:spacing w:val="-2"/>
           <w:sz w:val="24"/>
           <w:szCs w:val="24"/>
@@ -2973,7 +3010,7 @@
     </w:p>
     <w:p>
       <w:pPr>
-        <w:pStyle w:val="1"/>
+        <w:pStyle w:val="28"/>
         <w:bidi w:val="0"/>
         <w:rPr>
           <w:rFonts w:hint="eastAsia"/>
@@ -2992,12 +3029,12 @@
     </w:p>
     <w:p>
       <w:pPr>
-        <w:pStyle w:val="a1"/>
+        <w:pStyle w:val="29"/>
         <w:numPr>
           <w:ilvl w:val="0"/>
           <w:numId w:val="2"/>
         </w:numPr>
-        <w:ind w:left="425" w:hanging="425" w:leftChars="0" w:firstLineChars="0"/>
+        <w:ind w:left="425" w:leftChars="0" w:hanging="425" w:firstLineChars="0"/>
         <w:rPr>
           <w:rFonts w:hint="eastAsia"/>
           <w:lang w:val="en-US" w:eastAsia="zh-CN"/>
@@ -3013,7 +3050,7 @@
     </w:p>
     <w:p>
       <w:pPr>
-        <w:pStyle w:val="a1"/>
+        <w:pStyle w:val="29"/>
         <w:numPr>
           <w:ilvl w:val="0"/>
           <w:numId w:val="0"/>
@@ -3034,12 +3071,12 @@
     </w:p>
     <w:p>
       <w:pPr>
-        <w:pStyle w:val="a1"/>
+        <w:pStyle w:val="29"/>
         <w:numPr>
           <w:ilvl w:val="0"/>
           <w:numId w:val="2"/>
         </w:numPr>
-        <w:ind w:left="425" w:hanging="425" w:leftChars="0" w:firstLineChars="0"/>
+        <w:ind w:left="425" w:leftChars="0" w:hanging="425" w:firstLineChars="0"/>
         <w:rPr>
           <w:rFonts w:hint="eastAsia"/>
           <w:lang w:val="en-US" w:eastAsia="zh-CN"/>
@@ -3055,7 +3092,7 @@
     </w:p>
     <w:p>
       <w:pPr>
-        <w:pStyle w:val="a1"/>
+        <w:pStyle w:val="29"/>
         <w:numPr>
           <w:ilvl w:val="0"/>
           <w:numId w:val="0"/>
@@ -3076,7 +3113,7 @@
     </w:p>
     <w:p>
       <w:pPr>
-        <w:pStyle w:val="1"/>
+        <w:pStyle w:val="28"/>
         <w:bidi w:val="0"/>
       </w:pPr>
       <w:bookmarkStart w:id="4" w:name="_Toc16856"/>
@@ -3094,9 +3131,9 @@
     </w:p>
     <w:p>
       <w:pPr>
-        <w:pStyle w:val="a1"/>
-        <w:rPr>
-          <w:rFonts w:eastAsia="宋体" w:hint="eastAsia"/>
+        <w:pStyle w:val="29"/>
+        <w:rPr>
+          <w:rFonts w:hint="eastAsia" w:eastAsia="宋体"/>
           <w:lang w:eastAsia="zh-CN"/>
         </w:rPr>
       </w:pPr>
@@ -3146,7 +3183,7 @@
     </w:p>
     <w:p>
       <w:pPr>
-        <w:pStyle w:val="1"/>
+        <w:pStyle w:val="28"/>
         <w:bidi w:val="0"/>
         <w:rPr>
           <w:rFonts w:hint="eastAsia"/>
@@ -3165,7 +3202,7 @@
     </w:p>
     <w:p>
       <w:pPr>
-        <w:pStyle w:val="2"/>
+        <w:pStyle w:val="30"/>
         <w:bidi w:val="0"/>
       </w:pPr>
       <w:bookmarkStart w:id="6" w:name="_Toc1394"/>
@@ -3173,18 +3210,16 @@
         <w:t>公司总经理</w:t>
       </w:r>
       <w:bookmarkEnd w:id="6"/>
-      <w:bookmarkStart w:id="7" w:name="_GoBack"/>
-      <w:bookmarkEnd w:id="7"/>
-    </w:p>
-    <w:p>
-      <w:pPr>
-        <w:pStyle w:val="BodyText"/>
+    </w:p>
+    <w:p>
+      <w:pPr>
+        <w:pStyle w:val="12"/>
         <w:numPr>
           <w:ilvl w:val="0"/>
           <w:numId w:val="3"/>
         </w:numPr>
         <w:spacing w:before="229" w:line="219" w:lineRule="auto"/>
-        <w:ind w:left="425" w:hanging="425" w:leftChars="0" w:firstLineChars="0"/>
+        <w:ind w:left="425" w:leftChars="0" w:hanging="425" w:firstLineChars="0"/>
         <w:rPr>
           <w:sz w:val="24"/>
           <w:szCs w:val="24"/>
@@ -3201,13 +3236,13 @@
     </w:p>
     <w:p>
       <w:pPr>
-        <w:pStyle w:val="BodyText"/>
+        <w:pStyle w:val="12"/>
         <w:numPr>
           <w:ilvl w:val="0"/>
           <w:numId w:val="3"/>
         </w:numPr>
         <w:spacing w:before="184" w:line="219" w:lineRule="auto"/>
-        <w:ind w:left="425" w:hanging="425" w:leftChars="0" w:firstLineChars="0"/>
+        <w:ind w:left="425" w:leftChars="0" w:hanging="425" w:firstLineChars="0"/>
         <w:rPr>
           <w:sz w:val="24"/>
           <w:szCs w:val="24"/>
@@ -3224,26 +3259,26 @@
     </w:p>
     <w:p>
       <w:pPr>
-        <w:pStyle w:val="2"/>
+        <w:pStyle w:val="30"/>
         <w:bidi w:val="0"/>
       </w:pPr>
-      <w:bookmarkStart w:id="8" w:name="bookmark6"/>
+      <w:bookmarkStart w:id="7" w:name="bookmark6"/>
+      <w:bookmarkEnd w:id="7"/>
+      <w:bookmarkStart w:id="8" w:name="_Toc8524"/>
+      <w:r>
+        <w:t>平台运维组</w:t>
+      </w:r>
       <w:bookmarkEnd w:id="8"/>
-      <w:bookmarkStart w:id="9" w:name="_Toc8524"/>
-      <w:r>
-        <w:t>平台运维组</w:t>
-      </w:r>
-      <w:bookmarkEnd w:id="9"/>
-    </w:p>
-    <w:p>
-      <w:pPr>
-        <w:pStyle w:val="BodyText"/>
+    </w:p>
+    <w:p>
+      <w:pPr>
+        <w:pStyle w:val="12"/>
         <w:numPr>
           <w:ilvl w:val="0"/>
           <w:numId w:val="4"/>
         </w:numPr>
         <w:spacing w:before="232" w:line="219" w:lineRule="auto"/>
-        <w:ind w:left="425" w:hanging="425" w:leftChars="0" w:firstLineChars="0"/>
+        <w:ind w:left="425" w:leftChars="0" w:hanging="425" w:firstLineChars="0"/>
         <w:rPr>
           <w:sz w:val="24"/>
           <w:szCs w:val="24"/>
@@ -3268,13 +3303,13 @@
     </w:p>
     <w:p>
       <w:pPr>
-        <w:pStyle w:val="BodyText"/>
+        <w:pStyle w:val="12"/>
         <w:numPr>
           <w:ilvl w:val="0"/>
           <w:numId w:val="4"/>
         </w:numPr>
         <w:spacing w:before="183" w:line="219" w:lineRule="auto"/>
-        <w:ind w:left="425" w:hanging="425" w:leftChars="0" w:firstLineChars="0"/>
+        <w:ind w:left="425" w:leftChars="0" w:hanging="425" w:firstLineChars="0"/>
         <w:rPr>
           <w:sz w:val="24"/>
           <w:szCs w:val="24"/>
@@ -3291,12 +3326,12 @@
     </w:p>
     <w:p>
       <w:pPr>
-        <w:pStyle w:val="2"/>
+        <w:pStyle w:val="30"/>
         <w:bidi w:val="0"/>
       </w:pPr>
-      <w:bookmarkStart w:id="10" w:name="bookmark7"/>
-      <w:bookmarkEnd w:id="10"/>
-      <w:bookmarkStart w:id="11" w:name="_Toc17757"/>
+      <w:bookmarkStart w:id="9" w:name="bookmark7"/>
+      <w:bookmarkEnd w:id="9"/>
+      <w:bookmarkStart w:id="10" w:name="_Toc17757"/>
       <w:r>
         <w:rPr>
           <w:rFonts w:hint="eastAsia"/>
@@ -3304,17 +3339,17 @@
         </w:rPr>
         <w:t>综合办公室</w:t>
       </w:r>
-      <w:bookmarkEnd w:id="11"/>
-    </w:p>
-    <w:p>
-      <w:pPr>
-        <w:pStyle w:val="BodyText"/>
+      <w:bookmarkEnd w:id="10"/>
+    </w:p>
+    <w:p>
+      <w:pPr>
+        <w:pStyle w:val="12"/>
         <w:numPr>
           <w:ilvl w:val="0"/>
           <w:numId w:val="5"/>
         </w:numPr>
         <w:spacing w:before="232" w:line="219" w:lineRule="auto"/>
-        <w:ind w:left="425" w:hanging="425" w:leftChars="0" w:firstLineChars="0"/>
+        <w:ind w:left="425" w:leftChars="0" w:hanging="425" w:firstLineChars="0"/>
         <w:rPr>
           <w:sz w:val="24"/>
           <w:szCs w:val="24"/>
@@ -3331,13 +3366,13 @@
     </w:p>
     <w:p>
       <w:pPr>
-        <w:pStyle w:val="BodyText"/>
+        <w:pStyle w:val="12"/>
         <w:numPr>
           <w:ilvl w:val="0"/>
           <w:numId w:val="5"/>
         </w:numPr>
         <w:spacing w:before="183" w:line="219" w:lineRule="auto"/>
-        <w:ind w:left="425" w:hanging="425" w:leftChars="0" w:firstLineChars="0"/>
+        <w:ind w:left="425" w:leftChars="0" w:hanging="425" w:firstLineChars="0"/>
         <w:rPr>
           <w:sz w:val="24"/>
           <w:szCs w:val="24"/>
@@ -3354,12 +3389,12 @@
     </w:p>
     <w:p>
       <w:pPr>
-        <w:pStyle w:val="2"/>
+        <w:pStyle w:val="30"/>
         <w:bidi w:val="0"/>
       </w:pPr>
-      <w:bookmarkStart w:id="12" w:name="bookmark8"/>
-      <w:bookmarkEnd w:id="12"/>
-      <w:bookmarkStart w:id="13" w:name="_Toc24571"/>
+      <w:bookmarkStart w:id="11" w:name="bookmark8"/>
+      <w:bookmarkEnd w:id="11"/>
+      <w:bookmarkStart w:id="12" w:name="_Toc24571"/>
       <w:r>
         <w:rPr>
           <w:rFonts w:hint="eastAsia"/>
@@ -3367,17 +3402,17 @@
         </w:rPr>
         <w:t>管控部</w:t>
       </w:r>
-      <w:bookmarkEnd w:id="13"/>
-    </w:p>
-    <w:p>
-      <w:pPr>
-        <w:pStyle w:val="BodyText"/>
+      <w:bookmarkEnd w:id="12"/>
+    </w:p>
+    <w:p>
+      <w:pPr>
+        <w:pStyle w:val="12"/>
         <w:numPr>
           <w:ilvl w:val="0"/>
           <w:numId w:val="6"/>
         </w:numPr>
         <w:spacing w:before="232" w:line="219" w:lineRule="auto"/>
-        <w:ind w:left="425" w:hanging="425" w:leftChars="0" w:firstLineChars="0"/>
+        <w:ind w:left="425" w:leftChars="0" w:hanging="425" w:firstLineChars="0"/>
         <w:rPr>
           <w:sz w:val="24"/>
           <w:szCs w:val="24"/>
@@ -3394,13 +3429,13 @@
     </w:p>
     <w:p>
       <w:pPr>
-        <w:pStyle w:val="BodyText"/>
+        <w:pStyle w:val="12"/>
         <w:numPr>
           <w:ilvl w:val="0"/>
           <w:numId w:val="6"/>
         </w:numPr>
         <w:spacing w:before="183" w:line="218" w:lineRule="auto"/>
-        <w:ind w:left="425" w:hanging="425" w:leftChars="0" w:firstLineChars="0"/>
+        <w:ind w:left="425" w:leftChars="0" w:hanging="425" w:firstLineChars="0"/>
         <w:rPr>
           <w:sz w:val="24"/>
           <w:szCs w:val="24"/>
@@ -3425,12 +3460,12 @@
     </w:p>
     <w:p>
       <w:pPr>
-        <w:pStyle w:val="2"/>
+        <w:pStyle w:val="30"/>
         <w:bidi w:val="0"/>
       </w:pPr>
-      <w:bookmarkStart w:id="14" w:name="bookmark9"/>
-      <w:bookmarkEnd w:id="14"/>
-      <w:bookmarkStart w:id="15" w:name="_Toc29343"/>
+      <w:bookmarkStart w:id="13" w:name="bookmark9"/>
+      <w:bookmarkEnd w:id="13"/>
+      <w:bookmarkStart w:id="14" w:name="_Toc29343"/>
       <w:r>
         <w:rPr>
           <w:rFonts w:hint="eastAsia"/>
@@ -3438,17 +3473,17 @@
         </w:rPr>
         <w:t>研发组</w:t>
       </w:r>
-      <w:bookmarkEnd w:id="15"/>
-    </w:p>
-    <w:p>
-      <w:pPr>
-        <w:pStyle w:val="BodyText"/>
+      <w:bookmarkEnd w:id="14"/>
+    </w:p>
+    <w:p>
+      <w:pPr>
+        <w:pStyle w:val="12"/>
         <w:numPr>
           <w:ilvl w:val="0"/>
           <w:numId w:val="7"/>
         </w:numPr>
         <w:spacing w:before="232" w:line="219" w:lineRule="auto"/>
-        <w:ind w:left="425" w:hanging="425" w:leftChars="0" w:firstLineChars="0"/>
+        <w:ind w:left="425" w:leftChars="0" w:hanging="425" w:firstLineChars="0"/>
         <w:rPr>
           <w:spacing w:val="-2"/>
           <w:sz w:val="24"/>
@@ -3466,13 +3501,13 @@
     </w:p>
     <w:p>
       <w:pPr>
-        <w:pStyle w:val="BodyText"/>
+        <w:pStyle w:val="12"/>
         <w:numPr>
           <w:ilvl w:val="0"/>
           <w:numId w:val="7"/>
         </w:numPr>
         <w:spacing w:before="232" w:line="219" w:lineRule="auto"/>
-        <w:ind w:left="425" w:hanging="425" w:leftChars="0" w:firstLineChars="0"/>
+        <w:ind w:left="425" w:leftChars="0" w:hanging="425" w:firstLineChars="0"/>
         <w:rPr>
           <w:rFonts w:hint="eastAsia"/>
           <w:spacing w:val="-2"/>
@@ -3491,7 +3526,7 @@
       </w:r>
       <w:r>
         <w:rPr>
-          <w:rFonts w:eastAsia="宋体" w:hint="eastAsia"/>
+          <w:rFonts w:hint="eastAsia" w:eastAsia="宋体"/>
           <w:spacing w:val="-2"/>
           <w:sz w:val="24"/>
           <w:szCs w:val="24"/>
@@ -3502,14 +3537,14 @@
     </w:p>
     <w:p>
       <w:pPr>
-        <w:pStyle w:val="2"/>
+        <w:pStyle w:val="30"/>
         <w:bidi w:val="0"/>
         <w:rPr>
           <w:rFonts w:hint="eastAsia"/>
           <w:lang w:val="en-US" w:eastAsia="zh-CN"/>
         </w:rPr>
       </w:pPr>
-      <w:bookmarkStart w:id="16" w:name="_Toc28267"/>
+      <w:bookmarkStart w:id="15" w:name="_Toc28267"/>
       <w:r>
         <w:rPr>
           <w:rFonts w:hint="eastAsia"/>
@@ -3517,17 +3552,17 @@
         </w:rPr>
         <w:t>采购部</w:t>
       </w:r>
-      <w:bookmarkEnd w:id="16"/>
-    </w:p>
-    <w:p>
-      <w:pPr>
-        <w:pStyle w:val="BodyText"/>
+      <w:bookmarkEnd w:id="15"/>
+    </w:p>
+    <w:p>
+      <w:pPr>
+        <w:pStyle w:val="12"/>
         <w:numPr>
           <w:ilvl w:val="0"/>
           <w:numId w:val="8"/>
         </w:numPr>
         <w:spacing w:before="232" w:line="360" w:lineRule="auto"/>
-        <w:ind w:left="425" w:hanging="425" w:leftChars="0" w:firstLineChars="0"/>
+        <w:ind w:left="425" w:leftChars="0" w:hanging="425" w:firstLineChars="0"/>
         <w:rPr>
           <w:sz w:val="24"/>
           <w:szCs w:val="24"/>
@@ -3543,7 +3578,7 @@
       </w:r>
       <w:r>
         <w:rPr>
-          <w:rFonts w:eastAsia="宋体" w:hint="eastAsia"/>
+          <w:rFonts w:hint="eastAsia" w:eastAsia="宋体"/>
           <w:spacing w:val="-2"/>
           <w:sz w:val="24"/>
           <w:szCs w:val="24"/>
@@ -3562,13 +3597,13 @@
     </w:p>
     <w:p>
       <w:pPr>
-        <w:pStyle w:val="a1"/>
+        <w:pStyle w:val="29"/>
         <w:numPr>
           <w:ilvl w:val="0"/>
           <w:numId w:val="8"/>
         </w:numPr>
         <w:spacing w:line="360" w:lineRule="auto"/>
-        <w:ind w:left="425" w:hanging="425" w:leftChars="0" w:firstLineChars="0"/>
+        <w:ind w:left="425" w:leftChars="0" w:hanging="425" w:firstLineChars="0"/>
         <w:rPr>
           <w:rFonts w:hint="eastAsia"/>
           <w:lang w:val="en-US" w:eastAsia="zh-CN"/>
@@ -3613,14 +3648,14 @@
     </w:p>
     <w:p>
       <w:pPr>
-        <w:pStyle w:val="1"/>
+        <w:pStyle w:val="28"/>
         <w:bidi w:val="0"/>
         <w:rPr>
           <w:rFonts w:hint="default"/>
           <w:lang w:val="en-US" w:eastAsia="zh-CN"/>
         </w:rPr>
       </w:pPr>
-      <w:bookmarkStart w:id="17" w:name="_Toc3662"/>
+      <w:bookmarkStart w:id="16" w:name="_Toc3662"/>
       <w:r>
         <w:rPr>
           <w:rFonts w:hint="eastAsia"/>
@@ -3628,24 +3663,24 @@
         </w:rPr>
         <w:t>运维服务能力管理实施</w:t>
       </w:r>
+      <w:bookmarkEnd w:id="16"/>
+    </w:p>
+    <w:p>
+      <w:pPr>
+        <w:pStyle w:val="30"/>
+        <w:bidi w:val="0"/>
+      </w:pPr>
+      <w:bookmarkStart w:id="17" w:name="bookmark11"/>
       <w:bookmarkEnd w:id="17"/>
-    </w:p>
-    <w:p>
-      <w:pPr>
-        <w:pStyle w:val="2"/>
-        <w:bidi w:val="0"/>
-      </w:pPr>
-      <w:bookmarkStart w:id="18" w:name="bookmark11"/>
+      <w:bookmarkStart w:id="18" w:name="_Toc10628"/>
+      <w:r>
+        <w:t>制定运维服务能力管理计划</w:t>
+      </w:r>
       <w:bookmarkEnd w:id="18"/>
-      <w:bookmarkStart w:id="19" w:name="_Toc10628"/>
-      <w:r>
-        <w:t>制定运维服务能力管理计划</w:t>
-      </w:r>
-      <w:bookmarkEnd w:id="19"/>
-    </w:p>
-    <w:p>
-      <w:pPr>
-        <w:pStyle w:val="a1"/>
+    </w:p>
+    <w:p>
+      <w:pPr>
+        <w:pStyle w:val="29"/>
         <w:bidi w:val="0"/>
       </w:pPr>
       <w:r>
@@ -3681,7 +3716,7 @@
     </w:p>
     <w:p>
       <w:pPr>
-        <w:pStyle w:val="a1"/>
+        <w:pStyle w:val="29"/>
         <w:bidi w:val="0"/>
         <w:rPr>
           <w:rFonts w:hint="eastAsia"/>
@@ -3698,13 +3733,13 @@
     </w:p>
     <w:p>
       <w:pPr>
-        <w:pStyle w:val="BodyText"/>
+        <w:pStyle w:val="12"/>
         <w:numPr>
           <w:ilvl w:val="0"/>
           <w:numId w:val="9"/>
         </w:numPr>
         <w:spacing w:before="195" w:line="220" w:lineRule="auto"/>
-        <w:ind w:left="425" w:hanging="425" w:leftChars="0" w:firstLineChars="0"/>
+        <w:ind w:left="425" w:leftChars="0" w:hanging="425" w:firstLineChars="0"/>
         <w:rPr>
           <w:sz w:val="22"/>
           <w:szCs w:val="22"/>
@@ -3712,7 +3747,7 @@
       </w:pPr>
       <w:r>
         <w:rPr>
-          <w:rFonts w:eastAsia="宋体" w:hint="eastAsia"/>
+          <w:rFonts w:hint="eastAsia" w:eastAsia="宋体"/>
           <w:spacing w:val="-2"/>
           <w:sz w:val="22"/>
           <w:szCs w:val="22"/>
@@ -3731,13 +3766,13 @@
     </w:p>
     <w:p>
       <w:pPr>
-        <w:pStyle w:val="BodyText"/>
+        <w:pStyle w:val="12"/>
         <w:numPr>
           <w:ilvl w:val="0"/>
           <w:numId w:val="9"/>
         </w:numPr>
         <w:spacing w:before="206" w:line="220" w:lineRule="auto"/>
-        <w:ind w:left="425" w:hanging="425" w:leftChars="0" w:firstLineChars="0"/>
+        <w:ind w:left="425" w:leftChars="0" w:hanging="425" w:firstLineChars="0"/>
         <w:rPr>
           <w:sz w:val="22"/>
           <w:szCs w:val="22"/>
@@ -3749,18 +3784,66 @@
           <w:sz w:val="22"/>
           <w:szCs w:val="22"/>
         </w:rPr>
-        <w:t>下年度公司在人员、技术、资源和过程领域的能力规划。</w:t>
-      </w:r>
-    </w:p>
-    <w:p>
-      <w:pPr>
-        <w:pStyle w:val="BodyText"/>
+        <w:t>下年度公司在人员、技术、资源</w:t>
+      </w:r>
+      <w:r>
+        <w:rPr>
+          <w:rFonts w:hint="eastAsia" w:eastAsia="宋体"/>
+          <w:spacing w:val="-1"/>
+          <w:sz w:val="22"/>
+          <w:szCs w:val="22"/>
+          <w:lang w:eastAsia="zh-CN"/>
+        </w:rPr>
+        <w:t>、</w:t>
+      </w:r>
+      <w:r>
+        <w:rPr>
+          <w:spacing w:val="-1"/>
+          <w:sz w:val="22"/>
+          <w:szCs w:val="22"/>
+        </w:rPr>
+        <w:t>过程</w:t>
+      </w:r>
+      <w:r>
+        <w:rPr>
+          <w:rFonts w:hint="eastAsia" w:eastAsia="宋体"/>
+          <w:spacing w:val="-1"/>
+          <w:sz w:val="22"/>
+          <w:szCs w:val="22"/>
+          <w:lang w:eastAsia="zh-CN"/>
+        </w:rPr>
+        <w:t>、</w:t>
+      </w:r>
+      <w:r>
+        <w:rPr>
+          <w:rFonts w:hint="eastAsia" w:eastAsia="宋体"/>
+          <w:spacing w:val="-1"/>
+          <w:sz w:val="22"/>
+          <w:szCs w:val="22"/>
+          <w:lang w:val="en-US" w:eastAsia="zh-CN"/>
+        </w:rPr>
+        <w:t>交付和应急</w:t>
+      </w:r>
+      <w:bookmarkStart w:id="34" w:name="_GoBack"/>
+      <w:bookmarkEnd w:id="34"/>
+      <w:r>
+        <w:rPr>
+          <w:spacing w:val="-1"/>
+          <w:sz w:val="22"/>
+          <w:szCs w:val="22"/>
+        </w:rPr>
+        <w:t>领域的能力规划。</w:t>
+      </w:r>
+    </w:p>
+    <w:p>
+      <w:pPr>
+        <w:pStyle w:val="12"/>
         <w:numPr>
           <w:ilvl w:val="0"/>
           <w:numId w:val="9"/>
         </w:numPr>
         <w:spacing w:before="205" w:line="220" w:lineRule="auto"/>
-        <w:ind w:left="425" w:hanging="425" w:leftChars="0" w:firstLineChars="0"/>
+        <w:ind w:left="425" w:leftChars="0" w:hanging="425" w:firstLineChars="0"/>
         <w:rPr>
           <w:sz w:val="22"/>
           <w:szCs w:val="22"/>
@@ -3785,20 +3868,20 @@
     </w:p>
     <w:p>
       <w:pPr>
-        <w:pStyle w:val="2"/>
+        <w:pStyle w:val="30"/>
         <w:bidi w:val="0"/>
       </w:pPr>
-      <w:bookmarkStart w:id="20" w:name="bookmark12"/>
+      <w:bookmarkStart w:id="19" w:name="bookmark12"/>
+      <w:bookmarkEnd w:id="19"/>
+      <w:bookmarkStart w:id="20" w:name="_Toc2355"/>
+      <w:r>
+        <w:t>制定运维服务KPI指标体系</w:t>
+      </w:r>
       <w:bookmarkEnd w:id="20"/>
-      <w:bookmarkStart w:id="21" w:name="_Toc2355"/>
-      <w:r>
-        <w:t>制定运维服务KPI指标体系</w:t>
-      </w:r>
-      <w:bookmarkEnd w:id="21"/>
-    </w:p>
-    <w:p>
-      <w:pPr>
-        <w:pStyle w:val="a1"/>
+    </w:p>
+    <w:p>
+      <w:pPr>
+        <w:pStyle w:val="29"/>
         <w:bidi w:val="0"/>
       </w:pPr>
       <w:r>
@@ -3851,20 +3934,20 @@
     </w:p>
     <w:p>
       <w:pPr>
-        <w:pStyle w:val="2"/>
+        <w:pStyle w:val="30"/>
         <w:bidi w:val="0"/>
       </w:pPr>
-      <w:bookmarkStart w:id="22" w:name="bookmark13"/>
+      <w:bookmarkStart w:id="21" w:name="bookmark13"/>
+      <w:bookmarkEnd w:id="21"/>
+      <w:bookmarkStart w:id="22" w:name="_Toc12386"/>
+      <w:r>
+        <w:t>制定部门工作详细计划</w:t>
+      </w:r>
       <w:bookmarkEnd w:id="22"/>
-      <w:bookmarkStart w:id="23" w:name="_Toc12386"/>
-      <w:r>
-        <w:t>制定部门工作详细计划</w:t>
-      </w:r>
-      <w:bookmarkEnd w:id="23"/>
-    </w:p>
-    <w:p>
-      <w:pPr>
-        <w:pStyle w:val="a1"/>
+    </w:p>
+    <w:p>
+      <w:pPr>
+        <w:pStyle w:val="29"/>
         <w:bidi w:val="0"/>
       </w:pPr>
       <w:r>
@@ -3907,18 +3990,18 @@
     </w:p>
     <w:p>
       <w:pPr>
-        <w:pStyle w:val="2"/>
+        <w:pStyle w:val="30"/>
         <w:bidi w:val="0"/>
       </w:pPr>
-      <w:bookmarkStart w:id="24" w:name="_Toc6543"/>
+      <w:bookmarkStart w:id="23" w:name="_Toc6543"/>
       <w:r>
         <w:t>实施能力计划</w:t>
       </w:r>
-      <w:bookmarkEnd w:id="24"/>
-    </w:p>
-    <w:p>
-      <w:pPr>
-        <w:pStyle w:val="a1"/>
+      <w:bookmarkEnd w:id="23"/>
+    </w:p>
+    <w:p>
+      <w:pPr>
+        <w:pStyle w:val="29"/>
         <w:bidi w:val="0"/>
       </w:pPr>
       <w:r>
@@ -3951,20 +4034,20 @@
     </w:p>
     <w:p>
       <w:pPr>
-        <w:pStyle w:val="2"/>
+        <w:pStyle w:val="30"/>
         <w:bidi w:val="0"/>
       </w:pPr>
-      <w:bookmarkStart w:id="25" w:name="bookmark15"/>
+      <w:bookmarkStart w:id="24" w:name="bookmark15"/>
+      <w:bookmarkEnd w:id="24"/>
+      <w:bookmarkStart w:id="25" w:name="_Toc28050"/>
+      <w:r>
+        <w:t>跟踪检查</w:t>
+      </w:r>
       <w:bookmarkEnd w:id="25"/>
-      <w:bookmarkStart w:id="26" w:name="_Toc28050"/>
-      <w:r>
-        <w:t>跟踪检查</w:t>
-      </w:r>
-      <w:bookmarkEnd w:id="26"/>
-    </w:p>
-    <w:p>
-      <w:pPr>
-        <w:pStyle w:val="a1"/>
+    </w:p>
+    <w:p>
+      <w:pPr>
+        <w:pStyle w:val="29"/>
         <w:bidi w:val="0"/>
       </w:pPr>
       <w:r>
@@ -4000,20 +4083,20 @@
     </w:p>
     <w:p>
       <w:pPr>
-        <w:pStyle w:val="2"/>
+        <w:pStyle w:val="30"/>
         <w:bidi w:val="0"/>
       </w:pPr>
-      <w:bookmarkStart w:id="27" w:name="bookmark16"/>
+      <w:bookmarkStart w:id="26" w:name="bookmark16"/>
+      <w:bookmarkEnd w:id="26"/>
+      <w:bookmarkStart w:id="27" w:name="_Toc32728"/>
+      <w:r>
+        <w:t>评估及改进</w:t>
+      </w:r>
       <w:bookmarkEnd w:id="27"/>
-      <w:bookmarkStart w:id="28" w:name="_Toc32728"/>
-      <w:r>
-        <w:t>评估及改进</w:t>
-      </w:r>
-      <w:bookmarkEnd w:id="28"/>
-    </w:p>
-    <w:p>
-      <w:pPr>
-        <w:pStyle w:val="a1"/>
+    </w:p>
+    <w:p>
+      <w:pPr>
+        <w:pStyle w:val="29"/>
         <w:bidi w:val="0"/>
         <w:rPr>
           <w:rFonts w:hint="default"/>
@@ -4030,28 +4113,28 @@
     </w:p>
     <w:p>
       <w:pPr>
-        <w:pStyle w:val="1"/>
+        <w:pStyle w:val="28"/>
         <w:bidi w:val="0"/>
         <w:rPr>
-          <w:rStyle w:val="1Char"/>
-          <w:rFonts w:eastAsia="宋体" w:hint="default"/>
+          <w:rStyle w:val="38"/>
+          <w:rFonts w:hint="default" w:eastAsia="宋体"/>
           <w:lang w:val="en-US" w:eastAsia="zh-CN"/>
         </w:rPr>
       </w:pPr>
-      <w:bookmarkStart w:id="29" w:name="bookmark3"/>
+      <w:bookmarkStart w:id="28" w:name="bookmark3"/>
+      <w:bookmarkEnd w:id="28"/>
+      <w:bookmarkStart w:id="29" w:name="_Toc10052"/>
+      <w:bookmarkStart w:id="30" w:name="_Toc17424"/>
+      <w:r>
+        <w:rPr>
+          <w:rStyle w:val="38"/>
+          <w:rFonts w:hint="eastAsia" w:eastAsia="宋体"/>
+          <w:lang w:val="en-US" w:eastAsia="zh-CN"/>
+        </w:rPr>
+        <w:t>附则</w:t>
+      </w:r>
       <w:bookmarkEnd w:id="29"/>
-      <w:bookmarkStart w:id="30" w:name="_Toc10052"/>
-      <w:bookmarkStart w:id="31" w:name="_Toc17424"/>
-      <w:r>
-        <w:rPr>
-          <w:rStyle w:val="1Char"/>
-          <w:rFonts w:eastAsia="宋体" w:hint="eastAsia"/>
-          <w:lang w:val="en-US" w:eastAsia="zh-CN"/>
-        </w:rPr>
-        <w:t>附则</w:t>
-      </w:r>
       <w:bookmarkEnd w:id="30"/>
-      <w:bookmarkEnd w:id="31"/>
     </w:p>
     <w:p>
       <w:pPr>
@@ -4073,17 +4156,17 @@
         <w:adjustRightInd w:val="0"/>
         <w:snapToGrid w:val="0"/>
         <w:spacing w:line="360" w:lineRule="auto"/>
-        <w:ind w:left="425" w:hanging="425" w:leftChars="0" w:firstLineChars="0"/>
+        <w:ind w:left="425" w:leftChars="0" w:hanging="425" w:firstLineChars="0"/>
         <w:textAlignment w:val="baseline"/>
         <w:rPr>
-          <w:rFonts w:ascii="宋体" w:eastAsia="宋体" w:hAnsi="宋体" w:cs="宋体"/>
-          <w:sz w:val="24"/>
-          <w:szCs w:val="24"/>
-        </w:rPr>
-      </w:pPr>
-      <w:r>
-        <w:rPr>
-          <w:rFonts w:ascii="宋体" w:eastAsia="宋体" w:hAnsi="宋体" w:cs="宋体"/>
+          <w:rFonts w:ascii="宋体" w:hAnsi="宋体" w:eastAsia="宋体" w:cs="宋体"/>
+          <w:sz w:val="24"/>
+          <w:szCs w:val="24"/>
+        </w:rPr>
+      </w:pPr>
+      <w:r>
+        <w:rPr>
+          <w:rFonts w:ascii="宋体" w:hAnsi="宋体" w:eastAsia="宋体" w:cs="宋体"/>
           <w:spacing w:val="-1"/>
           <w:sz w:val="24"/>
           <w:szCs w:val="24"/>
@@ -4092,7 +4175,7 @@
       </w:r>
       <w:r>
         <w:rPr>
-          <w:rFonts w:ascii="宋体" w:eastAsia="宋体" w:hAnsi="宋体" w:cs="宋体" w:hint="eastAsia"/>
+          <w:rFonts w:hint="eastAsia" w:ascii="宋体" w:hAnsi="宋体" w:eastAsia="宋体" w:cs="宋体"/>
           <w:spacing w:val="-1"/>
           <w:sz w:val="24"/>
           <w:szCs w:val="24"/>
@@ -4102,7 +4185,7 @@
       </w:r>
       <w:r>
         <w:rPr>
-          <w:rFonts w:ascii="宋体" w:eastAsia="宋体" w:hAnsi="宋体" w:cs="宋体"/>
+          <w:rFonts w:ascii="宋体" w:hAnsi="宋体" w:eastAsia="宋体" w:cs="宋体"/>
           <w:spacing w:val="-1"/>
           <w:sz w:val="24"/>
           <w:szCs w:val="24"/>
@@ -4130,7 +4213,7 @@
         <w:adjustRightInd w:val="0"/>
         <w:snapToGrid w:val="0"/>
         <w:spacing w:line="360" w:lineRule="auto"/>
-        <w:ind w:left="425" w:hanging="425" w:leftChars="0" w:firstLineChars="0"/>
+        <w:ind w:left="425" w:leftChars="0" w:hanging="425" w:firstLineChars="0"/>
         <w:textAlignment w:val="baseline"/>
         <w:rPr>
           <w:rFonts w:hint="default"/>
@@ -4139,7 +4222,7 @@
       </w:pPr>
       <w:r>
         <w:rPr>
-          <w:rFonts w:ascii="宋体" w:eastAsia="宋体" w:hAnsi="宋体" w:cs="宋体"/>
+          <w:rFonts w:ascii="宋体" w:hAnsi="宋体" w:eastAsia="宋体" w:cs="宋体"/>
           <w:spacing w:val="-2"/>
           <w:sz w:val="24"/>
           <w:szCs w:val="24"/>
@@ -4149,16 +4232,16 @@
     </w:p>
     <w:p>
       <w:pPr>
-        <w:pStyle w:val="1"/>
+        <w:pStyle w:val="28"/>
         <w:bidi w:val="0"/>
         <w:rPr>
           <w:rFonts w:hint="default"/>
           <w:lang w:val="en-US" w:eastAsia="zh-CN"/>
         </w:rPr>
       </w:pPr>
-      <w:bookmarkStart w:id="32" w:name="bookmark14"/>
-      <w:bookmarkEnd w:id="32"/>
-      <w:bookmarkStart w:id="33" w:name="_Toc15031"/>
+      <w:bookmarkStart w:id="31" w:name="bookmark14"/>
+      <w:bookmarkEnd w:id="31"/>
+      <w:bookmarkStart w:id="32" w:name="_Toc15031"/>
       <w:r>
         <w:rPr>
           <w:rFonts w:hint="eastAsia"/>
@@ -4166,18 +4249,18 @@
         </w:rPr>
         <w:t>附件</w:t>
       </w:r>
-      <w:bookmarkEnd w:id="33"/>
-    </w:p>
-    <w:p>
-      <w:pPr>
-        <w:pStyle w:val="1"/>
+      <w:bookmarkEnd w:id="32"/>
+    </w:p>
+    <w:p>
+      <w:pPr>
+        <w:pStyle w:val="28"/>
         <w:bidi w:val="0"/>
         <w:rPr>
           <w:rFonts w:hint="eastAsia"/>
           <w:lang w:val="en-US" w:eastAsia="zh-CN"/>
         </w:rPr>
       </w:pPr>
-      <w:bookmarkStart w:id="34" w:name="_Toc13806"/>
+      <w:bookmarkStart w:id="33" w:name="_Toc13806"/>
       <w:r>
         <w:rPr>
           <w:rFonts w:hint="eastAsia"/>
@@ -4185,11 +4268,11 @@
         </w:rPr>
         <w:t>记录</w:t>
       </w:r>
-      <w:bookmarkEnd w:id="34"/>
-    </w:p>
-    <w:p>
-      <w:pPr>
-        <w:pStyle w:val="a3"/>
+      <w:bookmarkEnd w:id="33"/>
+    </w:p>
+    <w:p>
+      <w:pPr>
+        <w:pStyle w:val="40"/>
         <w:bidi w:val="0"/>
       </w:pPr>
       <w:r>
@@ -4198,7 +4281,7 @@
     </w:p>
     <w:p>
       <w:pPr>
-        <w:pStyle w:val="a3"/>
+        <w:pStyle w:val="40"/>
         <w:bidi w:val="0"/>
       </w:pPr>
       <w:r>
@@ -4217,7 +4300,7 @@
     </w:p>
     <w:p>
       <w:pPr>
-        <w:pStyle w:val="a3"/>
+        <w:pStyle w:val="40"/>
         <w:bidi w:val="0"/>
       </w:pPr>
       <w:r>
@@ -4236,7 +4319,7 @@
     </w:p>
     <w:p>
       <w:pPr>
-        <w:pStyle w:val="a3"/>
+        <w:pStyle w:val="40"/>
         <w:bidi w:val="0"/>
         <w:rPr>
           <w:rFonts w:hint="eastAsia"/>
@@ -4248,33 +4331,83 @@
       </w:r>
     </w:p>
     <w:sectPr>
-      <w:headerReference w:type="default" r:id="rId4"/>
+      <w:headerReference r:id="rId5" w:type="default"/>
       <w:pgSz w:w="11906" w:h="16838"/>
       <w:pgMar w:top="1417" w:right="1800" w:bottom="1440" w:left="1800" w:header="1140" w:footer="992" w:gutter="0"/>
-      <w:cols w:num="1" w:space="425"/>
+      <w:cols w:space="425" w:num="1"/>
       <w:docGrid w:type="lines" w:linePitch="312" w:charSpace="0"/>
     </w:sectPr>
   </w:body>
 </w:document>
 </file>
 
+<file path=word/endnotes.xml><?xml version="1.0" encoding="utf-8"?>
+<w:endnotes xmlns:wpc="http://schemas.microsoft.com/office/word/2010/wordprocessingCanvas" xmlns:mc="http://schemas.openxmlformats.org/markup-compatibility/2006" xmlns:o="urn:schemas-microsoft-com:office:office" xmlns:r="http://schemas.openxmlformats.org/officeDocument/2006/relationships" xmlns:m="http://schemas.openxmlformats.org/officeDocument/2006/math" xmlns:v="urn:schemas-microsoft-com:vml" xmlns:wp14="http://schemas.microsoft.com/office/word/2010/wordprocessingDrawing" xmlns:wp="http://schemas.openxmlformats.org/drawingml/2006/wordprocessingDrawing" xmlns:w="http://schemas.openxmlformats.org/wordprocessingml/2006/main" xmlns:w14="http://schemas.microsoft.com/office/word/2010/wordml" xmlns:w15="http://schemas.microsoft.com/office/word/2012/wordml" xmlns:w10="urn:schemas-microsoft-com:office:word" xmlns:wpg="http://schemas.microsoft.com/office/word/2010/wordprocessingGroup" xmlns:wpi="http://schemas.microsoft.com/office/word/2010/wordprocessingInk" xmlns:wne="http://schemas.microsoft.com/office/word/2006/wordml" xmlns:wps="http://schemas.microsoft.com/office/word/2010/wordprocessingShape" xmlns:wpsCustomData="http://www.wps.cn/officeDocument/2013/wpsCustomData" mc:Ignorable="w14 w15 wp14">
+  <w:endnote w:type="separator" w:id="0">
+    <w:p>
+      <w:pPr>
+        <w:spacing w:line="240" w:lineRule="auto"/>
+      </w:pPr>
+      <w:r>
+        <w:separator/>
+      </w:r>
+    </w:p>
+  </w:endnote>
+  <w:endnote w:type="continuationSeparator" w:id="1">
+    <w:p>
+      <w:pPr>
+        <w:spacing w:line="240" w:lineRule="auto"/>
+      </w:pPr>
+      <w:r>
+        <w:continuationSeparator/>
+      </w:r>
+    </w:p>
+  </w:endnote>
+</w:endnotes>
+</file>
+
+<file path=word/footnotes.xml><?xml version="1.0" encoding="utf-8"?>
+<w:footnotes xmlns:wpc="http://schemas.microsoft.com/office/word/2010/wordprocessingCanvas" xmlns:mc="http://schemas.openxmlformats.org/markup-compatibility/2006" xmlns:o="urn:schemas-microsoft-com:office:office" xmlns:r="http://schemas.openxmlformats.org/officeDocument/2006/relationships" xmlns:m="http://schemas.openxmlformats.org/officeDocument/2006/math" xmlns:v="urn:schemas-microsoft-com:vml" xmlns:wp14="http://schemas.microsoft.com/office/word/2010/wordprocessingDrawing" xmlns:wp="http://schemas.openxmlformats.org/drawingml/2006/wordprocessingDrawing" xmlns:w="http://schemas.openxmlformats.org/wordprocessingml/2006/main" xmlns:w14="http://schemas.microsoft.com/office/word/2010/wordml" xmlns:w15="http://schemas.microsoft.com/office/word/2012/wordml" xmlns:w10="urn:schemas-microsoft-com:office:word" xmlns:wpg="http://schemas.microsoft.com/office/word/2010/wordprocessingGroup" xmlns:wpi="http://schemas.microsoft.com/office/word/2010/wordprocessingInk" xmlns:wne="http://schemas.microsoft.com/office/word/2006/wordml" xmlns:wps="http://schemas.microsoft.com/office/word/2010/wordprocessingShape" xmlns:wpsCustomData="http://www.wps.cn/officeDocument/2013/wpsCustomData" mc:Ignorable="w14 w15 wp14">
+  <w:footnote w:type="separator" w:id="0">
+    <w:p>
+      <w:pPr>
+        <w:spacing w:line="360" w:lineRule="auto"/>
+      </w:pPr>
+      <w:r>
+        <w:separator/>
+      </w:r>
+    </w:p>
+  </w:footnote>
+  <w:footnote w:type="continuationSeparator" w:id="1">
+    <w:p>
+      <w:pPr>
+        <w:spacing w:line="360" w:lineRule="auto"/>
+      </w:pPr>
+      <w:r>
+        <w:continuationSeparator/>
+      </w:r>
+    </w:p>
+  </w:footnote>
+</w:footnotes>
+</file>
+
 <file path=word/header1.xml><?xml version="1.0" encoding="utf-8"?>
-<w:hdr xmlns:wpc="http://schemas.microsoft.com/office/word/2010/wordprocessingCanvas" xmlns:mc="http://schemas.openxmlformats.org/markup-compatibility/2006" xmlns:o="urn:schemas-microsoft-com:office:office" xmlns:r="http://schemas.openxmlformats.org/officeDocument/2006/relationships" xmlns:m="http://schemas.openxmlformats.org/officeDocument/2006/math" xmlns:v="urn:schemas-microsoft-com:vml" xmlns:wp14="http://schemas.microsoft.com/office/word/2010/wordprocessingDrawing" xmlns:wp="http://schemas.openxmlformats.org/drawingml/2006/wordprocessingDrawing" xmlns:w10="urn:schemas-microsoft-com:office:word" xmlns:w="http://schemas.openxmlformats.org/wordprocessingml/2006/main" xmlns:w14="http://schemas.microsoft.com/office/word/2010/wordml" xmlns:w15="http://schemas.microsoft.com/office/word/2012/wordml" xmlns:wne="http://schemas.microsoft.com/office/word/2006/wordml" xmlns:wpg="http://schemas.microsoft.com/office/word/2010/wordprocessingGroup" xmlns:wpi="http://schemas.microsoft.com/office/word/2010/wordprocessingInk" xmlns:wps="http://schemas.microsoft.com/office/word/2010/wordprocessingShape" mc:Ignorable="w14 w15 wp14">
+<w:hdr xmlns:wpc="http://schemas.microsoft.com/office/word/2010/wordprocessingCanvas" xmlns:mc="http://schemas.openxmlformats.org/markup-compatibility/2006" xmlns:o="urn:schemas-microsoft-com:office:office" xmlns:r="http://schemas.openxmlformats.org/officeDocument/2006/relationships" xmlns:m="http://schemas.openxmlformats.org/officeDocument/2006/math" xmlns:v="urn:schemas-microsoft-com:vml" xmlns:wp14="http://schemas.microsoft.com/office/word/2010/wordprocessingDrawing" xmlns:wp="http://schemas.openxmlformats.org/drawingml/2006/wordprocessingDrawing" xmlns:w10="urn:schemas-microsoft-com:office:word" xmlns:w="http://schemas.openxmlformats.org/wordprocessingml/2006/main" xmlns:w14="http://schemas.microsoft.com/office/word/2010/wordml" xmlns:w15="http://schemas.microsoft.com/office/word/2012/wordml" xmlns:wpg="http://schemas.microsoft.com/office/word/2010/wordprocessingGroup" xmlns:wpi="http://schemas.microsoft.com/office/word/2010/wordprocessingInk" xmlns:wne="http://schemas.microsoft.com/office/word/2006/wordml" xmlns:wps="http://schemas.microsoft.com/office/word/2010/wordprocessingShape" xmlns:wpsCustomData="http://www.wps.cn/officeDocument/2013/wpsCustomData" mc:Ignorable="w14 w15 wp14">
   <w:p>
     <w:pPr>
-      <w:pStyle w:val="Header"/>
+      <w:pStyle w:val="15"/>
       <w:pBdr>
-        <w:bottom w:val="single" w:sz="4" w:space="1" w:color="auto"/>
+        <w:bottom w:val="single" w:color="auto" w:sz="4" w:space="1"/>
       </w:pBdr>
       <w:jc w:val="right"/>
       <w:rPr>
-        <w:rFonts w:eastAsiaTheme="minorEastAsia" w:hint="eastAsia"/>
+        <w:rFonts w:hint="eastAsia" w:eastAsiaTheme="minorEastAsia"/>
         <w:lang w:eastAsia="zh-CN"/>
       </w:rPr>
     </w:pPr>
     <w:r>
       <w:rPr>
-        <w:rFonts w:eastAsiaTheme="minorEastAsia" w:hint="eastAsia"/>
+        <w:rFonts w:hint="eastAsia" w:eastAsiaTheme="minorEastAsia"/>
         <w:lang w:eastAsia="zh-CN"/>
       </w:rPr>
       <w:t>青岛瑞源工程集团有限公司</w:t>
@@ -4284,15 +4417,15 @@
 </file>
 
 <file path=word/numbering.xml><?xml version="1.0" encoding="utf-8"?>
-<w:numbering xmlns:wpc="http://schemas.microsoft.com/office/word/2010/wordprocessingCanvas" xmlns:mc="http://schemas.openxmlformats.org/markup-compatibility/2006" xmlns:o="urn:schemas-microsoft-com:office:office" xmlns:r="http://schemas.openxmlformats.org/officeDocument/2006/relationships" xmlns:m="http://schemas.openxmlformats.org/officeDocument/2006/math" xmlns:v="urn:schemas-microsoft-com:vml" xmlns:wp14="http://schemas.microsoft.com/office/word/2010/wordprocessingDrawing" xmlns:wp="http://schemas.openxmlformats.org/drawingml/2006/wordprocessingDrawing" xmlns:w10="urn:schemas-microsoft-com:office:word" xmlns:w="http://schemas.openxmlformats.org/wordprocessingml/2006/main" xmlns:w14="http://schemas.microsoft.com/office/word/2010/wordml" xmlns:w15="http://schemas.microsoft.com/office/word/2012/wordml" xmlns:wne="http://schemas.microsoft.com/office/word/2006/wordml" xmlns:wpg="http://schemas.microsoft.com/office/word/2010/wordprocessingGroup" xmlns:wpi="http://schemas.microsoft.com/office/word/2010/wordprocessingInk" xmlns:wps="http://schemas.microsoft.com/office/word/2010/wordprocessingShape" mc:Ignorable="w14 w15 wp14">
+<w:numbering xmlns:wpc="http://schemas.microsoft.com/office/word/2010/wordprocessingCanvas" xmlns:mc="http://schemas.openxmlformats.org/markup-compatibility/2006" xmlns:o="urn:schemas-microsoft-com:office:office" xmlns:r="http://schemas.openxmlformats.org/officeDocument/2006/relationships" xmlns:m="http://schemas.openxmlformats.org/officeDocument/2006/math" xmlns:v="urn:schemas-microsoft-com:vml" xmlns:wp14="http://schemas.microsoft.com/office/word/2010/wordprocessingDrawing" xmlns:wp="http://schemas.openxmlformats.org/drawingml/2006/wordprocessingDrawing" xmlns:w10="urn:schemas-microsoft-com:office:word" xmlns:w="http://schemas.openxmlformats.org/wordprocessingml/2006/main" xmlns:w14="http://schemas.microsoft.com/office/word/2010/wordml" xmlns:wpg="http://schemas.microsoft.com/office/word/2010/wordprocessingGroup" xmlns:wpi="http://schemas.microsoft.com/office/word/2010/wordprocessingInk" xmlns:wne="http://schemas.microsoft.com/office/word/2006/wordml" xmlns:wps="http://schemas.microsoft.com/office/word/2010/wordprocessingShape" xmlns:wpsCustomData="http://www.wps.cn/officeDocument/2013/wpsCustomData" mc:Ignorable="w14 wp14">
   <w:abstractNum w:abstractNumId="0">
     <w:nsid w:val="8E964DCE"/>
     <w:multiLevelType w:val="multilevel"/>
     <w:tmpl w:val="8E964DCE"/>
-    <w:lvl w:ilvl="0">
+    <w:lvl w:ilvl="0" w:tentative="0">
       <w:start w:val="1"/>
       <w:numFmt w:val="decimal"/>
-      <w:pStyle w:val="Heading1"/>
+      <w:pStyle w:val="2"/>
       <w:lvlText w:val="%1."/>
       <w:lvlJc w:val="left"/>
       <w:pPr>
@@ -4302,10 +4435,10 @@
         <w:rFonts w:hint="default"/>
       </w:rPr>
     </w:lvl>
-    <w:lvl w:ilvl="1">
+    <w:lvl w:ilvl="1" w:tentative="0">
       <w:start w:val="1"/>
       <w:numFmt w:val="decimal"/>
-      <w:pStyle w:val="Heading2"/>
+      <w:pStyle w:val="3"/>
       <w:lvlText w:val="%1.%2."/>
       <w:lvlJc w:val="left"/>
       <w:pPr>
@@ -4315,10 +4448,10 @@
         <w:rFonts w:hint="default"/>
       </w:rPr>
     </w:lvl>
-    <w:lvl w:ilvl="2">
+    <w:lvl w:ilvl="2" w:tentative="0">
       <w:start w:val="1"/>
       <w:numFmt w:val="decimal"/>
-      <w:pStyle w:val="Heading3"/>
+      <w:pStyle w:val="4"/>
       <w:lvlText w:val="%1.%2.%3."/>
       <w:lvlJc w:val="left"/>
       <w:pPr>
@@ -4328,10 +4461,10 @@
         <w:rFonts w:hint="default"/>
       </w:rPr>
     </w:lvl>
-    <w:lvl w:ilvl="3">
+    <w:lvl w:ilvl="3" w:tentative="0">
       <w:start w:val="1"/>
       <w:numFmt w:val="decimal"/>
-      <w:pStyle w:val="Heading4"/>
+      <w:pStyle w:val="5"/>
       <w:lvlText w:val="%1.%2.%3.%4."/>
       <w:lvlJc w:val="left"/>
       <w:pPr>
@@ -4341,10 +4474,10 @@
         <w:rFonts w:hint="default"/>
       </w:rPr>
     </w:lvl>
-    <w:lvl w:ilvl="4">
+    <w:lvl w:ilvl="4" w:tentative="0">
       <w:start w:val="1"/>
       <w:numFmt w:val="decimal"/>
-      <w:pStyle w:val="Heading5"/>
+      <w:pStyle w:val="6"/>
       <w:lvlText w:val="%1.%2.%3.%4.%5."/>
       <w:lvlJc w:val="left"/>
       <w:pPr>
@@ -4354,10 +4487,10 @@
         <w:rFonts w:hint="default"/>
       </w:rPr>
     </w:lvl>
-    <w:lvl w:ilvl="5">
+    <w:lvl w:ilvl="5" w:tentative="0">
       <w:start w:val="1"/>
       <w:numFmt w:val="decimal"/>
-      <w:pStyle w:val="Heading6"/>
+      <w:pStyle w:val="7"/>
       <w:lvlText w:val="%1.%2.%3.%4.%5.%6."/>
       <w:lvlJc w:val="left"/>
       <w:pPr>
@@ -4367,10 +4500,10 @@
         <w:rFonts w:hint="default"/>
       </w:rPr>
     </w:lvl>
-    <w:lvl w:ilvl="6">
+    <w:lvl w:ilvl="6" w:tentative="0">
       <w:start w:val="1"/>
       <w:numFmt w:val="decimal"/>
-      <w:pStyle w:val="Heading7"/>
+      <w:pStyle w:val="8"/>
       <w:lvlText w:val="%1.%2.%3.%4.%5.%6.%7."/>
       <w:lvlJc w:val="left"/>
       <w:pPr>
@@ -4380,10 +4513,10 @@
         <w:rFonts w:hint="default"/>
       </w:rPr>
     </w:lvl>
-    <w:lvl w:ilvl="7">
+    <w:lvl w:ilvl="7" w:tentative="0">
       <w:start w:val="1"/>
       <w:numFmt w:val="decimal"/>
-      <w:pStyle w:val="Heading8"/>
+      <w:pStyle w:val="9"/>
       <w:lvlText w:val="%1.%2.%3.%4.%5.%6.%7.%8."/>
       <w:lvlJc w:val="left"/>
       <w:pPr>
@@ -4393,10 +4526,10 @@
         <w:rFonts w:hint="default"/>
       </w:rPr>
     </w:lvl>
-    <w:lvl w:ilvl="8">
+    <w:lvl w:ilvl="8" w:tentative="0">
       <w:start w:val="1"/>
       <w:numFmt w:val="decimal"/>
-      <w:pStyle w:val="Heading9"/>
+      <w:pStyle w:val="10"/>
       <w:lvlText w:val="%1.%2.%3.%4.%5.%6.%7.%8.%9."/>
       <w:lvlJc w:val="left"/>
       <w:pPr>
@@ -4411,7 +4544,7 @@
     <w:nsid w:val="97D13B28"/>
     <w:multiLevelType w:val="singleLevel"/>
     <w:tmpl w:val="97D13B28"/>
-    <w:lvl w:ilvl="0">
+    <w:lvl w:ilvl="0" w:tentative="0">
       <w:start w:val="1"/>
       <w:numFmt w:val="decimal"/>
       <w:lvlText w:val="%1."/>
@@ -4428,7 +4561,7 @@
     <w:nsid w:val="9D4FEA89"/>
     <w:multiLevelType w:val="singleLevel"/>
     <w:tmpl w:val="9D4FEA89"/>
-    <w:lvl w:ilvl="0">
+    <w:lvl w:ilvl="0" w:tentative="0">
       <w:start w:val="1"/>
       <w:numFmt w:val="decimal"/>
       <w:lvlText w:val="%1."/>
@@ -4445,7 +4578,7 @@
     <w:nsid w:val="9D93219D"/>
     <w:multiLevelType w:val="singleLevel"/>
     <w:tmpl w:val="9D93219D"/>
-    <w:lvl w:ilvl="0">
+    <w:lvl w:ilvl="0" w:tentative="0">
       <w:start w:val="1"/>
       <w:numFmt w:val="decimal"/>
       <w:lvlText w:val="%1."/>
@@ -4462,7 +4595,7 @@
     <w:nsid w:val="DB5403E5"/>
     <w:multiLevelType w:val="singleLevel"/>
     <w:tmpl w:val="DB5403E5"/>
-    <w:lvl w:ilvl="0">
+    <w:lvl w:ilvl="0" w:tentative="0">
       <w:start w:val="1"/>
       <w:numFmt w:val="decimal"/>
       <w:lvlText w:val="%1."/>
@@ -4479,7 +4612,7 @@
     <w:nsid w:val="F9539CF3"/>
     <w:multiLevelType w:val="singleLevel"/>
     <w:tmpl w:val="F9539CF3"/>
-    <w:lvl w:ilvl="0">
+    <w:lvl w:ilvl="0" w:tentative="0">
       <w:start w:val="1"/>
       <w:numFmt w:val="decimal"/>
       <w:lvlText w:val="%1."/>
@@ -4496,7 +4629,7 @@
     <w:nsid w:val="FBAEE6C9"/>
     <w:multiLevelType w:val="singleLevel"/>
     <w:tmpl w:val="FBAEE6C9"/>
-    <w:lvl w:ilvl="0">
+    <w:lvl w:ilvl="0" w:tentative="0">
       <w:start w:val="1"/>
       <w:numFmt w:val="decimal"/>
       <w:lvlText w:val="%1."/>
@@ -4513,7 +4646,7 @@
     <w:nsid w:val="1BF71FDC"/>
     <w:multiLevelType w:val="singleLevel"/>
     <w:tmpl w:val="1BF71FDC"/>
-    <w:lvl w:ilvl="0">
+    <w:lvl w:ilvl="0" w:tentative="0">
       <w:start w:val="1"/>
       <w:numFmt w:val="decimal"/>
       <w:lvlText w:val="%1."/>
@@ -4530,7 +4663,7 @@
     <w:nsid w:val="2EB7E365"/>
     <w:multiLevelType w:val="singleLevel"/>
     <w:tmpl w:val="2EB7E365"/>
-    <w:lvl w:ilvl="0">
+    <w:lvl w:ilvl="0" w:tentative="0">
       <w:start w:val="1"/>
       <w:numFmt w:val="decimal"/>
       <w:lvlText w:val="%1."/>
@@ -4547,7 +4680,7 @@
     <w:nsid w:val="4AEEBF3E"/>
     <w:multiLevelType w:val="singleLevel"/>
     <w:tmpl w:val="4AEEBF3E"/>
-    <w:lvl w:ilvl="0">
+    <w:lvl w:ilvl="0" w:tentative="0">
       <w:start w:val="1"/>
       <w:numFmt w:val="decimal"/>
       <w:lvlText w:val="%1."/>
@@ -4594,267 +4727,269 @@
 </file>
 
 <file path=word/styles.xml><?xml version="1.0" encoding="utf-8"?>
-<w:styles xmlns:mc="http://schemas.openxmlformats.org/markup-compatibility/2006" xmlns:r="http://schemas.openxmlformats.org/officeDocument/2006/relationships" xmlns:w="http://schemas.openxmlformats.org/wordprocessingml/2006/main" xmlns:w14="http://schemas.microsoft.com/office/word/2010/wordml" xmlns:w15="http://schemas.microsoft.com/office/word/2012/wordml" mc:Ignorable="w14 w15">
+<w:styles xmlns:mc="http://schemas.openxmlformats.org/markup-compatibility/2006" xmlns:o="urn:schemas-microsoft-com:office:office" xmlns:r="http://schemas.openxmlformats.org/officeDocument/2006/relationships" xmlns:m="http://schemas.openxmlformats.org/officeDocument/2006/math" xmlns:v="urn:schemas-microsoft-com:vml" xmlns:w="http://schemas.openxmlformats.org/wordprocessingml/2006/main" xmlns:w14="http://schemas.microsoft.com/office/word/2010/wordml" xmlns:w10="urn:schemas-microsoft-com:office:word" xmlns:sl="http://schemas.openxmlformats.org/schemaLibrary/2006/main" xmlns:wpsCustomData="http://www.wps.cn/officeDocument/2013/wpsCustomData" mc:Ignorable="w14">
   <w:docDefaults>
     <w:rPrDefault>
       <w:rPr>
-        <w:rFonts w:ascii="Times New Roman" w:eastAsia="宋体" w:hAnsi="Times New Roman" w:cs="Times New Roman"/>
+        <w:rFonts w:ascii="Times New Roman" w:hAnsi="Times New Roman" w:eastAsia="宋体" w:cs="Times New Roman"/>
       </w:rPr>
     </w:rPrDefault>
     <w:pPrDefault/>
   </w:docDefaults>
-  <w:latentStyles w:defLockedState="0" w:defUIPriority="99" w:defSemiHidden="1" w:defUnhideWhenUsed="1" w:defQFormat="0" w:count="260">
-    <w:lsdException w:name="Normal" w:semiHidden="0" w:uiPriority="0" w:unhideWhenUsed="0" w:qFormat="1"/>
-    <w:lsdException w:name="heading 1" w:semiHidden="0" w:uiPriority="0" w:unhideWhenUsed="0" w:qFormat="1"/>
-    <w:lsdException w:name="heading 2" w:semiHidden="0" w:uiPriority="0" w:qFormat="1"/>
-    <w:lsdException w:name="heading 3" w:uiPriority="0" w:qFormat="1"/>
-    <w:lsdException w:name="heading 4" w:semiHidden="0" w:uiPriority="0" w:qFormat="1"/>
-    <w:lsdException w:name="heading 5" w:uiPriority="0" w:qFormat="1"/>
-    <w:lsdException w:name="heading 6" w:uiPriority="0" w:qFormat="1"/>
-    <w:lsdException w:name="heading 7" w:uiPriority="0" w:qFormat="1"/>
-    <w:lsdException w:name="heading 8" w:uiPriority="0" w:qFormat="1"/>
-    <w:lsdException w:name="heading 9" w:uiPriority="0" w:qFormat="1"/>
-    <w:lsdException w:name="index 1" w:semiHidden="0" w:uiPriority="0" w:unhideWhenUsed="0"/>
-    <w:lsdException w:name="index 2" w:semiHidden="0" w:uiPriority="0" w:unhideWhenUsed="0"/>
-    <w:lsdException w:name="index 3" w:semiHidden="0" w:uiPriority="0" w:unhideWhenUsed="0"/>
-    <w:lsdException w:name="index 4" w:semiHidden="0" w:uiPriority="0" w:unhideWhenUsed="0"/>
-    <w:lsdException w:name="index 5" w:semiHidden="0" w:uiPriority="0" w:unhideWhenUsed="0"/>
-    <w:lsdException w:name="index 6" w:semiHidden="0" w:uiPriority="0" w:unhideWhenUsed="0"/>
-    <w:lsdException w:name="index 7" w:semiHidden="0" w:uiPriority="0" w:unhideWhenUsed="0"/>
-    <w:lsdException w:name="index 8" w:semiHidden="0" w:uiPriority="0" w:unhideWhenUsed="0"/>
-    <w:lsdException w:name="index 9" w:semiHidden="0" w:uiPriority="0" w:unhideWhenUsed="0"/>
-    <w:lsdException w:name="toc 1" w:semiHidden="0" w:uiPriority="0" w:unhideWhenUsed="0" w:qFormat="1"/>
-    <w:lsdException w:name="toc 2" w:semiHidden="0" w:uiPriority="0" w:unhideWhenUsed="0" w:qFormat="1"/>
-    <w:lsdException w:name="toc 3" w:semiHidden="0" w:uiPriority="0" w:unhideWhenUsed="0" w:qFormat="1"/>
-    <w:lsdException w:name="toc 4" w:semiHidden="0" w:uiPriority="0" w:unhideWhenUsed="0"/>
-    <w:lsdException w:name="toc 5" w:semiHidden="0" w:uiPriority="0" w:unhideWhenUsed="0"/>
-    <w:lsdException w:name="toc 6" w:semiHidden="0" w:uiPriority="0" w:unhideWhenUsed="0"/>
-    <w:lsdException w:name="toc 7" w:semiHidden="0" w:uiPriority="0" w:unhideWhenUsed="0"/>
-    <w:lsdException w:name="toc 8" w:semiHidden="0" w:uiPriority="0" w:unhideWhenUsed="0"/>
-    <w:lsdException w:name="toc 9" w:semiHidden="0" w:uiPriority="0" w:unhideWhenUsed="0"/>
-    <w:lsdException w:name="Normal Indent" w:semiHidden="0" w:uiPriority="0" w:unhideWhenUsed="0"/>
-    <w:lsdException w:name="footnote text" w:semiHidden="0" w:uiPriority="0" w:unhideWhenUsed="0"/>
-    <w:lsdException w:name="annotation text" w:semiHidden="0" w:uiPriority="0" w:unhideWhenUsed="0" w:qFormat="1"/>
-    <w:lsdException w:name="header" w:semiHidden="0" w:uiPriority="0" w:unhideWhenUsed="0" w:qFormat="1"/>
-    <w:lsdException w:name="footer" w:semiHidden="0" w:uiPriority="0" w:unhideWhenUsed="0" w:qFormat="1"/>
-    <w:lsdException w:name="index heading" w:semiHidden="0" w:uiPriority="0" w:unhideWhenUsed="0"/>
-    <w:lsdException w:name="caption" w:uiPriority="0" w:qFormat="1"/>
-    <w:lsdException w:name="table of figures" w:semiHidden="0" w:uiPriority="0" w:unhideWhenUsed="0"/>
-    <w:lsdException w:name="envelope address" w:semiHidden="0" w:uiPriority="0" w:unhideWhenUsed="0"/>
-    <w:lsdException w:name="envelope return" w:semiHidden="0" w:uiPriority="0" w:unhideWhenUsed="0"/>
-    <w:lsdException w:name="footnote reference" w:semiHidden="0" w:uiPriority="0" w:unhideWhenUsed="0"/>
-    <w:lsdException w:name="annotation reference" w:semiHidden="0" w:uiPriority="0" w:unhideWhenUsed="0"/>
-    <w:lsdException w:name="line number" w:semiHidden="0" w:uiPriority="0" w:unhideWhenUsed="0"/>
-    <w:lsdException w:name="page number" w:semiHidden="0" w:uiPriority="0" w:unhideWhenUsed="0"/>
-    <w:lsdException w:name="endnote reference" w:semiHidden="0" w:uiPriority="0" w:unhideWhenUsed="0"/>
-    <w:lsdException w:name="endnote text" w:semiHidden="0" w:uiPriority="0" w:unhideWhenUsed="0"/>
-    <w:lsdException w:name="table of authorities" w:semiHidden="0" w:uiPriority="0" w:unhideWhenUsed="0"/>
-    <w:lsdException w:name="macro" w:semiHidden="0" w:uiPriority="0" w:unhideWhenUsed="0"/>
-    <w:lsdException w:name="toa heading" w:semiHidden="0" w:uiPriority="0" w:unhideWhenUsed="0"/>
-    <w:lsdException w:name="List" w:semiHidden="0" w:uiPriority="0" w:unhideWhenUsed="0"/>
-    <w:lsdException w:name="List Bullet" w:semiHidden="0" w:uiPriority="0" w:unhideWhenUsed="0"/>
-    <w:lsdException w:name="List Number" w:semiHidden="0" w:uiPriority="0" w:unhideWhenUsed="0"/>
-    <w:lsdException w:name="List 2" w:semiHidden="0" w:uiPriority="0" w:unhideWhenUsed="0"/>
-    <w:lsdException w:name="List 3" w:semiHidden="0" w:uiPriority="0" w:unhideWhenUsed="0"/>
-    <w:lsdException w:name="List 4" w:semiHidden="0" w:uiPriority="0" w:unhideWhenUsed="0"/>
-    <w:lsdException w:name="List 5" w:semiHidden="0" w:uiPriority="0" w:unhideWhenUsed="0"/>
-    <w:lsdException w:name="List Bullet 2" w:semiHidden="0" w:uiPriority="0" w:unhideWhenUsed="0"/>
-    <w:lsdException w:name="List Bullet 3" w:semiHidden="0" w:uiPriority="0" w:unhideWhenUsed="0"/>
-    <w:lsdException w:name="List Bullet 4" w:semiHidden="0" w:uiPriority="0" w:unhideWhenUsed="0"/>
-    <w:lsdException w:name="List Bullet 5" w:semiHidden="0" w:uiPriority="0" w:unhideWhenUsed="0"/>
-    <w:lsdException w:name="List Number 2" w:semiHidden="0" w:uiPriority="0" w:unhideWhenUsed="0"/>
-    <w:lsdException w:name="List Number 3" w:semiHidden="0" w:uiPriority="0" w:unhideWhenUsed="0"/>
-    <w:lsdException w:name="List Number 4" w:semiHidden="0" w:uiPriority="0" w:unhideWhenUsed="0"/>
-    <w:lsdException w:name="List Number 5" w:semiHidden="0" w:uiPriority="0" w:unhideWhenUsed="0"/>
-    <w:lsdException w:name="Title" w:semiHidden="0" w:uiPriority="0" w:unhideWhenUsed="0" w:qFormat="1"/>
-    <w:lsdException w:name="Closing" w:semiHidden="0" w:uiPriority="0" w:unhideWhenUsed="0"/>
-    <w:lsdException w:name="Signature" w:semiHidden="0" w:uiPriority="0" w:unhideWhenUsed="0"/>
-    <w:lsdException w:name="Default Paragraph Font" w:uiPriority="0" w:unhideWhenUsed="0" w:qFormat="1"/>
-    <w:lsdException w:name="Body Text" w:uiPriority="0" w:unhideWhenUsed="0" w:qFormat="1"/>
-    <w:lsdException w:name="Body Text Indent" w:semiHidden="0" w:uiPriority="0" w:unhideWhenUsed="0"/>
-    <w:lsdException w:name="List Continue" w:semiHidden="0" w:uiPriority="0" w:unhideWhenUsed="0"/>
-    <w:lsdException w:name="List Continue 2" w:semiHidden="0" w:uiPriority="0" w:unhideWhenUsed="0"/>
-    <w:lsdException w:name="List Continue 3" w:semiHidden="0" w:uiPriority="0" w:unhideWhenUsed="0"/>
-    <w:lsdException w:name="List Continue 4" w:semiHidden="0" w:uiPriority="0" w:unhideWhenUsed="0"/>
-    <w:lsdException w:name="List Continue 5" w:semiHidden="0" w:uiPriority="0" w:unhideWhenUsed="0"/>
-    <w:lsdException w:name="Message Header" w:semiHidden="0" w:uiPriority="0" w:unhideWhenUsed="0"/>
-    <w:lsdException w:name="Subtitle" w:semiHidden="0" w:uiPriority="0" w:unhideWhenUsed="0" w:qFormat="1"/>
-    <w:lsdException w:name="Salutation" w:semiHidden="0" w:uiPriority="0" w:unhideWhenUsed="0"/>
-    <w:lsdException w:name="Date" w:semiHidden="0" w:uiPriority="0" w:unhideWhenUsed="0"/>
-    <w:lsdException w:name="Body Text First Indent" w:semiHidden="0" w:uiPriority="0" w:unhideWhenUsed="0"/>
-    <w:lsdException w:name="Body Text First Indent 2" w:semiHidden="0" w:uiPriority="0" w:unhideWhenUsed="0"/>
-    <w:lsdException w:name="Body Text 2" w:semiHidden="0" w:uiPriority="0" w:unhideWhenUsed="0"/>
-    <w:lsdException w:name="Body Text 3" w:semiHidden="0" w:uiPriority="0" w:unhideWhenUsed="0"/>
-    <w:lsdException w:name="Body Text Indent 2" w:semiHidden="0" w:uiPriority="0" w:unhideWhenUsed="0"/>
-    <w:lsdException w:name="Body Text Indent 3" w:semiHidden="0" w:uiPriority="0" w:unhideWhenUsed="0"/>
-    <w:lsdException w:name="Block Text" w:semiHidden="0" w:uiPriority="0" w:unhideWhenUsed="0"/>
-    <w:lsdException w:name="Hyperlink" w:semiHidden="0" w:uiPriority="0" w:unhideWhenUsed="0"/>
-    <w:lsdException w:name="FollowedHyperlink" w:semiHidden="0" w:uiPriority="0" w:unhideWhenUsed="0"/>
-    <w:lsdException w:name="Strong" w:semiHidden="0" w:uiPriority="0" w:unhideWhenUsed="0" w:qFormat="1"/>
-    <w:lsdException w:name="Emphasis" w:semiHidden="0" w:uiPriority="0" w:unhideWhenUsed="0" w:qFormat="1"/>
-    <w:lsdException w:name="Document Map" w:semiHidden="0" w:uiPriority="0" w:unhideWhenUsed="0"/>
-    <w:lsdException w:name="Plain Text" w:semiHidden="0" w:uiPriority="0" w:unhideWhenUsed="0"/>
-    <w:lsdException w:name="E-mail Signature" w:semiHidden="0" w:uiPriority="0" w:unhideWhenUsed="0"/>
-    <w:lsdException w:name="Normal (Web)" w:semiHidden="0" w:uiPriority="0" w:unhideWhenUsed="0" w:qFormat="1"/>
-    <w:lsdException w:name="HTML Acronym" w:semiHidden="0" w:uiPriority="0" w:unhideWhenUsed="0"/>
-    <w:lsdException w:name="HTML Address" w:semiHidden="0" w:uiPriority="0" w:unhideWhenUsed="0"/>
-    <w:lsdException w:name="HTML Cite" w:semiHidden="0" w:uiPriority="0" w:unhideWhenUsed="0"/>
-    <w:lsdException w:name="HTML Code" w:semiHidden="0" w:uiPriority="0" w:unhideWhenUsed="0"/>
-    <w:lsdException w:name="HTML Definition" w:semiHidden="0" w:uiPriority="0" w:unhideWhenUsed="0"/>
-    <w:lsdException w:name="HTML Keyboard" w:semiHidden="0" w:uiPriority="0" w:unhideWhenUsed="0"/>
-    <w:lsdException w:name="HTML Preformatted" w:semiHidden="0" w:uiPriority="0" w:unhideWhenUsed="0"/>
-    <w:lsdException w:name="HTML Sample" w:semiHidden="0" w:uiPriority="0" w:unhideWhenUsed="0"/>
-    <w:lsdException w:name="HTML Typewriter" w:semiHidden="0" w:uiPriority="0" w:unhideWhenUsed="0"/>
-    <w:lsdException w:name="HTML Variable" w:semiHidden="0" w:uiPriority="0" w:unhideWhenUsed="0"/>
-    <w:lsdException w:name="Normal Table" w:uiPriority="0" w:unhideWhenUsed="0" w:qFormat="1"/>
-    <w:lsdException w:name="annotation subject" w:semiHidden="0" w:uiPriority="0" w:unhideWhenUsed="0"/>
-    <w:lsdException w:name="Table Simple 1" w:semiHidden="0" w:uiPriority="0" w:unhideWhenUsed="0"/>
-    <w:lsdException w:name="Table Simple 2" w:semiHidden="0" w:uiPriority="0" w:unhideWhenUsed="0"/>
-    <w:lsdException w:name="Table Simple 3" w:semiHidden="0" w:uiPriority="0" w:unhideWhenUsed="0"/>
-    <w:lsdException w:name="Table Classic 1" w:semiHidden="0" w:uiPriority="0" w:unhideWhenUsed="0"/>
-    <w:lsdException w:name="Table Classic 2" w:semiHidden="0" w:uiPriority="0" w:unhideWhenUsed="0"/>
-    <w:lsdException w:name="Table Classic 3" w:semiHidden="0" w:uiPriority="0" w:unhideWhenUsed="0"/>
-    <w:lsdException w:name="Table Classic 4" w:semiHidden="0" w:uiPriority="0" w:unhideWhenUsed="0"/>
-    <w:lsdException w:name="Table Colorful 1" w:semiHidden="0" w:uiPriority="0" w:unhideWhenUsed="0"/>
-    <w:lsdException w:name="Table Colorful 2" w:semiHidden="0" w:uiPriority="0" w:unhideWhenUsed="0"/>
-    <w:lsdException w:name="Table Colorful 3" w:semiHidden="0" w:uiPriority="0" w:unhideWhenUsed="0"/>
-    <w:lsdException w:name="Table Columns 1" w:semiHidden="0" w:uiPriority="0" w:unhideWhenUsed="0"/>
-    <w:lsdException w:name="Table Columns 2" w:semiHidden="0" w:uiPriority="0" w:unhideWhenUsed="0"/>
-    <w:lsdException w:name="Table Columns 3" w:semiHidden="0" w:uiPriority="0" w:unhideWhenUsed="0"/>
-    <w:lsdException w:name="Table Columns 4" w:semiHidden="0" w:uiPriority="0" w:unhideWhenUsed="0"/>
-    <w:lsdException w:name="Table Columns 5" w:semiHidden="0" w:uiPriority="0" w:unhideWhenUsed="0"/>
-    <w:lsdException w:name="Table Grid 1" w:semiHidden="0" w:uiPriority="0" w:unhideWhenUsed="0"/>
-    <w:lsdException w:name="Table Grid 2" w:semiHidden="0" w:uiPriority="0" w:unhideWhenUsed="0"/>
-    <w:lsdException w:name="Table Grid 3" w:semiHidden="0" w:uiPriority="0" w:unhideWhenUsed="0"/>
-    <w:lsdException w:name="Table Grid 4" w:semiHidden="0" w:uiPriority="0" w:unhideWhenUsed="0"/>
-    <w:lsdException w:name="Table Grid 5" w:semiHidden="0" w:uiPriority="0" w:unhideWhenUsed="0"/>
-    <w:lsdException w:name="Table Grid 6" w:semiHidden="0" w:uiPriority="0" w:unhideWhenUsed="0"/>
-    <w:lsdException w:name="Table Grid 7" w:semiHidden="0" w:uiPriority="0" w:unhideWhenUsed="0"/>
-    <w:lsdException w:name="Table Grid 8" w:semiHidden="0" w:uiPriority="0" w:unhideWhenUsed="0"/>
-    <w:lsdException w:name="Table List 1" w:semiHidden="0" w:uiPriority="0" w:unhideWhenUsed="0"/>
-    <w:lsdException w:name="Table List 2" w:semiHidden="0" w:uiPriority="0" w:unhideWhenUsed="0"/>
-    <w:lsdException w:name="Table List 3" w:semiHidden="0" w:uiPriority="0" w:unhideWhenUsed="0"/>
-    <w:lsdException w:name="Table List 4" w:semiHidden="0" w:uiPriority="0" w:unhideWhenUsed="0"/>
-    <w:lsdException w:name="Table List 5" w:semiHidden="0" w:uiPriority="0" w:unhideWhenUsed="0"/>
-    <w:lsdException w:name="Table List 6" w:semiHidden="0" w:uiPriority="0" w:unhideWhenUsed="0"/>
-    <w:lsdException w:name="Table List 7" w:semiHidden="0" w:uiPriority="0" w:unhideWhenUsed="0"/>
-    <w:lsdException w:name="Table List 8" w:semiHidden="0" w:uiPriority="0" w:unhideWhenUsed="0"/>
-    <w:lsdException w:name="Table 3D effects 1" w:semiHidden="0" w:uiPriority="0" w:unhideWhenUsed="0"/>
-    <w:lsdException w:name="Table 3D effects 2" w:semiHidden="0" w:uiPriority="0" w:unhideWhenUsed="0"/>
-    <w:lsdException w:name="Table 3D effects 3" w:semiHidden="0" w:uiPriority="0" w:unhideWhenUsed="0"/>
-    <w:lsdException w:name="Table Contemporary" w:semiHidden="0" w:uiPriority="0" w:unhideWhenUsed="0"/>
-    <w:lsdException w:name="Table Elegant" w:semiHidden="0" w:uiPriority="0" w:unhideWhenUsed="0"/>
-    <w:lsdException w:name="Table Professional" w:semiHidden="0" w:uiPriority="0" w:unhideWhenUsed="0"/>
-    <w:lsdException w:name="Table Subtle 1" w:semiHidden="0" w:uiPriority="0" w:unhideWhenUsed="0"/>
-    <w:lsdException w:name="Table Subtle 2" w:semiHidden="0" w:uiPriority="0" w:unhideWhenUsed="0"/>
-    <w:lsdException w:name="Table Web 1" w:semiHidden="0" w:uiPriority="0" w:unhideWhenUsed="0"/>
-    <w:lsdException w:name="Table Web 2" w:semiHidden="0" w:uiPriority="0" w:unhideWhenUsed="0"/>
-    <w:lsdException w:name="Table Web 3" w:semiHidden="0" w:uiPriority="0" w:unhideWhenUsed="0"/>
-    <w:lsdException w:name="Balloon Text" w:semiHidden="0" w:uiPriority="0" w:unhideWhenUsed="0"/>
-    <w:lsdException w:name="Table Grid" w:semiHidden="0" w:uiPriority="0" w:unhideWhenUsed="0" w:qFormat="1"/>
-    <w:lsdException w:name="Table Theme" w:semiHidden="0" w:uiPriority="0" w:unhideWhenUsed="0"/>
-    <w:lsdException w:name="Light Shading" w:semiHidden="0" w:uiPriority="60" w:unhideWhenUsed="0"/>
-    <w:lsdException w:name="Light List" w:semiHidden="0" w:uiPriority="61" w:unhideWhenUsed="0"/>
-    <w:lsdException w:name="Light Grid" w:semiHidden="0" w:uiPriority="62" w:unhideWhenUsed="0"/>
-    <w:lsdException w:name="Medium Shading 1" w:semiHidden="0" w:uiPriority="63" w:unhideWhenUsed="0"/>
-    <w:lsdException w:name="Medium Shading 2" w:semiHidden="0" w:uiPriority="64" w:unhideWhenUsed="0"/>
-    <w:lsdException w:name="Medium List 1" w:semiHidden="0" w:uiPriority="65" w:unhideWhenUsed="0"/>
-    <w:lsdException w:name="Medium List 2" w:semiHidden="0" w:uiPriority="66" w:unhideWhenUsed="0"/>
-    <w:lsdException w:name="Medium Grid 1" w:semiHidden="0" w:uiPriority="67" w:unhideWhenUsed="0"/>
-    <w:lsdException w:name="Medium Grid 2" w:semiHidden="0" w:uiPriority="68" w:unhideWhenUsed="0"/>
-    <w:lsdException w:name="Medium Grid 3" w:semiHidden="0" w:uiPriority="69" w:unhideWhenUsed="0"/>
-    <w:lsdException w:name="Dark List" w:semiHidden="0" w:uiPriority="70" w:unhideWhenUsed="0"/>
-    <w:lsdException w:name="Colorful Shading" w:semiHidden="0" w:uiPriority="71" w:unhideWhenUsed="0"/>
-    <w:lsdException w:name="Colorful List" w:semiHidden="0" w:uiPriority="72" w:unhideWhenUsed="0"/>
-    <w:lsdException w:name="Colorful Grid" w:semiHidden="0" w:uiPriority="73" w:unhideWhenUsed="0"/>
-    <w:lsdException w:name="Light Shading Accent 1" w:semiHidden="0" w:uiPriority="60" w:unhideWhenUsed="0"/>
-    <w:lsdException w:name="Light List Accent 1" w:semiHidden="0" w:uiPriority="61" w:unhideWhenUsed="0"/>
-    <w:lsdException w:name="Light Grid Accent 1" w:semiHidden="0" w:uiPriority="62" w:unhideWhenUsed="0"/>
-    <w:lsdException w:name="Medium Shading 1 Accent 1" w:semiHidden="0" w:uiPriority="63" w:unhideWhenUsed="0"/>
-    <w:lsdException w:name="Medium Shading 2 Accent 1" w:semiHidden="0" w:uiPriority="64" w:unhideWhenUsed="0"/>
-    <w:lsdException w:name="Medium List 1 Accent 1" w:semiHidden="0" w:uiPriority="65" w:unhideWhenUsed="0"/>
-    <w:lsdException w:name="Medium List 2 Accent 1" w:semiHidden="0" w:uiPriority="66" w:unhideWhenUsed="0"/>
-    <w:lsdException w:name="Medium Grid 1 Accent 1" w:semiHidden="0" w:uiPriority="67" w:unhideWhenUsed="0"/>
-    <w:lsdException w:name="Medium Grid 2 Accent 1" w:semiHidden="0" w:uiPriority="68" w:unhideWhenUsed="0"/>
-    <w:lsdException w:name="Medium Grid 3 Accent 1" w:semiHidden="0" w:uiPriority="69" w:unhideWhenUsed="0"/>
-    <w:lsdException w:name="Dark List Accent 1" w:semiHidden="0" w:uiPriority="70" w:unhideWhenUsed="0"/>
-    <w:lsdException w:name="Colorful Shading Accent 1" w:semiHidden="0" w:uiPriority="71" w:unhideWhenUsed="0"/>
-    <w:lsdException w:name="Colorful List Accent 1" w:semiHidden="0" w:uiPriority="72" w:unhideWhenUsed="0"/>
-    <w:lsdException w:name="Colorful Grid Accent 1" w:semiHidden="0" w:uiPriority="73" w:unhideWhenUsed="0"/>
-    <w:lsdException w:name="Light Shading Accent 2" w:semiHidden="0" w:uiPriority="60" w:unhideWhenUsed="0"/>
-    <w:lsdException w:name="Light List Accent 2" w:semiHidden="0" w:uiPriority="61" w:unhideWhenUsed="0"/>
-    <w:lsdException w:name="Light Grid Accent 2" w:semiHidden="0" w:uiPriority="62" w:unhideWhenUsed="0"/>
-    <w:lsdException w:name="Medium Shading 1 Accent 2" w:semiHidden="0" w:uiPriority="63" w:unhideWhenUsed="0"/>
-    <w:lsdException w:name="Medium Shading 2 Accent 2" w:semiHidden="0" w:uiPriority="64" w:unhideWhenUsed="0"/>
-    <w:lsdException w:name="Medium List 1 Accent 2" w:semiHidden="0" w:uiPriority="65" w:unhideWhenUsed="0"/>
-    <w:lsdException w:name="Medium List 2 Accent 2" w:semiHidden="0" w:uiPriority="66" w:unhideWhenUsed="0"/>
-    <w:lsdException w:name="Medium Grid 1 Accent 2" w:semiHidden="0" w:uiPriority="67" w:unhideWhenUsed="0"/>
-    <w:lsdException w:name="Medium Grid 2 Accent 2" w:semiHidden="0" w:uiPriority="68" w:unhideWhenUsed="0"/>
-    <w:lsdException w:name="Medium Grid 3 Accent 2" w:semiHidden="0" w:uiPriority="69" w:unhideWhenUsed="0"/>
-    <w:lsdException w:name="Dark List Accent 2" w:semiHidden="0" w:uiPriority="70" w:unhideWhenUsed="0"/>
-    <w:lsdException w:name="Colorful Shading Accent 2" w:semiHidden="0" w:uiPriority="71" w:unhideWhenUsed="0"/>
-    <w:lsdException w:name="Colorful List Accent 2" w:semiHidden="0" w:uiPriority="72" w:unhideWhenUsed="0"/>
-    <w:lsdException w:name="Colorful Grid Accent 2" w:semiHidden="0" w:uiPriority="73" w:unhideWhenUsed="0"/>
-    <w:lsdException w:name="Light Shading Accent 3" w:semiHidden="0" w:uiPriority="60" w:unhideWhenUsed="0"/>
-    <w:lsdException w:name="Light List Accent 3" w:semiHidden="0" w:uiPriority="61" w:unhideWhenUsed="0"/>
-    <w:lsdException w:name="Light Grid Accent 3" w:semiHidden="0" w:uiPriority="62" w:unhideWhenUsed="0"/>
-    <w:lsdException w:name="Medium Shading 1 Accent 3" w:semiHidden="0" w:uiPriority="63" w:unhideWhenUsed="0"/>
-    <w:lsdException w:name="Medium Shading 2 Accent 3" w:semiHidden="0" w:uiPriority="64" w:unhideWhenUsed="0"/>
-    <w:lsdException w:name="Medium List 1 Accent 3" w:semiHidden="0" w:uiPriority="65" w:unhideWhenUsed="0"/>
-    <w:lsdException w:name="Medium List 2 Accent 3" w:semiHidden="0" w:uiPriority="66" w:unhideWhenUsed="0"/>
-    <w:lsdException w:name="Medium Grid 1 Accent 3" w:semiHidden="0" w:uiPriority="67" w:unhideWhenUsed="0"/>
-    <w:lsdException w:name="Medium Grid 2 Accent 3" w:semiHidden="0" w:uiPriority="68" w:unhideWhenUsed="0"/>
-    <w:lsdException w:name="Medium Grid 3 Accent 3" w:semiHidden="0" w:uiPriority="69" w:unhideWhenUsed="0"/>
-    <w:lsdException w:name="Dark List Accent 3" w:semiHidden="0" w:uiPriority="70" w:unhideWhenUsed="0"/>
-    <w:lsdException w:name="Colorful Shading Accent 3" w:semiHidden="0" w:uiPriority="71" w:unhideWhenUsed="0"/>
-    <w:lsdException w:name="Colorful List Accent 3" w:semiHidden="0" w:uiPriority="72" w:unhideWhenUsed="0"/>
-    <w:lsdException w:name="Colorful Grid Accent 3" w:semiHidden="0" w:uiPriority="73" w:unhideWhenUsed="0"/>
-    <w:lsdException w:name="Light Shading Accent 4" w:semiHidden="0" w:uiPriority="60" w:unhideWhenUsed="0"/>
-    <w:lsdException w:name="Light List Accent 4" w:semiHidden="0" w:uiPriority="61" w:unhideWhenUsed="0"/>
-    <w:lsdException w:name="Light Grid Accent 4" w:semiHidden="0" w:uiPriority="62" w:unhideWhenUsed="0"/>
-    <w:lsdException w:name="Medium Shading 1 Accent 4" w:semiHidden="0" w:uiPriority="63" w:unhideWhenUsed="0"/>
-    <w:lsdException w:name="Medium Shading 2 Accent 4" w:semiHidden="0" w:uiPriority="64" w:unhideWhenUsed="0"/>
-    <w:lsdException w:name="Medium List 1 Accent 4" w:semiHidden="0" w:uiPriority="65" w:unhideWhenUsed="0"/>
-    <w:lsdException w:name="Medium List 2 Accent 4" w:semiHidden="0" w:uiPriority="66" w:unhideWhenUsed="0"/>
-    <w:lsdException w:name="Medium Grid 1 Accent 4" w:semiHidden="0" w:uiPriority="67" w:unhideWhenUsed="0"/>
-    <w:lsdException w:name="Medium Grid 2 Accent 4" w:semiHidden="0" w:uiPriority="68" w:unhideWhenUsed="0"/>
-    <w:lsdException w:name="Medium Grid 3 Accent 4" w:semiHidden="0" w:uiPriority="69" w:unhideWhenUsed="0"/>
-    <w:lsdException w:name="Dark List Accent 4" w:semiHidden="0" w:uiPriority="70" w:unhideWhenUsed="0"/>
-    <w:lsdException w:name="Colorful Shading Accent 4" w:semiHidden="0" w:uiPriority="71" w:unhideWhenUsed="0"/>
-    <w:lsdException w:name="Colorful List Accent 4" w:semiHidden="0" w:uiPriority="72" w:unhideWhenUsed="0"/>
-    <w:lsdException w:name="Colorful Grid Accent 4" w:semiHidden="0" w:uiPriority="73" w:unhideWhenUsed="0"/>
-    <w:lsdException w:name="Light Shading Accent 5" w:semiHidden="0" w:uiPriority="60" w:unhideWhenUsed="0"/>
-    <w:lsdException w:name="Light List Accent 5" w:semiHidden="0" w:uiPriority="61" w:unhideWhenUsed="0"/>
-    <w:lsdException w:name="Light Grid Accent 5" w:semiHidden="0" w:uiPriority="62" w:unhideWhenUsed="0"/>
-    <w:lsdException w:name="Medium Shading 1 Accent 5" w:semiHidden="0" w:uiPriority="63" w:unhideWhenUsed="0"/>
-    <w:lsdException w:name="Medium Shading 2 Accent 5" w:semiHidden="0" w:uiPriority="64" w:unhideWhenUsed="0"/>
-    <w:lsdException w:name="Medium List 1 Accent 5" w:semiHidden="0" w:uiPriority="65" w:unhideWhenUsed="0"/>
-    <w:lsdException w:name="Medium List 2 Accent 5" w:semiHidden="0" w:uiPriority="66" w:unhideWhenUsed="0"/>
-    <w:lsdException w:name="Medium Grid 1 Accent 5" w:semiHidden="0" w:uiPriority="67" w:unhideWhenUsed="0"/>
-    <w:lsdException w:name="Medium Grid 2 Accent 5" w:semiHidden="0" w:uiPriority="68" w:unhideWhenUsed="0"/>
-    <w:lsdException w:name="Medium Grid 3 Accent 5" w:semiHidden="0" w:uiPriority="69" w:unhideWhenUsed="0"/>
-    <w:lsdException w:name="Dark List Accent 5" w:semiHidden="0" w:uiPriority="70" w:unhideWhenUsed="0"/>
-    <w:lsdException w:name="Colorful Shading Accent 5" w:semiHidden="0" w:uiPriority="71" w:unhideWhenUsed="0"/>
-    <w:lsdException w:name="Colorful List Accent 5" w:semiHidden="0" w:uiPriority="72" w:unhideWhenUsed="0"/>
-    <w:lsdException w:name="Colorful Grid Accent 5" w:semiHidden="0" w:uiPriority="73" w:unhideWhenUsed="0"/>
-    <w:lsdException w:name="Light Shading Accent 6" w:semiHidden="0" w:uiPriority="60" w:unhideWhenUsed="0"/>
-    <w:lsdException w:name="Light List Accent 6" w:semiHidden="0" w:uiPriority="61" w:unhideWhenUsed="0"/>
-    <w:lsdException w:name="Light Grid Accent 6" w:semiHidden="0" w:uiPriority="62" w:unhideWhenUsed="0"/>
-    <w:lsdException w:name="Medium Shading 1 Accent 6" w:semiHidden="0" w:uiPriority="63" w:unhideWhenUsed="0"/>
-    <w:lsdException w:name="Medium Shading 2 Accent 6" w:semiHidden="0" w:uiPriority="64" w:unhideWhenUsed="0"/>
-    <w:lsdException w:name="Medium List 1 Accent 6" w:semiHidden="0" w:uiPriority="65" w:unhideWhenUsed="0"/>
-    <w:lsdException w:name="Medium List 2 Accent 6" w:semiHidden="0" w:uiPriority="66" w:unhideWhenUsed="0"/>
-    <w:lsdException w:name="Medium Grid 1 Accent 6" w:semiHidden="0" w:uiPriority="67" w:unhideWhenUsed="0"/>
-    <w:lsdException w:name="Medium Grid 2 Accent 6" w:semiHidden="0" w:uiPriority="68" w:unhideWhenUsed="0"/>
-    <w:lsdException w:name="Medium Grid 3 Accent 6" w:semiHidden="0" w:uiPriority="69" w:unhideWhenUsed="0"/>
-    <w:lsdException w:name="Dark List Accent 6" w:semiHidden="0" w:uiPriority="70" w:unhideWhenUsed="0"/>
-    <w:lsdException w:name="Colorful Shading Accent 6" w:semiHidden="0" w:uiPriority="71" w:unhideWhenUsed="0"/>
-    <w:lsdException w:name="Colorful List Accent 6" w:semiHidden="0" w:uiPriority="72" w:unhideWhenUsed="0"/>
-    <w:lsdException w:name="Colorful Grid Accent 6" w:semiHidden="0" w:uiPriority="73" w:unhideWhenUsed="0"/>
+  <w:latentStyles w:count="260" w:defQFormat="0" w:defUnhideWhenUsed="1" w:defSemiHidden="1" w:defUIPriority="99" w:defLockedState="0">
+    <w:lsdException w:qFormat="1" w:unhideWhenUsed="0" w:uiPriority="0" w:semiHidden="0" w:name="Normal"/>
+    <w:lsdException w:qFormat="1" w:unhideWhenUsed="0" w:uiPriority="0" w:semiHidden="0" w:name="heading 1"/>
+    <w:lsdException w:qFormat="1" w:uiPriority="0" w:semiHidden="0" w:name="heading 2"/>
+    <w:lsdException w:qFormat="1" w:uiPriority="0" w:name="heading 3"/>
+    <w:lsdException w:qFormat="1" w:uiPriority="0" w:semiHidden="0" w:name="heading 4"/>
+    <w:lsdException w:qFormat="1" w:uiPriority="0" w:name="heading 5"/>
+    <w:lsdException w:qFormat="1" w:uiPriority="0" w:name="heading 6"/>
+    <w:lsdException w:qFormat="1" w:uiPriority="0" w:name="heading 7"/>
+    <w:lsdException w:qFormat="1" w:uiPriority="0" w:name="heading 8"/>
+    <w:lsdException w:qFormat="1" w:uiPriority="0" w:name="heading 9"/>
+    <w:lsdException w:unhideWhenUsed="0" w:uiPriority="0" w:semiHidden="0" w:name="index 1"/>
+    <w:lsdException w:unhideWhenUsed="0" w:uiPriority="0" w:semiHidden="0" w:name="index 2"/>
+    <w:lsdException w:unhideWhenUsed="0" w:uiPriority="0" w:semiHidden="0" w:name="index 3"/>
+    <w:lsdException w:unhideWhenUsed="0" w:uiPriority="0" w:semiHidden="0" w:name="index 4"/>
+    <w:lsdException w:unhideWhenUsed="0" w:uiPriority="0" w:semiHidden="0" w:name="index 5"/>
+    <w:lsdException w:unhideWhenUsed="0" w:uiPriority="0" w:semiHidden="0" w:name="index 6"/>
+    <w:lsdException w:unhideWhenUsed="0" w:uiPriority="0" w:semiHidden="0" w:name="index 7"/>
+    <w:lsdException w:unhideWhenUsed="0" w:uiPriority="0" w:semiHidden="0" w:name="index 8"/>
+    <w:lsdException w:unhideWhenUsed="0" w:uiPriority="0" w:semiHidden="0" w:name="index 9"/>
+    <w:lsdException w:qFormat="1" w:unhideWhenUsed="0" w:uiPriority="0" w:semiHidden="0" w:name="toc 1"/>
+    <w:lsdException w:qFormat="1" w:unhideWhenUsed="0" w:uiPriority="0" w:semiHidden="0" w:name="toc 2"/>
+    <w:lsdException w:qFormat="1" w:unhideWhenUsed="0" w:uiPriority="0" w:semiHidden="0" w:name="toc 3"/>
+    <w:lsdException w:unhideWhenUsed="0" w:uiPriority="0" w:semiHidden="0" w:name="toc 4"/>
+    <w:lsdException w:unhideWhenUsed="0" w:uiPriority="0" w:semiHidden="0" w:name="toc 5"/>
+    <w:lsdException w:unhideWhenUsed="0" w:uiPriority="0" w:semiHidden="0" w:name="toc 6"/>
+    <w:lsdException w:unhideWhenUsed="0" w:uiPriority="0" w:semiHidden="0" w:name="toc 7"/>
+    <w:lsdException w:unhideWhenUsed="0" w:uiPriority="0" w:semiHidden="0" w:name="toc 8"/>
+    <w:lsdException w:unhideWhenUsed="0" w:uiPriority="0" w:semiHidden="0" w:name="toc 9"/>
+    <w:lsdException w:unhideWhenUsed="0" w:uiPriority="0" w:semiHidden="0" w:name="Normal Indent"/>
+    <w:lsdException w:unhideWhenUsed="0" w:uiPriority="0" w:semiHidden="0" w:name="footnote text"/>
+    <w:lsdException w:qFormat="1" w:unhideWhenUsed="0" w:uiPriority="0" w:semiHidden="0" w:name="annotation text"/>
+    <w:lsdException w:qFormat="1" w:unhideWhenUsed="0" w:uiPriority="0" w:semiHidden="0" w:name="header"/>
+    <w:lsdException w:qFormat="1" w:unhideWhenUsed="0" w:uiPriority="0" w:semiHidden="0" w:name="footer"/>
+    <w:lsdException w:unhideWhenUsed="0" w:uiPriority="0" w:semiHidden="0" w:name="index heading"/>
+    <w:lsdException w:qFormat="1" w:uiPriority="0" w:name="caption"/>
+    <w:lsdException w:unhideWhenUsed="0" w:uiPriority="0" w:semiHidden="0" w:name="table of figures"/>
+    <w:lsdException w:unhideWhenUsed="0" w:uiPriority="0" w:semiHidden="0" w:name="envelope address"/>
+    <w:lsdException w:unhideWhenUsed="0" w:uiPriority="0" w:semiHidden="0" w:name="envelope return"/>
+    <w:lsdException w:unhideWhenUsed="0" w:uiPriority="0" w:semiHidden="0" w:name="footnote reference"/>
+    <w:lsdException w:unhideWhenUsed="0" w:uiPriority="0" w:semiHidden="0" w:name="annotation reference"/>
+    <w:lsdException w:unhideWhenUsed="0" w:uiPriority="0" w:semiHidden="0" w:name="line number"/>
+    <w:lsdException w:unhideWhenUsed="0" w:uiPriority="0" w:semiHidden="0" w:name="page number"/>
+    <w:lsdException w:unhideWhenUsed="0" w:uiPriority="0" w:semiHidden="0" w:name="endnote reference"/>
+    <w:lsdException w:unhideWhenUsed="0" w:uiPriority="0" w:semiHidden="0" w:name="endnote text"/>
+    <w:lsdException w:unhideWhenUsed="0" w:uiPriority="0" w:semiHidden="0" w:name="table of authorities"/>
+    <w:lsdException w:unhideWhenUsed="0" w:uiPriority="0" w:semiHidden="0" w:name="macro"/>
+    <w:lsdException w:unhideWhenUsed="0" w:uiPriority="0" w:semiHidden="0" w:name="toa heading"/>
+    <w:lsdException w:unhideWhenUsed="0" w:uiPriority="0" w:semiHidden="0" w:name="List"/>
+    <w:lsdException w:unhideWhenUsed="0" w:uiPriority="0" w:semiHidden="0" w:name="List Bullet"/>
+    <w:lsdException w:unhideWhenUsed="0" w:uiPriority="0" w:semiHidden="0" w:name="List Number"/>
+    <w:lsdException w:unhideWhenUsed="0" w:uiPriority="0" w:semiHidden="0" w:name="List 2"/>
+    <w:lsdException w:unhideWhenUsed="0" w:uiPriority="0" w:semiHidden="0" w:name="List 3"/>
+    <w:lsdException w:unhideWhenUsed="0" w:uiPriority="0" w:semiHidden="0" w:name="List 4"/>
+    <w:lsdException w:unhideWhenUsed="0" w:uiPriority="0" w:semiHidden="0" w:name="List 5"/>
+    <w:lsdException w:unhideWhenUsed="0" w:uiPriority="0" w:semiHidden="0" w:name="List Bullet 2"/>
+    <w:lsdException w:unhideWhenUsed="0" w:uiPriority="0" w:semiHidden="0" w:name="List Bullet 3"/>
+    <w:lsdException w:unhideWhenUsed="0" w:uiPriority="0" w:semiHidden="0" w:name="List Bullet 4"/>
+    <w:lsdException w:unhideWhenUsed="0" w:uiPriority="0" w:semiHidden="0" w:name="List Bullet 5"/>
+    <w:lsdException w:unhideWhenUsed="0" w:uiPriority="0" w:semiHidden="0" w:name="List Number 2"/>
+    <w:lsdException w:unhideWhenUsed="0" w:uiPriority="0" w:semiHidden="0" w:name="List Number 3"/>
+    <w:lsdException w:unhideWhenUsed="0" w:uiPriority="0" w:semiHidden="0" w:name="List Number 4"/>
+    <w:lsdException w:unhideWhenUsed="0" w:uiPriority="0" w:semiHidden="0" w:name="List Number 5"/>
+    <w:lsdException w:qFormat="1" w:unhideWhenUsed="0" w:uiPriority="0" w:semiHidden="0" w:name="Title"/>
+    <w:lsdException w:unhideWhenUsed="0" w:uiPriority="0" w:semiHidden="0" w:name="Closing"/>
+    <w:lsdException w:unhideWhenUsed="0" w:uiPriority="0" w:semiHidden="0" w:name="Signature"/>
+    <w:lsdException w:qFormat="1" w:unhideWhenUsed="0" w:uiPriority="0" w:name="Default Paragraph Font"/>
+    <w:lsdException w:qFormat="1" w:unhideWhenUsed="0" w:uiPriority="0" w:name="Body Text"/>
+    <w:lsdException w:unhideWhenUsed="0" w:uiPriority="0" w:semiHidden="0" w:name="Body Text Indent"/>
+    <w:lsdException w:unhideWhenUsed="0" w:uiPriority="0" w:semiHidden="0" w:name="List Continue"/>
+    <w:lsdException w:unhideWhenUsed="0" w:uiPriority="0" w:semiHidden="0" w:name="List Continue 2"/>
+    <w:lsdException w:unhideWhenUsed="0" w:uiPriority="0" w:semiHidden="0" w:name="List Continue 3"/>
+    <w:lsdException w:unhideWhenUsed="0" w:uiPriority="0" w:semiHidden="0" w:name="List Continue 4"/>
+    <w:lsdException w:unhideWhenUsed="0" w:uiPriority="0" w:semiHidden="0" w:name="List Continue 5"/>
+    <w:lsdException w:unhideWhenUsed="0" w:uiPriority="0" w:semiHidden="0" w:name="Message Header"/>
+    <w:lsdException w:qFormat="1" w:unhideWhenUsed="0" w:uiPriority="0" w:semiHidden="0" w:name="Subtitle"/>
+    <w:lsdException w:unhideWhenUsed="0" w:uiPriority="0" w:semiHidden="0" w:name="Salutation"/>
+    <w:lsdException w:unhideWhenUsed="0" w:uiPriority="0" w:semiHidden="0" w:name="Date"/>
+    <w:lsdException w:unhideWhenUsed="0" w:uiPriority="0" w:semiHidden="0" w:name="Body Text First Indent"/>
+    <w:lsdException w:unhideWhenUsed="0" w:uiPriority="0" w:semiHidden="0" w:name="Body Text First Indent 2"/>
+    <w:lsdException w:uiPriority="99" w:name="Note Heading"/>
+    <w:lsdException w:unhideWhenUsed="0" w:uiPriority="0" w:semiHidden="0" w:name="Body Text 2"/>
+    <w:lsdException w:unhideWhenUsed="0" w:uiPriority="0" w:semiHidden="0" w:name="Body Text 3"/>
+    <w:lsdException w:unhideWhenUsed="0" w:uiPriority="0" w:semiHidden="0" w:name="Body Text Indent 2"/>
+    <w:lsdException w:unhideWhenUsed="0" w:uiPriority="0" w:semiHidden="0" w:name="Body Text Indent 3"/>
+    <w:lsdException w:unhideWhenUsed="0" w:uiPriority="0" w:semiHidden="0" w:name="Block Text"/>
+    <w:lsdException w:unhideWhenUsed="0" w:uiPriority="0" w:semiHidden="0" w:name="Hyperlink"/>
+    <w:lsdException w:unhideWhenUsed="0" w:uiPriority="0" w:semiHidden="0" w:name="FollowedHyperlink"/>
+    <w:lsdException w:qFormat="1" w:unhideWhenUsed="0" w:uiPriority="0" w:semiHidden="0" w:name="Strong"/>
+    <w:lsdException w:qFormat="1" w:unhideWhenUsed="0" w:uiPriority="0" w:semiHidden="0" w:name="Emphasis"/>
+    <w:lsdException w:unhideWhenUsed="0" w:uiPriority="0" w:semiHidden="0" w:name="Document Map"/>
+    <w:lsdException w:unhideWhenUsed="0" w:uiPriority="0" w:semiHidden="0" w:name="Plain Text"/>
+    <w:lsdException w:unhideWhenUsed="0" w:uiPriority="0" w:semiHidden="0" w:name="E-mail Signature"/>
+    <w:lsdException w:qFormat="1" w:unhideWhenUsed="0" w:uiPriority="0" w:semiHidden="0" w:name="Normal (Web)"/>
+    <w:lsdException w:unhideWhenUsed="0" w:uiPriority="0" w:semiHidden="0" w:name="HTML Acronym"/>
+    <w:lsdException w:unhideWhenUsed="0" w:uiPriority="0" w:semiHidden="0" w:name="HTML Address"/>
+    <w:lsdException w:unhideWhenUsed="0" w:uiPriority="0" w:semiHidden="0" w:name="HTML Cite"/>
+    <w:lsdException w:unhideWhenUsed="0" w:uiPriority="0" w:semiHidden="0" w:name="HTML Code"/>
+    <w:lsdException w:unhideWhenUsed="0" w:uiPriority="0" w:semiHidden="0" w:name="HTML Definition"/>
+    <w:lsdException w:unhideWhenUsed="0" w:uiPriority="0" w:semiHidden="0" w:name="HTML Keyboard"/>
+    <w:lsdException w:unhideWhenUsed="0" w:uiPriority="0" w:semiHidden="0" w:name="HTML Preformatted"/>
+    <w:lsdException w:unhideWhenUsed="0" w:uiPriority="0" w:semiHidden="0" w:name="HTML Sample"/>
+    <w:lsdException w:unhideWhenUsed="0" w:uiPriority="0" w:semiHidden="0" w:name="HTML Typewriter"/>
+    <w:lsdException w:unhideWhenUsed="0" w:uiPriority="0" w:semiHidden="0" w:name="HTML Variable"/>
+    <w:lsdException w:qFormat="1" w:unhideWhenUsed="0" w:uiPriority="0" w:name="Normal Table"/>
+    <w:lsdException w:unhideWhenUsed="0" w:uiPriority="0" w:semiHidden="0" w:name="annotation subject"/>
+    <w:lsdException w:unhideWhenUsed="0" w:uiPriority="0" w:semiHidden="0" w:name="Table Simple 1"/>
+    <w:lsdException w:unhideWhenUsed="0" w:uiPriority="0" w:semiHidden="0" w:name="Table Simple 2"/>
+    <w:lsdException w:unhideWhenUsed="0" w:uiPriority="0" w:semiHidden="0" w:name="Table Simple 3"/>
+    <w:lsdException w:unhideWhenUsed="0" w:uiPriority="0" w:semiHidden="0" w:name="Table Classic 1"/>
+    <w:lsdException w:unhideWhenUsed="0" w:uiPriority="0" w:semiHidden="0" w:name="Table Classic 2"/>
+    <w:lsdException w:unhideWhenUsed="0" w:uiPriority="0" w:semiHidden="0" w:name="Table Classic 3"/>
+    <w:lsdException w:unhideWhenUsed="0" w:uiPriority="0" w:semiHidden="0" w:name="Table Classic 4"/>
+    <w:lsdException w:unhideWhenUsed="0" w:uiPriority="0" w:semiHidden="0" w:name="Table Colorful 1"/>
+    <w:lsdException w:unhideWhenUsed="0" w:uiPriority="0" w:semiHidden="0" w:name="Table Colorful 2"/>
+    <w:lsdException w:unhideWhenUsed="0" w:uiPriority="0" w:semiHidden="0" w:name="Table Colorful 3"/>
+    <w:lsdException w:unhideWhenUsed="0" w:uiPriority="0" w:semiHidden="0" w:name="Table Columns 1"/>
+    <w:lsdException w:unhideWhenUsed="0" w:uiPriority="0" w:semiHidden="0" w:name="Table Columns 2"/>
+    <w:lsdException w:unhideWhenUsed="0" w:uiPriority="0" w:semiHidden="0" w:name="Table Columns 3"/>
+    <w:lsdException w:unhideWhenUsed="0" w:uiPriority="0" w:semiHidden="0" w:name="Table Columns 4"/>
+    <w:lsdException w:unhideWhenUsed="0" w:uiPriority="0" w:semiHidden="0" w:name="Table Columns 5"/>
+    <w:lsdException w:unhideWhenUsed="0" w:uiPriority="0" w:semiHidden="0" w:name="Table Grid 1"/>
+    <w:lsdException w:unhideWhenUsed="0" w:uiPriority="0" w:semiHidden="0" w:name="Table Grid 2"/>
+    <w:lsdException w:unhideWhenUsed="0" w:uiPriority="0" w:semiHidden="0" w:name="Table Grid 3"/>
+    <w:lsdException w:unhideWhenUsed="0" w:uiPriority="0" w:semiHidden="0" w:name="Table Grid 4"/>
+    <w:lsdException w:unhideWhenUsed="0" w:uiPriority="0" w:semiHidden="0" w:name="Table Grid 5"/>
+    <w:lsdException w:unhideWhenUsed="0" w:uiPriority="0" w:semiHidden="0" w:name="Table Grid 6"/>
+    <w:lsdException w:unhideWhenUsed="0" w:uiPriority="0" w:semiHidden="0" w:name="Table Grid 7"/>
+    <w:lsdException w:unhideWhenUsed="0" w:uiPriority="0" w:semiHidden="0" w:name="Table Grid 8"/>
+    <w:lsdException w:unhideWhenUsed="0" w:uiPriority="0" w:semiHidden="0" w:name="Table List 1"/>
+    <w:lsdException w:unhideWhenUsed="0" w:uiPriority="0" w:semiHidden="0" w:name="Table List 2"/>
+    <w:lsdException w:unhideWhenUsed="0" w:uiPriority="0" w:semiHidden="0" w:name="Table List 3"/>
+    <w:lsdException w:unhideWhenUsed="0" w:uiPriority="0" w:semiHidden="0" w:name="Table List 4"/>
+    <w:lsdException w:unhideWhenUsed="0" w:uiPriority="0" w:semiHidden="0" w:name="Table List 5"/>
+    <w:lsdException w:unhideWhenUsed="0" w:uiPriority="0" w:semiHidden="0" w:name="Table List 6"/>
+    <w:lsdException w:unhideWhenUsed="0" w:uiPriority="0" w:semiHidden="0" w:name="Table List 7"/>
+    <w:lsdException w:unhideWhenUsed="0" w:uiPriority="0" w:semiHidden="0" w:name="Table List 8"/>
+    <w:lsdException w:unhideWhenUsed="0" w:uiPriority="0" w:semiHidden="0" w:name="Table 3D effects 1"/>
+    <w:lsdException w:unhideWhenUsed="0" w:uiPriority="0" w:semiHidden="0" w:name="Table 3D effects 2"/>
+    <w:lsdException w:unhideWhenUsed="0" w:uiPriority="0" w:semiHidden="0" w:name="Table 3D effects 3"/>
+    <w:lsdException w:unhideWhenUsed="0" w:uiPriority="0" w:semiHidden="0" w:name="Table Contemporary"/>
+    <w:lsdException w:unhideWhenUsed="0" w:uiPriority="0" w:semiHidden="0" w:name="Table Elegant"/>
+    <w:lsdException w:unhideWhenUsed="0" w:uiPriority="0" w:semiHidden="0" w:name="Table Professional"/>
+    <w:lsdException w:unhideWhenUsed="0" w:uiPriority="0" w:semiHidden="0" w:name="Table Subtle 1"/>
+    <w:lsdException w:unhideWhenUsed="0" w:uiPriority="0" w:semiHidden="0" w:name="Table Subtle 2"/>
+    <w:lsdException w:unhideWhenUsed="0" w:uiPriority="0" w:semiHidden="0" w:name="Table Web 1"/>
+    <w:lsdException w:unhideWhenUsed="0" w:uiPriority="0" w:semiHidden="0" w:name="Table Web 2"/>
+    <w:lsdException w:unhideWhenUsed="0" w:uiPriority="0" w:semiHidden="0" w:name="Table Web 3"/>
+    <w:lsdException w:unhideWhenUsed="0" w:uiPriority="0" w:semiHidden="0" w:name="Balloon Text"/>
+    <w:lsdException w:qFormat="1" w:unhideWhenUsed="0" w:uiPriority="0" w:semiHidden="0" w:name="Table Grid"/>
+    <w:lsdException w:unhideWhenUsed="0" w:uiPriority="0" w:semiHidden="0" w:name="Table Theme"/>
+    <w:lsdException w:unhideWhenUsed="0" w:uiPriority="60" w:semiHidden="0" w:name="Light Shading"/>
+    <w:lsdException w:unhideWhenUsed="0" w:uiPriority="61" w:semiHidden="0" w:name="Light List"/>
+    <w:lsdException w:unhideWhenUsed="0" w:uiPriority="62" w:semiHidden="0" w:name="Light Grid"/>
+    <w:lsdException w:unhideWhenUsed="0" w:uiPriority="63" w:semiHidden="0" w:name="Medium Shading 1"/>
+    <w:lsdException w:unhideWhenUsed="0" w:uiPriority="64" w:semiHidden="0" w:name="Medium Shading 2"/>
+    <w:lsdException w:unhideWhenUsed="0" w:uiPriority="65" w:semiHidden="0" w:name="Medium List 1"/>
+    <w:lsdException w:unhideWhenUsed="0" w:uiPriority="66" w:semiHidden="0" w:name="Medium List 2"/>
+    <w:lsdException w:unhideWhenUsed="0" w:uiPriority="67" w:semiHidden="0" w:name="Medium Grid 1"/>
+    <w:lsdException w:unhideWhenUsed="0" w:uiPriority="68" w:semiHidden="0" w:name="Medium Grid 2"/>
+    <w:lsdException w:unhideWhenUsed="0" w:uiPriority="69" w:semiHidden="0" w:name="Medium Grid 3"/>
+    <w:lsdException w:unhideWhenUsed="0" w:uiPriority="70" w:semiHidden="0" w:name="Dark List"/>
+    <w:lsdException w:unhideWhenUsed="0" w:uiPriority="71" w:semiHidden="0" w:name="Colorful Shading"/>
+    <w:lsdException w:unhideWhenUsed="0" w:uiPriority="72" w:semiHidden="0" w:name="Colorful List"/>
+    <w:lsdException w:unhideWhenUsed="0" w:uiPriority="73" w:semiHidden="0" w:name="Colorful Grid"/>
+    <w:lsdException w:unhideWhenUsed="0" w:uiPriority="60" w:semiHidden="0" w:name="Light Shading Accent 1"/>
+    <w:lsdException w:unhideWhenUsed="0" w:uiPriority="61" w:semiHidden="0" w:name="Light List Accent 1"/>
+    <w:lsdException w:unhideWhenUsed="0" w:uiPriority="62" w:semiHidden="0" w:name="Light Grid Accent 1"/>
+    <w:lsdException w:unhideWhenUsed="0" w:uiPriority="63" w:semiHidden="0" w:name="Medium Shading 1 Accent 1"/>
+    <w:lsdException w:unhideWhenUsed="0" w:uiPriority="64" w:semiHidden="0" w:name="Medium Shading 2 Accent 1"/>
+    <w:lsdException w:unhideWhenUsed="0" w:uiPriority="65" w:semiHidden="0" w:name="Medium List 1 Accent 1"/>
+    <w:lsdException w:unhideWhenUsed="0" w:uiPriority="66" w:semiHidden="0" w:name="Medium List 2 Accent 1"/>
+    <w:lsdException w:unhideWhenUsed="0" w:uiPriority="67" w:semiHidden="0" w:name="Medium Grid 1 Accent 1"/>
+    <w:lsdException w:unhideWhenUsed="0" w:uiPriority="68" w:semiHidden="0" w:name="Medium Grid 2 Accent 1"/>
+    <w:lsdException w:unhideWhenUsed="0" w:uiPriority="69" w:semiHidden="0" w:name="Medium Grid 3 Accent 1"/>
+    <w:lsdException w:unhideWhenUsed="0" w:uiPriority="70" w:semiHidden="0" w:name="Dark List Accent 1"/>
+    <w:lsdException w:unhideWhenUsed="0" w:uiPriority="71" w:semiHidden="0" w:name="Colorful Shading Accent 1"/>
+    <w:lsdException w:unhideWhenUsed="0" w:uiPriority="72" w:semiHidden="0" w:name="Colorful List Accent 1"/>
+    <w:lsdException w:unhideWhenUsed="0" w:uiPriority="73" w:semiHidden="0" w:name="Colorful Grid Accent 1"/>
+    <w:lsdException w:unhideWhenUsed="0" w:uiPriority="60" w:semiHidden="0" w:name="Light Shading Accent 2"/>
+    <w:lsdException w:unhideWhenUsed="0" w:uiPriority="61" w:semiHidden="0" w:name="Light List Accent 2"/>
+    <w:lsdException w:unhideWhenUsed="0" w:uiPriority="62" w:semiHidden="0" w:name="Light Grid Accent 2"/>
+    <w:lsdException w:unhideWhenUsed="0" w:uiPriority="63" w:semiHidden="0" w:name="Medium Shading 1 Accent 2"/>
+    <w:lsdException w:unhideWhenUsed="0" w:uiPriority="64" w:semiHidden="0" w:name="Medium Shading 2 Accent 2"/>
+    <w:lsdException w:unhideWhenUsed="0" w:uiPriority="65" w:semiHidden="0" w:name="Medium List 1 Accent 2"/>
+    <w:lsdException w:unhideWhenUsed="0" w:uiPriority="66" w:semiHidden="0" w:name="Medium List 2 Accent 2"/>
+    <w:lsdException w:unhideWhenUsed="0" w:uiPriority="67" w:semiHidden="0" w:name="Medium Grid 1 Accent 2"/>
+    <w:lsdException w:unhideWhenUsed="0" w:uiPriority="68" w:semiHidden="0" w:name="Medium Grid 2 Accent 2"/>
+    <w:lsdException w:unhideWhenUsed="0" w:uiPriority="69" w:semiHidden="0" w:name="Medium Grid 3 Accent 2"/>
+    <w:lsdException w:unhideWhenUsed="0" w:uiPriority="70" w:semiHidden="0" w:name="Dark List Accent 2"/>
+    <w:lsdException w:unhideWhenUsed="0" w:uiPriority="71" w:semiHidden="0" w:name="Colorful Shading Accent 2"/>
+    <w:lsdException w:unhideWhenUsed="0" w:uiPriority="72" w:semiHidden="0" w:name="Colorful List Accent 2"/>
+    <w:lsdException w:unhideWhenUsed="0" w:uiPriority="73" w:semiHidden="0" w:name="Colorful Grid Accent 2"/>
+    <w:lsdException w:unhideWhenUsed="0" w:uiPriority="60" w:semiHidden="0" w:name="Light Shading Accent 3"/>
+    <w:lsdException w:unhideWhenUsed="0" w:uiPriority="61" w:semiHidden="0" w:name="Light List Accent 3"/>
+    <w:lsdException w:unhideWhenUsed="0" w:uiPriority="62" w:semiHidden="0" w:name="Light Grid Accent 3"/>
+    <w:lsdException w:unhideWhenUsed="0" w:uiPriority="63" w:semiHidden="0" w:name="Medium Shading 1 Accent 3"/>
+    <w:lsdException w:unhideWhenUsed="0" w:uiPriority="64" w:semiHidden="0" w:name="Medium Shading 2 Accent 3"/>
+    <w:lsdException w:unhideWhenUsed="0" w:uiPriority="65" w:semiHidden="0" w:name="Medium List 1 Accent 3"/>
+    <w:lsdException w:unhideWhenUsed="0" w:uiPriority="66" w:semiHidden="0" w:name="Medium List 2 Accent 3"/>
+    <w:lsdException w:unhideWhenUsed="0" w:uiPriority="67" w:semiHidden="0" w:name="Medium Grid 1 Accent 3"/>
+    <w:lsdException w:unhideWhenUsed="0" w:uiPriority="68" w:semiHidden="0" w:name="Medium Grid 2 Accent 3"/>
+    <w:lsdException w:unhideWhenUsed="0" w:uiPriority="69" w:semiHidden="0" w:name="Medium Grid 3 Accent 3"/>
+    <w:lsdException w:unhideWhenUsed="0" w:uiPriority="70" w:semiHidden="0" w:name="Dark List Accent 3"/>
+    <w:lsdException w:unhideWhenUsed="0" w:uiPriority="71" w:semiHidden="0" w:name="Colorful Shading Accent 3"/>
+    <w:lsdException w:unhideWhenUsed="0" w:uiPriority="72" w:semiHidden="0" w:name="Colorful List Accent 3"/>
+    <w:lsdException w:unhideWhenUsed="0" w:uiPriority="73" w:semiHidden="0" w:name="Colorful Grid Accent 3"/>
+    <w:lsdException w:unhideWhenUsed="0" w:uiPriority="60" w:semiHidden="0" w:name="Light Shading Accent 4"/>
+    <w:lsdException w:unhideWhenUsed="0" w:uiPriority="61" w:semiHidden="0" w:name="Light List Accent 4"/>
+    <w:lsdException w:unhideWhenUsed="0" w:uiPriority="62" w:semiHidden="0" w:name="Light Grid Accent 4"/>
+    <w:lsdException w:unhideWhenUsed="0" w:uiPriority="63" w:semiHidden="0" w:name="Medium Shading 1 Accent 4"/>
+    <w:lsdException w:unhideWhenUsed="0" w:uiPriority="64" w:semiHidden="0" w:name="Medium Shading 2 Accent 4"/>
+    <w:lsdException w:unhideWhenUsed="0" w:uiPriority="65" w:semiHidden="0" w:name="Medium List 1 Accent 4"/>
+    <w:lsdException w:unhideWhenUsed="0" w:uiPriority="66" w:semiHidden="0" w:name="Medium List 2 Accent 4"/>
+    <w:lsdException w:unhideWhenUsed="0" w:uiPriority="67" w:semiHidden="0" w:name="Medium Grid 1 Accent 4"/>
+    <w:lsdException w:unhideWhenUsed="0" w:uiPriority="68" w:semiHidden="0" w:name="Medium Grid 2 Accent 4"/>
+    <w:lsdException w:unhideWhenUsed="0" w:uiPriority="69" w:semiHidden="0" w:name="Medium Grid 3 Accent 4"/>
+    <w:lsdException w:unhideWhenUsed="0" w:uiPriority="70" w:semiHidden="0" w:name="Dark List Accent 4"/>
+    <w:lsdException w:unhideWhenUsed="0" w:uiPriority="71" w:semiHidden="0" w:name="Colorful Shading Accent 4"/>
+    <w:lsdException w:unhideWhenUsed="0" w:uiPriority="72" w:semiHidden="0" w:name="Colorful List Accent 4"/>
+    <w:lsdException w:unhideWhenUsed="0" w:uiPriority="73" w:semiHidden="0" w:name="Colorful Grid Accent 4"/>
+    <w:lsdException w:unhideWhenUsed="0" w:uiPriority="60" w:semiHidden="0" w:name="Light Shading Accent 5"/>
+    <w:lsdException w:unhideWhenUsed="0" w:uiPriority="61" w:semiHidden="0" w:name="Light List Accent 5"/>
+    <w:lsdException w:unhideWhenUsed="0" w:uiPriority="62" w:semiHidden="0" w:name="Light Grid Accent 5"/>
+    <w:lsdException w:unhideWhenUsed="0" w:uiPriority="63" w:semiHidden="0" w:name="Medium Shading 1 Accent 5"/>
+    <w:lsdException w:unhideWhenUsed="0" w:uiPriority="64" w:semiHidden="0" w:name="Medium Shading 2 Accent 5"/>
+    <w:lsdException w:unhideWhenUsed="0" w:uiPriority="65" w:semiHidden="0" w:name="Medium List 1 Accent 5"/>
+    <w:lsdException w:unhideWhenUsed="0" w:uiPriority="66" w:semiHidden="0" w:name="Medium List 2 Accent 5"/>
+    <w:lsdException w:unhideWhenUsed="0" w:uiPriority="67" w:semiHidden="0" w:name="Medium Grid 1 Accent 5"/>
+    <w:lsdException w:unhideWhenUsed="0" w:uiPriority="68" w:semiHidden="0" w:name="Medium Grid 2 Accent 5"/>
+    <w:lsdException w:unhideWhenUsed="0" w:uiPriority="69" w:semiHidden="0" w:name="Medium Grid 3 Accent 5"/>
+    <w:lsdException w:unhideWhenUsed="0" w:uiPriority="70" w:semiHidden="0" w:name="Dark List Accent 5"/>
+    <w:lsdException w:unhideWhenUsed="0" w:uiPriority="71" w:semiHidden="0" w:name="Colorful Shading Accent 5"/>
+    <w:lsdException w:unhideWhenUsed="0" w:uiPriority="72" w:semiHidden="0" w:name="Colorful List Accent 5"/>
+    <w:lsdException w:unhideWhenUsed="0" w:uiPriority="73" w:semiHidden="0" w:name="Colorful Grid Accent 5"/>
+    <w:lsdException w:unhideWhenUsed="0" w:uiPriority="60" w:semiHidden="0" w:name="Light Shading Accent 6"/>
+    <w:lsdException w:unhideWhenUsed="0" w:uiPriority="61" w:semiHidden="0" w:name="Light List Accent 6"/>
+    <w:lsdException w:unhideWhenUsed="0" w:uiPriority="62" w:semiHidden="0" w:name="Light Grid Accent 6"/>
+    <w:lsdException w:unhideWhenUsed="0" w:uiPriority="63" w:semiHidden="0" w:name="Medium Shading 1 Accent 6"/>
+    <w:lsdException w:unhideWhenUsed="0" w:uiPriority="64" w:semiHidden="0" w:name="Medium Shading 2 Accent 6"/>
+    <w:lsdException w:unhideWhenUsed="0" w:uiPriority="65" w:semiHidden="0" w:name="Medium List 1 Accent 6"/>
+    <w:lsdException w:unhideWhenUsed="0" w:uiPriority="66" w:semiHidden="0" w:name="Medium List 2 Accent 6"/>
+    <w:lsdException w:unhideWhenUsed="0" w:uiPriority="67" w:semiHidden="0" w:name="Medium Grid 1 Accent 6"/>
+    <w:lsdException w:unhideWhenUsed="0" w:uiPriority="68" w:semiHidden="0" w:name="Medium Grid 2 Accent 6"/>
+    <w:lsdException w:unhideWhenUsed="0" w:uiPriority="69" w:semiHidden="0" w:name="Medium Grid 3 Accent 6"/>
+    <w:lsdException w:unhideWhenUsed="0" w:uiPriority="70" w:semiHidden="0" w:name="Dark List Accent 6"/>
+    <w:lsdException w:unhideWhenUsed="0" w:uiPriority="71" w:semiHidden="0" w:name="Colorful Shading Accent 6"/>
+    <w:lsdException w:unhideWhenUsed="0" w:uiPriority="72" w:semiHidden="0" w:name="Colorful List Accent 6"/>
+    <w:lsdException w:unhideWhenUsed="0" w:uiPriority="73" w:semiHidden="0" w:name="Colorful Grid Accent 6"/>
   </w:latentStyles>
-  <w:style w:type="paragraph" w:default="1" w:styleId="Normal">
+  <w:style w:type="paragraph" w:default="1" w:styleId="1">
     <w:name w:val="Normal"/>
     <w:qFormat/>
+    <w:uiPriority w:val="0"/>
     <w:pPr>
       <w:kinsoku w:val="0"/>
       <w:autoSpaceDE w:val="0"/>
@@ -4866,7 +5001,7 @@
       <w:textAlignment w:val="baseline"/>
     </w:pPr>
     <w:rPr>
-      <w:rFonts w:ascii="Arial" w:eastAsia="宋体" w:hAnsi="Arial" w:cs="Arial"/>
+      <w:rFonts w:ascii="Arial" w:hAnsi="Arial" w:eastAsia="宋体" w:cs="Arial"/>
       <w:snapToGrid w:val="0"/>
       <w:color w:val="000000"/>
       <w:kern w:val="0"/>
@@ -4875,11 +5010,12 @@
       <w:lang w:val="en-US" w:eastAsia="en-US" w:bidi="ar-SA"/>
     </w:rPr>
   </w:style>
-  <w:style w:type="paragraph" w:styleId="Heading1">
+  <w:style w:type="paragraph" w:styleId="2">
     <w:name w:val="heading 1"/>
-    <w:basedOn w:val="Normal"/>
-    <w:next w:val="Normal"/>
+    <w:basedOn w:val="1"/>
+    <w:next w:val="1"/>
     <w:qFormat/>
+    <w:uiPriority w:val="0"/>
     <w:pPr>
       <w:keepNext/>
       <w:keepLines/>
@@ -4897,12 +5033,13 @@
       <w:sz w:val="44"/>
     </w:rPr>
   </w:style>
-  <w:style w:type="paragraph" w:styleId="Heading2">
+  <w:style w:type="paragraph" w:styleId="3">
     <w:name w:val="heading 2"/>
-    <w:basedOn w:val="Normal"/>
-    <w:next w:val="Normal"/>
+    <w:basedOn w:val="1"/>
+    <w:next w:val="1"/>
     <w:unhideWhenUsed/>
     <w:qFormat/>
+    <w:uiPriority w:val="0"/>
     <w:pPr>
       <w:keepNext/>
       <w:keepLines/>
@@ -4915,18 +5052,19 @@
       <w:outlineLvl w:val="1"/>
     </w:pPr>
     <w:rPr>
-      <w:rFonts w:ascii="Arial" w:eastAsia="黑体" w:hAnsi="Arial"/>
+      <w:rFonts w:ascii="Arial" w:hAnsi="Arial" w:eastAsia="黑体"/>
       <w:b/>
       <w:sz w:val="32"/>
     </w:rPr>
   </w:style>
-  <w:style w:type="paragraph" w:styleId="Heading3">
+  <w:style w:type="paragraph" w:styleId="4">
     <w:name w:val="heading 3"/>
-    <w:basedOn w:val="Normal"/>
-    <w:next w:val="Normal"/>
+    <w:basedOn w:val="1"/>
+    <w:next w:val="1"/>
     <w:semiHidden/>
     <w:unhideWhenUsed/>
     <w:qFormat/>
+    <w:uiPriority w:val="0"/>
     <w:pPr>
       <w:keepNext/>
       <w:keepLines/>
@@ -4943,12 +5081,13 @@
       <w:sz w:val="32"/>
     </w:rPr>
   </w:style>
-  <w:style w:type="paragraph" w:styleId="Heading4">
+  <w:style w:type="paragraph" w:styleId="5">
     <w:name w:val="heading 4"/>
-    <w:basedOn w:val="Normal"/>
-    <w:next w:val="Normal"/>
+    <w:basedOn w:val="1"/>
+    <w:next w:val="1"/>
     <w:unhideWhenUsed/>
     <w:qFormat/>
+    <w:uiPriority w:val="0"/>
     <w:pPr>
       <w:keepNext/>
       <w:keepLines/>
@@ -4961,18 +5100,19 @@
       <w:outlineLvl w:val="3"/>
     </w:pPr>
     <w:rPr>
-      <w:rFonts w:ascii="Arial" w:eastAsia="黑体" w:hAnsi="Arial"/>
+      <w:rFonts w:ascii="Arial" w:hAnsi="Arial" w:eastAsia="黑体"/>
       <w:b/>
       <w:sz w:val="28"/>
     </w:rPr>
   </w:style>
-  <w:style w:type="paragraph" w:styleId="Heading5">
+  <w:style w:type="paragraph" w:styleId="6">
     <w:name w:val="heading 5"/>
-    <w:basedOn w:val="Normal"/>
-    <w:next w:val="Normal"/>
+    <w:basedOn w:val="1"/>
+    <w:next w:val="1"/>
     <w:semiHidden/>
     <w:unhideWhenUsed/>
     <w:qFormat/>
+    <w:uiPriority w:val="0"/>
     <w:pPr>
       <w:keepNext/>
       <w:keepLines/>
@@ -4989,13 +5129,14 @@
       <w:sz w:val="28"/>
     </w:rPr>
   </w:style>
-  <w:style w:type="paragraph" w:styleId="Heading6">
+  <w:style w:type="paragraph" w:styleId="7">
     <w:name w:val="heading 6"/>
-    <w:basedOn w:val="Normal"/>
-    <w:next w:val="Normal"/>
+    <w:basedOn w:val="1"/>
+    <w:next w:val="1"/>
     <w:semiHidden/>
     <w:unhideWhenUsed/>
     <w:qFormat/>
+    <w:uiPriority w:val="0"/>
     <w:pPr>
       <w:keepNext/>
       <w:keepLines/>
@@ -5008,18 +5149,19 @@
       <w:outlineLvl w:val="5"/>
     </w:pPr>
     <w:rPr>
-      <w:rFonts w:ascii="Arial" w:eastAsia="黑体" w:hAnsi="Arial"/>
+      <w:rFonts w:ascii="Arial" w:hAnsi="Arial" w:eastAsia="黑体"/>
       <w:b/>
       <w:sz w:val="24"/>
     </w:rPr>
   </w:style>
-  <w:style w:type="paragraph" w:styleId="Heading7">
+  <w:style w:type="paragraph" w:styleId="8">
     <w:name w:val="heading 7"/>
-    <w:basedOn w:val="Normal"/>
-    <w:next w:val="Normal"/>
+    <w:basedOn w:val="1"/>
+    <w:next w:val="1"/>
     <w:semiHidden/>
     <w:unhideWhenUsed/>
     <w:qFormat/>
+    <w:uiPriority w:val="0"/>
     <w:pPr>
       <w:keepNext/>
       <w:keepLines/>
@@ -5036,13 +5178,14 @@
       <w:sz w:val="24"/>
     </w:rPr>
   </w:style>
-  <w:style w:type="paragraph" w:styleId="Heading8">
+  <w:style w:type="paragraph" w:styleId="9">
     <w:name w:val="heading 8"/>
-    <w:basedOn w:val="Normal"/>
-    <w:next w:val="Normal"/>
+    <w:basedOn w:val="1"/>
+    <w:next w:val="1"/>
     <w:semiHidden/>
     <w:unhideWhenUsed/>
     <w:qFormat/>
+    <w:uiPriority w:val="0"/>
     <w:pPr>
       <w:keepNext/>
       <w:keepLines/>
@@ -5055,17 +5198,18 @@
       <w:outlineLvl w:val="7"/>
     </w:pPr>
     <w:rPr>
-      <w:rFonts w:ascii="Arial" w:eastAsia="黑体" w:hAnsi="Arial"/>
+      <w:rFonts w:ascii="Arial" w:hAnsi="Arial" w:eastAsia="黑体"/>
       <w:sz w:val="24"/>
     </w:rPr>
   </w:style>
-  <w:style w:type="paragraph" w:styleId="Heading9">
+  <w:style w:type="paragraph" w:styleId="10">
     <w:name w:val="heading 9"/>
-    <w:basedOn w:val="Normal"/>
-    <w:next w:val="Normal"/>
+    <w:basedOn w:val="1"/>
+    <w:next w:val="1"/>
     <w:semiHidden/>
     <w:unhideWhenUsed/>
     <w:qFormat/>
+    <w:uiPriority w:val="0"/>
     <w:pPr>
       <w:keepNext/>
       <w:keepLines/>
@@ -5078,19 +5222,21 @@
       <w:outlineLvl w:val="8"/>
     </w:pPr>
     <w:rPr>
-      <w:rFonts w:ascii="Arial" w:eastAsia="黑体" w:hAnsi="Arial"/>
+      <w:rFonts w:ascii="Arial" w:hAnsi="Arial" w:eastAsia="黑体"/>
       <w:sz w:val="21"/>
     </w:rPr>
   </w:style>
-  <w:style w:type="character" w:default="1" w:styleId="DefaultParagraphFont">
+  <w:style w:type="character" w:default="1" w:styleId="22">
     <w:name w:val="Default Paragraph Font"/>
     <w:semiHidden/>
     <w:qFormat/>
+    <w:uiPriority w:val="0"/>
   </w:style>
-  <w:style w:type="table" w:default="1" w:styleId="TableNormal">
+  <w:style w:type="table" w:default="1" w:styleId="20">
     <w:name w:val="Normal Table"/>
     <w:semiHidden/>
     <w:qFormat/>
+    <w:uiPriority w:val="0"/>
     <w:tblPr>
       <w:tblCellMar>
         <w:top w:w="0" w:type="dxa"/>
@@ -5100,39 +5246,43 @@
       </w:tblCellMar>
     </w:tblPr>
   </w:style>
-  <w:style w:type="paragraph" w:styleId="CommentText">
+  <w:style w:type="paragraph" w:styleId="11">
     <w:name w:val="annotation text"/>
-    <w:basedOn w:val="Normal"/>
+    <w:basedOn w:val="1"/>
     <w:qFormat/>
+    <w:uiPriority w:val="0"/>
     <w:pPr>
       <w:jc w:val="left"/>
     </w:pPr>
   </w:style>
-  <w:style w:type="paragraph" w:styleId="BodyText">
+  <w:style w:type="paragraph" w:styleId="12">
     <w:name w:val="Body Text"/>
-    <w:basedOn w:val="Normal"/>
+    <w:basedOn w:val="1"/>
     <w:semiHidden/>
     <w:qFormat/>
+    <w:uiPriority w:val="0"/>
     <w:rPr>
-      <w:rFonts w:ascii="Arial" w:eastAsia="Arial" w:hAnsi="Arial" w:cs="Arial"/>
+      <w:rFonts w:ascii="Arial" w:hAnsi="Arial" w:eastAsia="Arial" w:cs="Arial"/>
       <w:sz w:val="21"/>
       <w:szCs w:val="21"/>
       <w:lang w:val="en-US" w:eastAsia="en-US" w:bidi="ar-SA"/>
     </w:rPr>
   </w:style>
-  <w:style w:type="paragraph" w:styleId="TOC3">
+  <w:style w:type="paragraph" w:styleId="13">
     <w:name w:val="toc 3"/>
-    <w:basedOn w:val="Normal"/>
-    <w:next w:val="Normal"/>
+    <w:basedOn w:val="1"/>
+    <w:next w:val="1"/>
     <w:qFormat/>
+    <w:uiPriority w:val="0"/>
     <w:pPr>
       <w:ind w:left="840" w:leftChars="400"/>
     </w:pPr>
   </w:style>
-  <w:style w:type="paragraph" w:styleId="Footer">
+  <w:style w:type="paragraph" w:styleId="14">
     <w:name w:val="footer"/>
-    <w:basedOn w:val="Normal"/>
+    <w:basedOn w:val="1"/>
     <w:qFormat/>
+    <w:uiPriority w:val="0"/>
     <w:pPr>
       <w:tabs>
         <w:tab w:val="center" w:pos="4153"/>
@@ -5145,16 +5295,17 @@
       <w:sz w:val="18"/>
     </w:rPr>
   </w:style>
-  <w:style w:type="paragraph" w:styleId="Header">
+  <w:style w:type="paragraph" w:styleId="15">
     <w:name w:val="header"/>
-    <w:basedOn w:val="Normal"/>
+    <w:basedOn w:val="1"/>
     <w:qFormat/>
+    <w:uiPriority w:val="0"/>
     <w:pPr>
       <w:pBdr>
-        <w:top w:val="nil"/>
-        <w:left w:val="nil"/>
-        <w:bottom w:val="nil"/>
-        <w:right w:val="nil"/>
+        <w:top w:val="none" w:color="auto" w:sz="0" w:space="0"/>
+        <w:left w:val="none" w:color="auto" w:sz="0" w:space="0"/>
+        <w:bottom w:val="none" w:color="auto" w:sz="0" w:space="0"/>
+        <w:right w:val="none" w:color="auto" w:sz="0" w:space="0"/>
       </w:pBdr>
       <w:tabs>
         <w:tab w:val="center" w:pos="4153"/>
@@ -5169,37 +5320,41 @@
       <w:sz w:val="18"/>
     </w:rPr>
   </w:style>
-  <w:style w:type="paragraph" w:styleId="TOC1">
+  <w:style w:type="paragraph" w:styleId="16">
     <w:name w:val="toc 1"/>
-    <w:basedOn w:val="Normal"/>
-    <w:next w:val="Normal"/>
+    <w:basedOn w:val="1"/>
+    <w:next w:val="1"/>
     <w:qFormat/>
+    <w:uiPriority w:val="0"/>
     <w:rPr>
-      <w:rFonts w:ascii="Arial" w:eastAsia="Microsoft JhengHei" w:hAnsi="Arial"/>
+      <w:rFonts w:ascii="Arial" w:hAnsi="Arial" w:eastAsia="Microsoft JhengHei"/>
       <w:sz w:val="24"/>
     </w:rPr>
   </w:style>
-  <w:style w:type="paragraph" w:styleId="TOC2">
+  <w:style w:type="paragraph" w:styleId="17">
     <w:name w:val="toc 2"/>
-    <w:basedOn w:val="Normal"/>
-    <w:next w:val="Normal"/>
+    <w:basedOn w:val="1"/>
+    <w:next w:val="1"/>
     <w:qFormat/>
+    <w:uiPriority w:val="0"/>
     <w:pPr>
       <w:ind w:left="420" w:leftChars="200"/>
     </w:pPr>
   </w:style>
-  <w:style w:type="paragraph" w:styleId="NormalWeb">
+  <w:style w:type="paragraph" w:styleId="18">
     <w:name w:val="Normal (Web)"/>
-    <w:basedOn w:val="Normal"/>
+    <w:basedOn w:val="1"/>
     <w:qFormat/>
+    <w:uiPriority w:val="0"/>
     <w:rPr>
       <w:sz w:val="24"/>
     </w:rPr>
   </w:style>
-  <w:style w:type="paragraph" w:styleId="Title">
+  <w:style w:type="paragraph" w:styleId="19">
     <w:name w:val="Title"/>
-    <w:basedOn w:val="Normal"/>
+    <w:basedOn w:val="1"/>
     <w:qFormat/>
+    <w:uiPriority w:val="0"/>
     <w:pPr>
       <w:spacing w:before="240" w:beforeLines="0" w:beforeAutospacing="0" w:after="60" w:afterLines="0" w:afterAutospacing="0"/>
       <w:jc w:val="center"/>
@@ -5211,68 +5366,73 @@
       <w:sz w:val="32"/>
     </w:rPr>
   </w:style>
-  <w:style w:type="table" w:styleId="TableGrid">
+  <w:style w:type="table" w:styleId="21">
     <w:name w:val="Table Grid"/>
-    <w:basedOn w:val="TableNormal"/>
+    <w:basedOn w:val="20"/>
     <w:qFormat/>
+    <w:uiPriority w:val="0"/>
     <w:pPr>
       <w:widowControl w:val="0"/>
       <w:jc w:val="both"/>
     </w:pPr>
     <w:tblPr>
       <w:tblBorders>
-        <w:top w:val="single" w:sz="4" w:space="0" w:color="auto"/>
-        <w:left w:val="single" w:sz="4" w:space="0" w:color="auto"/>
-        <w:bottom w:val="single" w:sz="4" w:space="0" w:color="auto"/>
-        <w:right w:val="single" w:sz="4" w:space="0" w:color="auto"/>
-        <w:insideH w:val="single" w:sz="4" w:space="0" w:color="auto"/>
-        <w:insideV w:val="single" w:sz="4" w:space="0" w:color="auto"/>
+        <w:top w:val="single" w:color="auto" w:sz="4" w:space="0"/>
+        <w:left w:val="single" w:color="auto" w:sz="4" w:space="0"/>
+        <w:bottom w:val="single" w:color="auto" w:sz="4" w:space="0"/>
+        <w:right w:val="single" w:color="auto" w:sz="4" w:space="0"/>
+        <w:insideH w:val="single" w:color="auto" w:sz="4" w:space="0"/>
+        <w:insideV w:val="single" w:color="auto" w:sz="4" w:space="0"/>
       </w:tblBorders>
     </w:tblPr>
   </w:style>
-  <w:style w:type="character" w:styleId="Strong">
+  <w:style w:type="character" w:styleId="23">
     <w:name w:val="Strong"/>
-    <w:basedOn w:val="DefaultParagraphFont"/>
+    <w:basedOn w:val="22"/>
     <w:qFormat/>
+    <w:uiPriority w:val="0"/>
     <w:rPr>
       <w:b/>
     </w:rPr>
   </w:style>
-  <w:style w:type="paragraph" w:customStyle="1" w:styleId="a">
+  <w:style w:type="paragraph" w:customStyle="1" w:styleId="24">
     <w:name w:val="柴_公司名"/>
-    <w:basedOn w:val="Title"/>
+    <w:basedOn w:val="19"/>
     <w:qFormat/>
+    <w:uiPriority w:val="0"/>
     <w:pPr>
       <w:spacing w:after="600" w:afterLines="600"/>
     </w:pPr>
     <w:rPr>
-      <w:rFonts w:ascii="宋体" w:eastAsia="宋体" w:hAnsi="宋体" w:cs="宋体" w:hint="eastAsia"/>
+      <w:rFonts w:hint="eastAsia" w:ascii="宋体" w:hAnsi="宋体" w:eastAsia="宋体" w:cs="宋体"/>
       <w:bCs/>
       <w:spacing w:val="-6"/>
       <w:sz w:val="52"/>
       <w:szCs w:val="52"/>
     </w:rPr>
   </w:style>
-  <w:style w:type="paragraph" w:customStyle="1" w:styleId="a0">
+  <w:style w:type="paragraph" w:customStyle="1" w:styleId="25">
     <w:name w:val="柴_文档名"/>
-    <w:basedOn w:val="Title"/>
+    <w:basedOn w:val="19"/>
     <w:qFormat/>
+    <w:uiPriority w:val="0"/>
     <w:pPr>
       <w:spacing w:after="900" w:afterLines="900"/>
     </w:pPr>
     <w:rPr>
-      <w:rFonts w:ascii="黑体" w:eastAsia="黑体" w:hAnsi="黑体" w:cs="黑体"/>
+      <w:rFonts w:ascii="黑体" w:hAnsi="黑体" w:eastAsia="黑体" w:cs="黑体"/>
       <w:bCs/>
       <w:spacing w:val="-7"/>
       <w:sz w:val="52"/>
       <w:szCs w:val="52"/>
     </w:rPr>
   </w:style>
-  <w:style w:type="table" w:customStyle="1" w:styleId="TableNormal0">
+  <w:style w:type="table" w:customStyle="1" w:styleId="26">
     <w:name w:val="Table Normal_0"/>
     <w:semiHidden/>
     <w:unhideWhenUsed/>
     <w:qFormat/>
+    <w:uiPriority w:val="0"/>
     <w:tblPr>
       <w:tblCellMar>
         <w:top w:w="0" w:type="dxa"/>
@@ -5282,81 +5442,87 @@
       </w:tblCellMar>
     </w:tblPr>
   </w:style>
-  <w:style w:type="paragraph" w:customStyle="1" w:styleId="TableText">
+  <w:style w:type="paragraph" w:customStyle="1" w:styleId="27">
     <w:name w:val="Table Text"/>
-    <w:basedOn w:val="Normal"/>
+    <w:basedOn w:val="1"/>
     <w:semiHidden/>
     <w:qFormat/>
+    <w:uiPriority w:val="0"/>
     <w:rPr>
-      <w:rFonts w:ascii="宋体" w:eastAsia="宋体" w:hAnsi="宋体" w:cs="宋体"/>
+      <w:rFonts w:ascii="宋体" w:hAnsi="宋体" w:eastAsia="宋体" w:cs="宋体"/>
       <w:sz w:val="21"/>
       <w:szCs w:val="21"/>
       <w:lang w:val="en-US" w:eastAsia="en-US" w:bidi="ar-SA"/>
     </w:rPr>
   </w:style>
-  <w:style w:type="paragraph" w:customStyle="1" w:styleId="1">
+  <w:style w:type="paragraph" w:customStyle="1" w:styleId="28">
     <w:name w:val="柴_标题1"/>
-    <w:basedOn w:val="Heading1"/>
-    <w:next w:val="a1"/>
-    <w:link w:val="1Char"/>
+    <w:basedOn w:val="2"/>
+    <w:next w:val="29"/>
+    <w:link w:val="38"/>
     <w:qFormat/>
+    <w:uiPriority w:val="0"/>
     <w:pPr>
       <w:spacing w:before="100" w:after="90" w:line="360" w:lineRule="auto"/>
     </w:pPr>
     <w:rPr>
-      <w:rFonts w:ascii="Arial" w:eastAsia="宋体" w:hAnsi="Arial"/>
+      <w:rFonts w:ascii="Arial" w:hAnsi="Arial" w:eastAsia="宋体"/>
       <w:sz w:val="32"/>
     </w:rPr>
   </w:style>
-  <w:style w:type="paragraph" w:customStyle="1" w:styleId="a1">
+  <w:style w:type="paragraph" w:customStyle="1" w:styleId="29">
     <w:name w:val="柴_正文"/>
-    <w:basedOn w:val="BodyText"/>
-    <w:link w:val="Char"/>
+    <w:basedOn w:val="12"/>
+    <w:link w:val="39"/>
     <w:qFormat/>
+    <w:uiPriority w:val="0"/>
     <w:pPr>
       <w:spacing w:line="360" w:lineRule="auto"/>
       <w:ind w:firstLine="470" w:firstLineChars="200"/>
     </w:pPr>
     <w:rPr>
-      <w:rFonts w:ascii="Arial" w:eastAsia="宋体" w:hAnsi="Arial"/>
+      <w:rFonts w:ascii="Arial" w:hAnsi="Arial" w:eastAsia="宋体"/>
       <w:sz w:val="24"/>
       <w:lang w:eastAsia="zh-CN"/>
     </w:rPr>
   </w:style>
-  <w:style w:type="paragraph" w:customStyle="1" w:styleId="2">
+  <w:style w:type="paragraph" w:customStyle="1" w:styleId="30">
     <w:name w:val="柴_标题2"/>
-    <w:basedOn w:val="Heading2"/>
-    <w:next w:val="a1"/>
+    <w:basedOn w:val="3"/>
+    <w:next w:val="29"/>
     <w:qFormat/>
+    <w:uiPriority w:val="0"/>
     <w:pPr>
       <w:spacing w:line="360" w:lineRule="auto"/>
     </w:pPr>
     <w:rPr>
-      <w:rFonts w:ascii="Arial" w:eastAsia="宋体" w:hAnsi="Arial"/>
+      <w:rFonts w:ascii="Arial" w:hAnsi="Arial" w:eastAsia="宋体"/>
       <w:sz w:val="28"/>
     </w:rPr>
   </w:style>
-  <w:style w:type="paragraph" w:customStyle="1" w:styleId="3">
+  <w:style w:type="paragraph" w:customStyle="1" w:styleId="31">
     <w:name w:val="柴_标题3"/>
-    <w:basedOn w:val="Heading3"/>
-    <w:next w:val="a1"/>
+    <w:basedOn w:val="4"/>
+    <w:next w:val="29"/>
     <w:qFormat/>
+    <w:uiPriority w:val="0"/>
     <w:pPr>
       <w:spacing w:line="360" w:lineRule="auto"/>
       <w:ind w:left="0" w:firstLine="472" w:firstLineChars="200"/>
     </w:pPr>
     <w:rPr>
-      <w:rFonts w:ascii="宋体" w:eastAsia="宋体" w:hAnsi="宋体" w:cs="宋体"/>
+      <w:rFonts w:ascii="宋体" w:hAnsi="宋体" w:eastAsia="宋体" w:cs="宋体"/>
       <w:spacing w:val="-2"/>
       <w:sz w:val="24"/>
       <w:szCs w:val="24"/>
     </w:rPr>
   </w:style>
-  <w:style w:type="paragraph" w:customStyle="1" w:styleId="a2">
+  <w:style w:type="paragraph" w:customStyle="1" w:styleId="32">
     <w:name w:val="柴_目录"/>
-    <w:basedOn w:val="Normal"/>
-    <w:next w:val="BodyText"/>
+    <w:basedOn w:val="1"/>
+    <w:next w:val="12"/>
     <w:qFormat/>
+    <w:uiPriority w:val="0"/>
     <w:pPr>
       <w:tabs>
         <w:tab w:val="right" w:leader="dot" w:pos="8442"/>
@@ -5364,59 +5530,64 @@
       <w:ind w:left="0" w:leftChars="0"/>
     </w:pPr>
     <w:rPr>
-      <w:rFonts w:ascii="Arial" w:eastAsia="Microsoft JhengHei" w:hAnsi="Arial"/>
+      <w:rFonts w:ascii="Arial" w:hAnsi="Arial" w:eastAsia="Microsoft JhengHei"/>
       <w:sz w:val="24"/>
     </w:rPr>
   </w:style>
-  <w:style w:type="paragraph" w:customStyle="1" w:styleId="WPSOffice1">
+  <w:style w:type="paragraph" w:customStyle="1" w:styleId="33">
     <w:name w:val="WPSOffice手动目录 1"/>
     <w:qFormat/>
+    <w:uiPriority w:val="0"/>
     <w:pPr>
       <w:ind w:leftChars="0"/>
     </w:pPr>
     <w:rPr>
-      <w:rFonts w:ascii="Times New Roman" w:eastAsia="宋体" w:hAnsi="Times New Roman" w:cs="Times New Roman"/>
+      <w:rFonts w:ascii="Times New Roman" w:hAnsi="Times New Roman" w:eastAsia="宋体" w:cs="Times New Roman"/>
       <w:sz w:val="20"/>
       <w:szCs w:val="20"/>
     </w:rPr>
   </w:style>
-  <w:style w:type="paragraph" w:customStyle="1" w:styleId="WPSOffice2">
+  <w:style w:type="paragraph" w:customStyle="1" w:styleId="34">
     <w:name w:val="WPSOffice手动目录 2"/>
     <w:qFormat/>
+    <w:uiPriority w:val="0"/>
     <w:pPr>
       <w:ind w:leftChars="200"/>
     </w:pPr>
     <w:rPr>
-      <w:rFonts w:ascii="Times New Roman" w:eastAsia="宋体" w:hAnsi="Times New Roman" w:cs="Times New Roman"/>
+      <w:rFonts w:ascii="Times New Roman" w:hAnsi="Times New Roman" w:eastAsia="宋体" w:cs="Times New Roman"/>
       <w:sz w:val="20"/>
       <w:szCs w:val="20"/>
     </w:rPr>
   </w:style>
-  <w:style w:type="paragraph" w:customStyle="1" w:styleId="WPSOffice3">
+  <w:style w:type="paragraph" w:customStyle="1" w:styleId="35">
     <w:name w:val="WPSOffice手动目录 3"/>
     <w:qFormat/>
+    <w:uiPriority w:val="0"/>
     <w:pPr>
       <w:ind w:leftChars="400"/>
     </w:pPr>
     <w:rPr>
-      <w:rFonts w:ascii="Times New Roman" w:eastAsia="宋体" w:hAnsi="Times New Roman" w:cs="Times New Roman"/>
+      <w:rFonts w:ascii="Times New Roman" w:hAnsi="Times New Roman" w:eastAsia="宋体" w:cs="Times New Roman"/>
       <w:sz w:val="20"/>
       <w:szCs w:val="20"/>
     </w:rPr>
   </w:style>
-  <w:style w:type="paragraph" w:customStyle="1" w:styleId="Compact">
+  <w:style w:type="paragraph" w:customStyle="1" w:styleId="36">
     <w:name w:val="Compact"/>
-    <w:basedOn w:val="BodyText"/>
+    <w:basedOn w:val="12"/>
     <w:qFormat/>
+    <w:uiPriority w:val="0"/>
     <w:pPr>
       <w:spacing w:before="36" w:after="36"/>
     </w:pPr>
   </w:style>
-  <w:style w:type="table" w:customStyle="1" w:styleId="Table">
+  <w:style w:type="table" w:customStyle="1" w:styleId="37">
     <w:name w:val="Table"/>
     <w:semiHidden/>
     <w:unhideWhenUsed/>
     <w:qFormat/>
+    <w:uiPriority w:val="0"/>
     <w:tblPr>
       <w:tblCellMar>
         <w:top w:w="0" w:type="dxa"/>
@@ -5428,35 +5599,38 @@
     <w:tblStylePr w:type="firstRow">
       <w:tcPr>
         <w:tcBorders>
-          <w:bottom w:val="single" w:sz="0" w:space="0" w:color="auto"/>
+          <w:bottom w:val="single" w:color="auto" w:sz="0" w:space="0"/>
         </w:tcBorders>
         <w:vAlign w:val="bottom"/>
       </w:tcPr>
     </w:tblStylePr>
   </w:style>
-  <w:style w:type="character" w:customStyle="1" w:styleId="1Char">
+  <w:style w:type="character" w:customStyle="1" w:styleId="38">
     <w:name w:val="柴_标题1 Char"/>
-    <w:link w:val="1"/>
+    <w:link w:val="28"/>
     <w:qFormat/>
+    <w:uiPriority w:val="0"/>
     <w:rPr>
-      <w:rFonts w:ascii="Arial" w:eastAsia="宋体" w:hAnsi="Arial"/>
+      <w:rFonts w:ascii="Arial" w:hAnsi="Arial" w:eastAsia="宋体"/>
       <w:sz w:val="32"/>
     </w:rPr>
   </w:style>
-  <w:style w:type="character" w:customStyle="1" w:styleId="Char">
+  <w:style w:type="character" w:customStyle="1" w:styleId="39">
     <w:name w:val="柴_正文 Char"/>
-    <w:link w:val="a1"/>
+    <w:link w:val="29"/>
     <w:qFormat/>
+    <w:uiPriority w:val="0"/>
     <w:rPr>
-      <w:rFonts w:ascii="Arial" w:eastAsia="宋体" w:hAnsi="Arial"/>
+      <w:rFonts w:ascii="Arial" w:hAnsi="Arial" w:eastAsia="宋体"/>
       <w:sz w:val="24"/>
       <w:lang w:eastAsia="zh-CN"/>
     </w:rPr>
   </w:style>
-  <w:style w:type="paragraph" w:customStyle="1" w:styleId="a3">
+  <w:style w:type="paragraph" w:customStyle="1" w:styleId="40">
     <w:name w:val="柴_正文_无缩进"/>
-    <w:basedOn w:val="Normal"/>
+    <w:basedOn w:val="1"/>
     <w:qFormat/>
+    <w:uiPriority w:val="0"/>
     <w:pPr>
       <w:ind w:firstLine="0" w:firstLineChars="0"/>
     </w:pPr>
@@ -5466,18 +5640,19 @@
       <w:lang w:eastAsia="zh-CN"/>
     </w:rPr>
   </w:style>
-  <w:style w:type="paragraph" w:customStyle="1" w:styleId="4">
+  <w:style w:type="paragraph" w:customStyle="1" w:styleId="41">
     <w:name w:val="柴_标题4"/>
-    <w:basedOn w:val="Heading4"/>
-    <w:next w:val="Normal"/>
+    <w:basedOn w:val="5"/>
+    <w:next w:val="1"/>
     <w:qFormat/>
+    <w:uiPriority w:val="0"/>
     <w:pPr>
       <w:widowControl w:val="0"/>
       <w:spacing w:before="160" w:line="360" w:lineRule="auto"/>
-      <w:ind w:left="981" w:hanging="862" w:leftChars="300"/>
+      <w:ind w:left="981" w:leftChars="300" w:hanging="862"/>
     </w:pPr>
     <w:rPr>
-      <w:rFonts w:ascii="Calibri" w:eastAsia="宋体" w:hAnsi="Calibri" w:cs="宋体" w:hint="eastAsia"/>
+      <w:rFonts w:hint="eastAsia" w:ascii="Calibri" w:hAnsi="Calibri" w:eastAsia="宋体" w:cs="宋体"/>
       <w:sz w:val="24"/>
       <w:szCs w:val="24"/>
       <w:lang w:eastAsia="zh-CN" w:bidi="zh-CN"/>
